--- a/COMP4431_Concept_Review.docx
+++ b/COMP4431_Concept_Review.docx
@@ -6274,6 +6274,3330 @@
         </w:tc>
       </w:tr>
     </w:tbl>
+    <w:p>
+      <w:pPr>
+        <w:pStyle w:val="Heading1"/>
+      </w:pPr>
+      <w:r>
+        <w:t>SUPPLEMENT — GAPS FROM LECTURE SLIDES (Round 3)</w:t>
+      </w:r>
+    </w:p>
+    <w:p>
+      <w:pPr>
+        <w:pStyle w:val="Heading2"/>
+      </w:pPr>
+      <w:r>
+        <w:t>L01 — AI Introduction: Missing Definitions</w:t>
+      </w:r>
+    </w:p>
+    <w:p>
+      <w:pPr>
+        <w:pStyle w:val="Heading3"/>
+      </w:pPr>
+      <w:r>
+        <w:t>Definition of Intelligence (verbatim from slide)</w:t>
+      </w:r>
+    </w:p>
+    <w:p>
+      <w:r>
+        <w:rPr>
+          <w:b w:val="0"/>
+        </w:rPr>
+        <w:t>"Quality that enables an entity to function appropriately and with foresight in its environment."</w:t>
+      </w:r>
+    </w:p>
+    <w:p>
+      <w:r>
+        <w:rPr>
+          <w:b w:val="0"/>
+        </w:rPr>
+        <w:t>Exam tip: this is the quotable one-liner. Not "human-like behaviour" — that is the Turing test framing.</w:t>
+      </w:r>
+    </w:p>
+    <w:p>
+      <w:pPr>
+        <w:pStyle w:val="Heading3"/>
+      </w:pPr>
+      <w:r>
+        <w:t>Rational Agent — 3 Specific Properties (verbatim from slide)</w:t>
+      </w:r>
+    </w:p>
+    <w:p>
+      <w:pPr>
+        <w:pStyle w:val="ListBullet"/>
+      </w:pPr>
+      <w:r>
+        <w:t>(1) Distinct from omniscience — does not require perfect knowledge</w:t>
+      </w:r>
+    </w:p>
+    <w:p>
+      <w:pPr>
+        <w:pStyle w:val="ListBullet"/>
+      </w:pPr>
+      <w:r>
+        <w:t>(2) Autonomous — behaviour is determined by its own experience (not just hard-coded by designer)</w:t>
+      </w:r>
+    </w:p>
+    <w:p>
+      <w:pPr>
+        <w:pStyle w:val="ListBullet"/>
+      </w:pPr>
+      <w:r>
+        <w:t>(3) Can perform actions to modify future percepts so as to obtain useful information</w:t>
+      </w:r>
+    </w:p>
+    <w:p>
+      <w:r>
+        <w:rPr>
+          <w:b w:val="0"/>
+        </w:rPr>
+        <w:t>MCQ trap: "rational = omniscient" → FALSE. Rational means best action given available information.</w:t>
+      </w:r>
+    </w:p>
+    <w:p>
+      <w:pPr>
+        <w:pStyle w:val="Heading3"/>
+      </w:pPr>
+      <w:r>
+        <w:t>AI History — 5 Phases with Key Characteristics</w:t>
+      </w:r>
+    </w:p>
+    <w:tbl>
+      <w:tblPr>
+        <w:tblStyle w:val="TableGrid"/>
+        <w:tblW w:type="auto" w:w="0"/>
+        <w:tblLook w:firstColumn="1" w:firstRow="1" w:lastColumn="0" w:lastRow="0" w:noHBand="0" w:noVBand="1" w:val="04A0"/>
+      </w:tblPr>
+      <w:tblGrid>
+        <w:gridCol w:w="5100"/>
+        <w:gridCol w:w="5100"/>
+      </w:tblGrid>
+      <w:tr>
+        <w:tc>
+          <w:tcPr>
+            <w:tcW w:type="dxa" w:w="5100"/>
+          </w:tcPr>
+          <w:p>
+            <w:r>
+              <w:rPr>
+                <w:b/>
+              </w:rPr>
+              <w:t>Phase</w:t>
+            </w:r>
+          </w:p>
+        </w:tc>
+        <w:tc>
+          <w:tcPr>
+            <w:tcW w:type="dxa" w:w="5100"/>
+          </w:tcPr>
+          <w:p>
+            <w:r>
+              <w:rPr>
+                <w:b/>
+              </w:rPr>
+              <w:t>Key Characteristics</w:t>
+            </w:r>
+          </w:p>
+        </w:tc>
+      </w:tr>
+      <w:tr>
+        <w:tc>
+          <w:tcPr>
+            <w:tcW w:type="dxa" w:w="5100"/>
+          </w:tcPr>
+          <w:p>
+            <w:r>
+              <w:t>Birth (1956)</w:t>
+            </w:r>
+          </w:p>
+        </w:tc>
+        <w:tc>
+          <w:tcPr>
+            <w:tcW w:type="dxa" w:w="5100"/>
+          </w:tcPr>
+          <w:p>
+            <w:r>
+              <w:t>Term coined by McCarthy at Dartmouth Conference. Search technologies, NLP, computer vision.</w:t>
+            </w:r>
+          </w:p>
+        </w:tc>
+      </w:tr>
+      <w:tr>
+        <w:tc>
+          <w:tcPr>
+            <w:tcW w:type="dxa" w:w="5100"/>
+          </w:tcPr>
+          <w:p>
+            <w:r>
+              <w:t>Golden Time</w:t>
+            </w:r>
+          </w:p>
+        </w:tc>
+        <w:tc>
+          <w:tcPr>
+            <w:tcW w:type="dxa" w:w="5100"/>
+          </w:tcPr>
+          <w:p>
+            <w:r>
+              <w:t>Knowledge revolution. Rise of Symbolicism — symbolic logic claimed to explain the character of mind.</w:t>
+            </w:r>
+          </w:p>
+        </w:tc>
+      </w:tr>
+      <w:tr>
+        <w:tc>
+          <w:tcPr>
+            <w:tcW w:type="dxa" w:w="5100"/>
+          </w:tcPr>
+          <w:p>
+            <w:r>
+              <w:t>Winter</w:t>
+            </w:r>
+          </w:p>
+        </w:tc>
+        <w:tc>
+          <w:tcPr>
+            <w:tcW w:type="dxa" w:w="5100"/>
+          </w:tcPr>
+          <w:p>
+            <w:r>
+              <w:t>Difficult to reproduce general intelligence. Funding cuts. AI promises not met.</w:t>
+            </w:r>
+          </w:p>
+        </w:tc>
+      </w:tr>
+      <w:tr>
+        <w:tc>
+          <w:tcPr>
+            <w:tcW w:type="dxa" w:w="5100"/>
+          </w:tcPr>
+          <w:p>
+            <w:r>
+              <w:t>Struggle</w:t>
+            </w:r>
+          </w:p>
+        </w:tc>
+        <w:tc>
+          <w:tcPr>
+            <w:tcW w:type="dxa" w:w="5100"/>
+          </w:tcPr>
+          <w:p>
+            <w:r>
+              <w:t>Rise of Machine Learning. Support Vector Machines. Statistical approaches gain ground.</w:t>
+            </w:r>
+          </w:p>
+        </w:tc>
+      </w:tr>
+      <w:tr>
+        <w:tc>
+          <w:tcPr>
+            <w:tcW w:type="dxa" w:w="5100"/>
+          </w:tcPr>
+          <w:p>
+            <w:r>
+              <w:t>Revival (now)</w:t>
+            </w:r>
+          </w:p>
+        </w:tc>
+        <w:tc>
+          <w:tcPr>
+            <w:tcW w:type="dxa" w:w="5100"/>
+          </w:tcPr>
+          <w:p>
+            <w:r>
+              <w:t>Deep learning. Success of Connectionism. Rise of Generative AI (LLMs, GANs).</w:t>
+            </w:r>
+          </w:p>
+        </w:tc>
+      </w:tr>
+    </w:tbl>
+    <w:p/>
+    <w:p>
+      <w:pPr>
+        <w:pStyle w:val="Heading2"/>
+      </w:pPr>
+      <w:r>
+        <w:t>L02 — Heuristic Search: Missing Definitions</w:t>
+      </w:r>
+    </w:p>
+    <w:p>
+      <w:pPr>
+        <w:pStyle w:val="Heading3"/>
+      </w:pPr>
+      <w:r>
+        <w:t>"Complete" — Formal Definition (from slide)</w:t>
+      </w:r>
+    </w:p>
+    <w:p>
+      <w:r>
+        <w:rPr>
+          <w:b w:val="0"/>
+        </w:rPr>
+        <w:t>Completeness: "Does it always find a solution if one exists?"</w:t>
+      </w:r>
+    </w:p>
+    <w:p>
+      <w:r>
+        <w:rPr>
+          <w:b w:val="0"/>
+        </w:rPr>
+        <w:t>BFS = Complete. DFS = NOT complete (infinite loops possible). A* = Complete (with finite branching).</w:t>
+      </w:r>
+    </w:p>
+    <w:p>
+      <w:pPr>
+        <w:pStyle w:val="Heading3"/>
+      </w:pPr>
+      <w:r>
+        <w:t>Iterative Deepening Search (IDS / IDDFS)</w:t>
+      </w:r>
+    </w:p>
+    <w:p>
+      <w:r>
+        <w:rPr>
+          <w:b w:val="0"/>
+        </w:rPr>
+        <w:t>IDS combines BFS completeness + DFS memory efficiency.</w:t>
+      </w:r>
+    </w:p>
+    <w:p>
+      <w:pPr>
+        <w:pStyle w:val="ListBullet"/>
+      </w:pPr>
+      <w:r>
+        <w:t>Run DFS with depth limit = 0. If no solution, increase limit to 1, 2, 3, ... until goal found.</w:t>
+      </w:r>
+    </w:p>
+    <w:p>
+      <w:pPr>
+        <w:pStyle w:val="ListBullet"/>
+      </w:pPr>
+      <w:r>
+        <w:t>Complete: Yes (will eventually reach goal depth). Optimal: Yes (like BFS, finds shallowest first).</w:t>
+      </w:r>
+    </w:p>
+    <w:p>
+      <w:pPr>
+        <w:pStyle w:val="ListBullet"/>
+      </w:pPr>
+      <w:r>
+        <w:t>Memory: O(b·d) — same as DFS. Time: O(b^d) — same as BFS (repeated work is small fraction).</w:t>
+      </w:r>
+    </w:p>
+    <w:p>
+      <w:r>
+        <w:rPr>
+          <w:b w:val="0"/>
+        </w:rPr>
+        <w:t>Exam answer: "IDS combines BFS completeness with DFS space efficiency by iteratively deepening the DFS depth limit."</w:t>
+      </w:r>
+    </w:p>
+    <w:p>
+      <w:pPr>
+        <w:pStyle w:val="Heading3"/>
+      </w:pPr>
+      <w:r>
+        <w:t>Algorithm Property Comparison Table</w:t>
+      </w:r>
+    </w:p>
+    <w:tbl>
+      <w:tblPr>
+        <w:tblStyle w:val="TableGrid"/>
+        <w:tblW w:type="auto" w:w="0"/>
+        <w:tblLook w:firstColumn="1" w:firstRow="1" w:lastColumn="0" w:lastRow="0" w:noHBand="0" w:noVBand="1" w:val="04A0"/>
+      </w:tblPr>
+      <w:tblGrid>
+        <w:gridCol w:w="2040"/>
+        <w:gridCol w:w="2040"/>
+        <w:gridCol w:w="2040"/>
+        <w:gridCol w:w="2040"/>
+        <w:gridCol w:w="2040"/>
+      </w:tblGrid>
+      <w:tr>
+        <w:tc>
+          <w:tcPr>
+            <w:tcW w:type="dxa" w:w="2040"/>
+          </w:tcPr>
+          <w:p>
+            <w:r>
+              <w:rPr>
+                <w:b/>
+              </w:rPr>
+              <w:t>Algorithm</w:t>
+            </w:r>
+          </w:p>
+        </w:tc>
+        <w:tc>
+          <w:tcPr>
+            <w:tcW w:type="dxa" w:w="2040"/>
+          </w:tcPr>
+          <w:p>
+            <w:r>
+              <w:rPr>
+                <w:b/>
+              </w:rPr>
+              <w:t>Complete?</w:t>
+            </w:r>
+          </w:p>
+        </w:tc>
+        <w:tc>
+          <w:tcPr>
+            <w:tcW w:type="dxa" w:w="2040"/>
+          </w:tcPr>
+          <w:p>
+            <w:r>
+              <w:rPr>
+                <w:b/>
+              </w:rPr>
+              <w:t>Optimal?</w:t>
+            </w:r>
+          </w:p>
+        </w:tc>
+        <w:tc>
+          <w:tcPr>
+            <w:tcW w:type="dxa" w:w="2040"/>
+          </w:tcPr>
+          <w:p>
+            <w:r>
+              <w:rPr>
+                <w:b/>
+              </w:rPr>
+              <w:t>Time</w:t>
+            </w:r>
+          </w:p>
+        </w:tc>
+        <w:tc>
+          <w:tcPr>
+            <w:tcW w:type="dxa" w:w="2040"/>
+          </w:tcPr>
+          <w:p>
+            <w:r>
+              <w:rPr>
+                <w:b/>
+              </w:rPr>
+              <w:t>Memory</w:t>
+            </w:r>
+          </w:p>
+        </w:tc>
+      </w:tr>
+      <w:tr>
+        <w:tc>
+          <w:tcPr>
+            <w:tcW w:type="dxa" w:w="2040"/>
+          </w:tcPr>
+          <w:p>
+            <w:r>
+              <w:t>BFS</w:t>
+            </w:r>
+          </w:p>
+        </w:tc>
+        <w:tc>
+          <w:tcPr>
+            <w:tcW w:type="dxa" w:w="2040"/>
+          </w:tcPr>
+          <w:p>
+            <w:r>
+              <w:t>Yes</w:t>
+            </w:r>
+          </w:p>
+        </w:tc>
+        <w:tc>
+          <w:tcPr>
+            <w:tcW w:type="dxa" w:w="2040"/>
+          </w:tcPr>
+          <w:p>
+            <w:r>
+              <w:t>Yes (unit cost)</w:t>
+            </w:r>
+          </w:p>
+        </w:tc>
+        <w:tc>
+          <w:tcPr>
+            <w:tcW w:type="dxa" w:w="2040"/>
+          </w:tcPr>
+          <w:p>
+            <w:r>
+              <w:t>O(b^d)</w:t>
+            </w:r>
+          </w:p>
+        </w:tc>
+        <w:tc>
+          <w:tcPr>
+            <w:tcW w:type="dxa" w:w="2040"/>
+          </w:tcPr>
+          <w:p>
+            <w:r>
+              <w:t>O(b^d)</w:t>
+            </w:r>
+          </w:p>
+        </w:tc>
+      </w:tr>
+      <w:tr>
+        <w:tc>
+          <w:tcPr>
+            <w:tcW w:type="dxa" w:w="2040"/>
+          </w:tcPr>
+          <w:p>
+            <w:r>
+              <w:t>DFS</w:t>
+            </w:r>
+          </w:p>
+        </w:tc>
+        <w:tc>
+          <w:tcPr>
+            <w:tcW w:type="dxa" w:w="2040"/>
+          </w:tcPr>
+          <w:p>
+            <w:r>
+              <w:t>No</w:t>
+            </w:r>
+          </w:p>
+        </w:tc>
+        <w:tc>
+          <w:tcPr>
+            <w:tcW w:type="dxa" w:w="2040"/>
+          </w:tcPr>
+          <w:p>
+            <w:r>
+              <w:t>No</w:t>
+            </w:r>
+          </w:p>
+        </w:tc>
+        <w:tc>
+          <w:tcPr>
+            <w:tcW w:type="dxa" w:w="2040"/>
+          </w:tcPr>
+          <w:p>
+            <w:r>
+              <w:t>O(b^m)</w:t>
+            </w:r>
+          </w:p>
+        </w:tc>
+        <w:tc>
+          <w:tcPr>
+            <w:tcW w:type="dxa" w:w="2040"/>
+          </w:tcPr>
+          <w:p>
+            <w:r>
+              <w:t>O(b·m)</w:t>
+            </w:r>
+          </w:p>
+        </w:tc>
+      </w:tr>
+      <w:tr>
+        <w:tc>
+          <w:tcPr>
+            <w:tcW w:type="dxa" w:w="2040"/>
+          </w:tcPr>
+          <w:p>
+            <w:r>
+              <w:t>UCS</w:t>
+            </w:r>
+          </w:p>
+        </w:tc>
+        <w:tc>
+          <w:tcPr>
+            <w:tcW w:type="dxa" w:w="2040"/>
+          </w:tcPr>
+          <w:p>
+            <w:r>
+              <w:t>Yes</w:t>
+            </w:r>
+          </w:p>
+        </w:tc>
+        <w:tc>
+          <w:tcPr>
+            <w:tcW w:type="dxa" w:w="2040"/>
+          </w:tcPr>
+          <w:p>
+            <w:r>
+              <w:t>Yes</w:t>
+            </w:r>
+          </w:p>
+        </w:tc>
+        <w:tc>
+          <w:tcPr>
+            <w:tcW w:type="dxa" w:w="2040"/>
+          </w:tcPr>
+          <w:p>
+            <w:r>
+              <w:t>O(b^(C*/ε))</w:t>
+            </w:r>
+          </w:p>
+        </w:tc>
+        <w:tc>
+          <w:tcPr>
+            <w:tcW w:type="dxa" w:w="2040"/>
+          </w:tcPr>
+          <w:p>
+            <w:r>
+              <w:t>O(b^(C*/ε))</w:t>
+            </w:r>
+          </w:p>
+        </w:tc>
+      </w:tr>
+      <w:tr>
+        <w:tc>
+          <w:tcPr>
+            <w:tcW w:type="dxa" w:w="2040"/>
+          </w:tcPr>
+          <w:p>
+            <w:r>
+              <w:t>Greedy Best-First</w:t>
+            </w:r>
+          </w:p>
+        </w:tc>
+        <w:tc>
+          <w:tcPr>
+            <w:tcW w:type="dxa" w:w="2040"/>
+          </w:tcPr>
+          <w:p>
+            <w:r>
+              <w:t>No</w:t>
+            </w:r>
+          </w:p>
+        </w:tc>
+        <w:tc>
+          <w:tcPr>
+            <w:tcW w:type="dxa" w:w="2040"/>
+          </w:tcPr>
+          <w:p>
+            <w:r>
+              <w:t>No</w:t>
+            </w:r>
+          </w:p>
+        </w:tc>
+        <w:tc>
+          <w:tcPr>
+            <w:tcW w:type="dxa" w:w="2040"/>
+          </w:tcPr>
+          <w:p>
+            <w:r>
+              <w:t>O(b^m)</w:t>
+            </w:r>
+          </w:p>
+        </w:tc>
+        <w:tc>
+          <w:tcPr>
+            <w:tcW w:type="dxa" w:w="2040"/>
+          </w:tcPr>
+          <w:p>
+            <w:r>
+              <w:t>O(b^m)</w:t>
+            </w:r>
+          </w:p>
+        </w:tc>
+      </w:tr>
+      <w:tr>
+        <w:tc>
+          <w:tcPr>
+            <w:tcW w:type="dxa" w:w="2040"/>
+          </w:tcPr>
+          <w:p>
+            <w:r>
+              <w:t>A*</w:t>
+            </w:r>
+          </w:p>
+        </w:tc>
+        <w:tc>
+          <w:tcPr>
+            <w:tcW w:type="dxa" w:w="2040"/>
+          </w:tcPr>
+          <w:p>
+            <w:r>
+              <w:t>Yes</w:t>
+            </w:r>
+          </w:p>
+        </w:tc>
+        <w:tc>
+          <w:tcPr>
+            <w:tcW w:type="dxa" w:w="2040"/>
+          </w:tcPr>
+          <w:p>
+            <w:r>
+              <w:t>Yes (admissible h)</w:t>
+            </w:r>
+          </w:p>
+        </w:tc>
+        <w:tc>
+          <w:tcPr>
+            <w:tcW w:type="dxa" w:w="2040"/>
+          </w:tcPr>
+          <w:p>
+            <w:r>
+              <w:t>O(b^d)</w:t>
+            </w:r>
+          </w:p>
+        </w:tc>
+        <w:tc>
+          <w:tcPr>
+            <w:tcW w:type="dxa" w:w="2040"/>
+          </w:tcPr>
+          <w:p>
+            <w:r>
+              <w:t>O(b^d)</w:t>
+            </w:r>
+          </w:p>
+        </w:tc>
+      </w:tr>
+      <w:tr>
+        <w:tc>
+          <w:tcPr>
+            <w:tcW w:type="dxa" w:w="2040"/>
+          </w:tcPr>
+          <w:p>
+            <w:r>
+              <w:t>IDS</w:t>
+            </w:r>
+          </w:p>
+        </w:tc>
+        <w:tc>
+          <w:tcPr>
+            <w:tcW w:type="dxa" w:w="2040"/>
+          </w:tcPr>
+          <w:p>
+            <w:r>
+              <w:t>Yes</w:t>
+            </w:r>
+          </w:p>
+        </w:tc>
+        <w:tc>
+          <w:tcPr>
+            <w:tcW w:type="dxa" w:w="2040"/>
+          </w:tcPr>
+          <w:p>
+            <w:r>
+              <w:t>Yes (unit cost)</w:t>
+            </w:r>
+          </w:p>
+        </w:tc>
+        <w:tc>
+          <w:tcPr>
+            <w:tcW w:type="dxa" w:w="2040"/>
+          </w:tcPr>
+          <w:p>
+            <w:r>
+              <w:t>O(b^d)</w:t>
+            </w:r>
+          </w:p>
+        </w:tc>
+        <w:tc>
+          <w:tcPr>
+            <w:tcW w:type="dxa" w:w="2040"/>
+          </w:tcPr>
+          <w:p>
+            <w:r>
+              <w:t>O(b·d)</w:t>
+            </w:r>
+          </w:p>
+        </w:tc>
+      </w:tr>
+    </w:tbl>
+    <w:p/>
+    <w:p>
+      <w:pPr>
+        <w:pStyle w:val="Heading2"/>
+      </w:pPr>
+      <w:r>
+        <w:t>L03 — Knowledge-Based Agent: Missing Content</w:t>
+      </w:r>
+    </w:p>
+    <w:p>
+      <w:pPr>
+        <w:pStyle w:val="Heading3"/>
+      </w:pPr>
+      <w:r>
+        <w:t>TELL/ASK Architecture of KB Agents</w:t>
+      </w:r>
+    </w:p>
+    <w:p>
+      <w:pPr>
+        <w:pStyle w:val="ListBullet"/>
+      </w:pPr>
+      <w:r>
+        <w:t>TELL: Agent tells the KB what it perceives (adds sentences to KB).</w:t>
+      </w:r>
+    </w:p>
+    <w:p>
+      <w:pPr>
+        <w:pStyle w:val="ListBullet"/>
+      </w:pPr>
+      <w:r>
+        <w:t>ASK: Agent asks the KB what action to take (inference engine queries KB).</w:t>
+      </w:r>
+    </w:p>
+    <w:p>
+      <w:pPr>
+        <w:pStyle w:val="ListBullet"/>
+      </w:pPr>
+      <w:r>
+        <w:t>Inference engine: applies logical rules to KB to derive new facts.</w:t>
+      </w:r>
+    </w:p>
+    <w:p>
+      <w:r>
+        <w:rPr>
+          <w:b w:val="0"/>
+        </w:rPr>
+        <w:t>Exam trap (past paper T/F): "A query adds sentences to the KB" → FALSE. TELL adds sentences. ASK only reads.</w:t>
+      </w:r>
+    </w:p>
+    <w:p>
+      <w:pPr>
+        <w:pStyle w:val="Heading3"/>
+      </w:pPr>
+      <w:r>
+        <w:t>Wumpus World — Step-by-Step Inference (model paragraph answer)</w:t>
+      </w:r>
+    </w:p>
+    <w:p>
+      <w:r>
+        <w:rPr>
+          <w:b w:val="0"/>
+        </w:rPr>
+        <w:t>Example: Agent starts at (1,1), perceives Breeze.</w:t>
+      </w:r>
+    </w:p>
+    <w:p>
+      <w:pPr>
+        <w:pStyle w:val="ListBullet"/>
+      </w:pPr>
+      <w:r>
+        <w:t>Breeze at (1,1) ↔ Pit in (1,2) OR Pit in (2,1)  [propositional rule]</w:t>
+      </w:r>
+    </w:p>
+    <w:p>
+      <w:pPr>
+        <w:pStyle w:val="ListBullet"/>
+      </w:pPr>
+      <w:r>
+        <w:t>Agent moves to (2,1), perceives no Breeze.</w:t>
+      </w:r>
+    </w:p>
+    <w:p>
+      <w:pPr>
+        <w:pStyle w:val="ListBullet"/>
+      </w:pPr>
+      <w:r>
+        <w:t>No Breeze at (2,1) ↔ No pit in (1,1), (2,2), (3,1)  [safe squares identified]</w:t>
+      </w:r>
+    </w:p>
+    <w:p>
+      <w:pPr>
+        <w:pStyle w:val="ListBullet"/>
+      </w:pPr>
+      <w:r>
+        <w:t>From original Breeze at (1,1) + No pit in (2,1) → MUST be Pit in (1,2)  [inference by elimination]</w:t>
+      </w:r>
+    </w:p>
+    <w:p>
+      <w:r>
+        <w:rPr>
+          <w:b w:val="0"/>
+        </w:rPr>
+        <w:t>Key point: KB agent uses logic (not probability) to derive certainties from percepts.</w:t>
+      </w:r>
+    </w:p>
+    <w:p>
+      <w:pPr>
+        <w:pStyle w:val="Heading2"/>
+      </w:pPr>
+      <w:r>
+        <w:t>L04 — Local Search: Missing Terminology</w:t>
+      </w:r>
+    </w:p>
+    <w:p>
+      <w:pPr>
+        <w:pStyle w:val="Heading3"/>
+      </w:pPr>
+      <w:r>
+        <w:t>Landscape of Search — Exact Slide Terminology</w:t>
+      </w:r>
+    </w:p>
+    <w:tbl>
+      <w:tblPr>
+        <w:tblStyle w:val="TableGrid"/>
+        <w:tblW w:type="auto" w:w="0"/>
+        <w:tblLook w:firstColumn="1" w:firstRow="1" w:lastColumn="0" w:lastRow="0" w:noHBand="0" w:noVBand="1" w:val="04A0"/>
+      </w:tblPr>
+      <w:tblGrid>
+        <w:gridCol w:w="5100"/>
+        <w:gridCol w:w="5100"/>
+      </w:tblGrid>
+      <w:tr>
+        <w:tc>
+          <w:tcPr>
+            <w:tcW w:type="dxa" w:w="5100"/>
+          </w:tcPr>
+          <w:p>
+            <w:r>
+              <w:rPr>
+                <w:b/>
+              </w:rPr>
+              <w:t>Term on Slide</w:t>
+            </w:r>
+          </w:p>
+        </w:tc>
+        <w:tc>
+          <w:tcPr>
+            <w:tcW w:type="dxa" w:w="5100"/>
+          </w:tcPr>
+          <w:p>
+            <w:r>
+              <w:rPr>
+                <w:b/>
+              </w:rPr>
+              <w:t>What it means</w:t>
+            </w:r>
+          </w:p>
+        </w:tc>
+      </w:tr>
+      <w:tr>
+        <w:tc>
+          <w:tcPr>
+            <w:tcW w:type="dxa" w:w="5100"/>
+          </w:tcPr>
+          <w:p>
+            <w:r>
+              <w:t>Global maximum</w:t>
+            </w:r>
+          </w:p>
+        </w:tc>
+        <w:tc>
+          <w:tcPr>
+            <w:tcW w:type="dxa" w:w="5100"/>
+          </w:tcPr>
+          <w:p>
+            <w:r>
+              <w:t>The single best solution in all of state space. Goal of search.</w:t>
+            </w:r>
+          </w:p>
+        </w:tc>
+      </w:tr>
+      <w:tr>
+        <w:tc>
+          <w:tcPr>
+            <w:tcW w:type="dxa" w:w="5100"/>
+          </w:tcPr>
+          <w:p>
+            <w:r>
+              <w:t>Local maximum</w:t>
+            </w:r>
+          </w:p>
+        </w:tc>
+        <w:tc>
+          <w:tcPr>
+            <w:tcW w:type="dxa" w:w="5100"/>
+          </w:tcPr>
+          <w:p>
+            <w:r>
+              <w:t>Better than all immediate neighbours but not globally best. Hill-climbing gets stuck here.</w:t>
+            </w:r>
+          </w:p>
+        </w:tc>
+      </w:tr>
+      <w:tr>
+        <w:tc>
+          <w:tcPr>
+            <w:tcW w:type="dxa" w:w="5100"/>
+          </w:tcPr>
+          <w:p>
+            <w:r>
+              <w:t>"Flat" local maximum</w:t>
+            </w:r>
+          </w:p>
+        </w:tc>
+        <w:tc>
+          <w:tcPr>
+            <w:tcW w:type="dxa" w:w="5100"/>
+          </w:tcPr>
+          <w:p>
+            <w:r>
+              <w:t>Plateau where all neighbours have equal value. No uphill direction — random restart needed.</w:t>
+            </w:r>
+          </w:p>
+        </w:tc>
+      </w:tr>
+      <w:tr>
+        <w:tc>
+          <w:tcPr>
+            <w:tcW w:type="dxa" w:w="5100"/>
+          </w:tcPr>
+          <w:p>
+            <w:r>
+              <w:t>Shoulder</w:t>
+            </w:r>
+          </w:p>
+        </w:tc>
+        <w:tc>
+          <w:tcPr>
+            <w:tcW w:type="dxa" w:w="5100"/>
+          </w:tcPr>
+          <w:p>
+            <w:r>
+              <w:t>A plateau that eventually slopes upward. Can escape with sideways moves.</w:t>
+            </w:r>
+          </w:p>
+        </w:tc>
+      </w:tr>
+      <w:tr>
+        <w:tc>
+          <w:tcPr>
+            <w:tcW w:type="dxa" w:w="5100"/>
+          </w:tcPr>
+          <w:p>
+            <w:r>
+              <w:t>Current state</w:t>
+            </w:r>
+          </w:p>
+        </w:tc>
+        <w:tc>
+          <w:tcPr>
+            <w:tcW w:type="dxa" w:w="5100"/>
+          </w:tcPr>
+          <w:p>
+            <w:r>
+              <w:t>The state hill-climbing is presently evaluating.</w:t>
+            </w:r>
+          </w:p>
+        </w:tc>
+      </w:tr>
+    </w:tbl>
+    <w:p/>
+    <w:p>
+      <w:r>
+        <w:rPr>
+          <w:b w:val="0"/>
+        </w:rPr>
+        <w:t>Exam tip: the slide uses "flat local maximum" with quotes — use this exact phrase. "Plateau" is acceptable but less precise.</w:t>
+      </w:r>
+    </w:p>
+    <w:p>
+      <w:pPr>
+        <w:pStyle w:val="Heading3"/>
+      </w:pPr>
+      <w:r>
+        <w:t>Local Search vs Path-Based Search (Conceptual Distinction)</w:t>
+      </w:r>
+    </w:p>
+    <w:p>
+      <w:pPr>
+        <w:pStyle w:val="ListBullet"/>
+      </w:pPr>
+      <w:r>
+        <w:t>Path-based search (BFS, A*, UCS): records the path from start to goal. Path matters.</w:t>
+      </w:r>
+    </w:p>
+    <w:p>
+      <w:pPr>
+        <w:pStyle w:val="ListBullet"/>
+      </w:pPr>
+      <w:r>
+        <w:t>Local search (HC, SA, GA): only the current state matters. Path is discarded.</w:t>
+      </w:r>
+    </w:p>
+    <w:p>
+      <w:pPr>
+        <w:pStyle w:val="ListBullet"/>
+      </w:pPr>
+      <w:r>
+        <w:t>Why local search: when the goal state itself is the solution (e.g., 8-queens board), not the path to it.</w:t>
+      </w:r>
+    </w:p>
+    <w:p>
+      <w:r>
+        <w:rPr>
+          <w:b w:val="0"/>
+        </w:rPr>
+        <w:t>Exam answer: "Hill-climbing is a local search because it only maintains the current state, not the path. It moves to the best neighbouring state iteratively without storing history."</w:t>
+      </w:r>
+    </w:p>
+    <w:p>
+      <w:pPr>
+        <w:pStyle w:val="Heading3"/>
+      </w:pPr>
+      <w:r>
+        <w:t>SA Cooling Schedule — What T = g(T) Means</w:t>
+      </w:r>
+    </w:p>
+    <w:p>
+      <w:pPr>
+        <w:pStyle w:val="ListBullet"/>
+      </w:pPr>
+      <w:r>
+        <w:t>SA pseudocode uses T = g(T) where g is the cooling schedule function.</w:t>
+      </w:r>
+    </w:p>
+    <w:p>
+      <w:pPr>
+        <w:pStyle w:val="ListBullet"/>
+      </w:pPr>
+      <w:r>
+        <w:t>Common form: T(t+1) = α × T(t), where 0 &lt; α &lt; 1 (e.g., α = 0.99).</w:t>
+      </w:r>
+    </w:p>
+    <w:p>
+      <w:pPr>
+        <w:pStyle w:val="ListBullet"/>
+      </w:pPr>
+      <w:r>
+        <w:t>High T (early): accepts bad moves freely → explores widely.</w:t>
+      </w:r>
+    </w:p>
+    <w:p>
+      <w:pPr>
+        <w:pStyle w:val="ListBullet"/>
+      </w:pPr>
+      <w:r>
+        <w:t>Low T (late): rarely accepts bad moves → exploits current good region.</w:t>
+      </w:r>
+    </w:p>
+    <w:p>
+      <w:pPr>
+        <w:pStyle w:val="ListBullet"/>
+      </w:pPr>
+      <w:r>
+        <w:t>If T decreases too fast → behaves like hill-climbing (stuck in local optima).</w:t>
+      </w:r>
+    </w:p>
+    <w:p>
+      <w:pPr>
+        <w:pStyle w:val="ListBullet"/>
+      </w:pPr>
+      <w:r>
+        <w:t>If T decreases too slow → wastes time exploring at random.</w:t>
+      </w:r>
+    </w:p>
+    <w:p>
+      <w:pPr>
+        <w:pStyle w:val="Heading3"/>
+      </w:pPr>
+      <w:r>
+        <w:t>GA Encoding for Specific Problem Types</w:t>
+      </w:r>
+    </w:p>
+    <w:tbl>
+      <w:tblPr>
+        <w:tblStyle w:val="TableGrid"/>
+        <w:tblW w:type="auto" w:w="0"/>
+        <w:tblLook w:firstColumn="1" w:firstRow="1" w:lastColumn="0" w:lastRow="0" w:noHBand="0" w:noVBand="1" w:val="04A0"/>
+      </w:tblPr>
+      <w:tblGrid>
+        <w:gridCol w:w="3400"/>
+        <w:gridCol w:w="3400"/>
+        <w:gridCol w:w="3400"/>
+      </w:tblGrid>
+      <w:tr>
+        <w:tc>
+          <w:tcPr>
+            <w:tcW w:type="dxa" w:w="3400"/>
+          </w:tcPr>
+          <w:p>
+            <w:r>
+              <w:rPr>
+                <w:b/>
+              </w:rPr>
+              <w:t>Problem</w:t>
+            </w:r>
+          </w:p>
+        </w:tc>
+        <w:tc>
+          <w:tcPr>
+            <w:tcW w:type="dxa" w:w="3400"/>
+          </w:tcPr>
+          <w:p>
+            <w:r>
+              <w:rPr>
+                <w:b/>
+              </w:rPr>
+              <w:t>Chromosome Encoding</w:t>
+            </w:r>
+          </w:p>
+        </w:tc>
+        <w:tc>
+          <w:tcPr>
+            <w:tcW w:type="dxa" w:w="3400"/>
+          </w:tcPr>
+          <w:p>
+            <w:r>
+              <w:rPr>
+                <w:b/>
+              </w:rPr>
+              <w:t>Fitness Function</w:t>
+            </w:r>
+          </w:p>
+        </w:tc>
+      </w:tr>
+      <w:tr>
+        <w:tc>
+          <w:tcPr>
+            <w:tcW w:type="dxa" w:w="3400"/>
+          </w:tcPr>
+          <w:p>
+            <w:r>
+              <w:t>Feature selection (1000 features, pick 100)</w:t>
+            </w:r>
+          </w:p>
+        </w:tc>
+        <w:tc>
+          <w:tcPr>
+            <w:tcW w:type="dxa" w:w="3400"/>
+          </w:tcPr>
+          <w:p>
+            <w:r>
+              <w:t>1000-bit binary string; 1=include, 0=exclude</w:t>
+            </w:r>
+          </w:p>
+        </w:tc>
+        <w:tc>
+          <w:tcPr>
+            <w:tcW w:type="dxa" w:w="3400"/>
+          </w:tcPr>
+          <w:p>
+            <w:r>
+              <w:t>SVM validation accuracy on selected features</w:t>
+            </w:r>
+          </w:p>
+        </w:tc>
+      </w:tr>
+      <w:tr>
+        <w:tc>
+          <w:tcPr>
+            <w:tcW w:type="dxa" w:w="3400"/>
+          </w:tcPr>
+          <w:p>
+            <w:r>
+              <w:t>8-queens</w:t>
+            </w:r>
+          </w:p>
+        </w:tc>
+        <w:tc>
+          <w:tcPr>
+            <w:tcW w:type="dxa" w:w="3400"/>
+          </w:tcPr>
+          <w:p>
+            <w:r>
+              <w:t>8-digit string; digit i = row of queen in column i</w:t>
+            </w:r>
+          </w:p>
+        </w:tc>
+        <w:tc>
+          <w:tcPr>
+            <w:tcW w:type="dxa" w:w="3400"/>
+          </w:tcPr>
+          <w:p>
+            <w:r>
+              <w:t>Number of non-attacking pairs</w:t>
+            </w:r>
+          </w:p>
+        </w:tc>
+      </w:tr>
+      <w:tr>
+        <w:tc>
+          <w:tcPr>
+            <w:tcW w:type="dxa" w:w="3400"/>
+          </w:tcPr>
+          <w:p>
+            <w:r>
+              <w:t>TSP</w:t>
+            </w:r>
+          </w:p>
+        </w:tc>
+        <w:tc>
+          <w:tcPr>
+            <w:tcW w:type="dxa" w:w="3400"/>
+          </w:tcPr>
+          <w:p>
+            <w:r>
+              <w:t>Permutation of city indices</w:t>
+            </w:r>
+          </w:p>
+        </w:tc>
+        <w:tc>
+          <w:tcPr>
+            <w:tcW w:type="dxa" w:w="3400"/>
+          </w:tcPr>
+          <w:p>
+            <w:r>
+              <w:t>Total tour length (minimise)</w:t>
+            </w:r>
+          </w:p>
+        </w:tc>
+      </w:tr>
+    </w:tbl>
+    <w:p/>
+    <w:p>
+      <w:pPr>
+        <w:pStyle w:val="Heading2"/>
+      </w:pPr>
+      <w:r>
+        <w:t>L05 — CSP &amp; Game Playing: Missing Content</w:t>
+      </w:r>
+    </w:p>
+    <w:p>
+      <w:pPr>
+        <w:pStyle w:val="Heading3"/>
+      </w:pPr>
+      <w:r>
+        <w:t>Forward Checking (CSP Speedup Strategy)</w:t>
+      </w:r>
+    </w:p>
+    <w:p>
+      <w:r>
+        <w:rPr>
+          <w:b w:val="0"/>
+        </w:rPr>
+        <w:t>After assigning a value to variable Xi, forward checking removes inconsistent values from the domains of all UNASSIGNED neighbours of Xi.</w:t>
+      </w:r>
+    </w:p>
+    <w:p>
+      <w:pPr>
+        <w:pStyle w:val="ListBullet"/>
+      </w:pPr>
+      <w:r>
+        <w:t>Effect: catches dead-ends early before recursing deeper into the search tree.</w:t>
+      </w:r>
+    </w:p>
+    <w:p>
+      <w:pPr>
+        <w:pStyle w:val="ListBullet"/>
+      </w:pPr>
+      <w:r>
+        <w:t>Example (map coloring, WA=Red): remove Red from NT domain and SA domain immediately.</w:t>
+      </w:r>
+    </w:p>
+    <w:p>
+      <w:pPr>
+        <w:pStyle w:val="ListBullet"/>
+      </w:pPr>
+      <w:r>
+        <w:t>If any unassigned variable has empty domain → backtrack immediately (don't recurse further).</w:t>
+      </w:r>
+    </w:p>
+    <w:p>
+      <w:r>
+        <w:rPr>
+          <w:b w:val="0"/>
+        </w:rPr>
+        <w:t>Exam answer: "Forward checking propagates constraints after each assignment by removing values that violate constraints from neighbouring unassigned variables, allowing early detection of failure."</w:t>
+      </w:r>
+    </w:p>
+    <w:p>
+      <w:pPr>
+        <w:pStyle w:val="Heading3"/>
+      </w:pPr>
+      <w:r>
+        <w:t>Arc Consistency (Stronger Constraint Propagation)</w:t>
+      </w:r>
+    </w:p>
+    <w:p>
+      <w:pPr>
+        <w:pStyle w:val="ListBullet"/>
+      </w:pPr>
+      <w:r>
+        <w:t>Arc (Xi → Xj) is consistent if for every value in Di there is some value in Dj that satisfies the constraint between Xi and Xj.</w:t>
+      </w:r>
+    </w:p>
+    <w:p>
+      <w:pPr>
+        <w:pStyle w:val="ListBullet"/>
+      </w:pPr>
+      <w:r>
+        <w:t>AC-3 algorithm: maintain a queue of arcs; when Di shrinks, re-add all arcs pointing to Xi.</w:t>
+      </w:r>
+    </w:p>
+    <w:p>
+      <w:pPr>
+        <w:pStyle w:val="ListBullet"/>
+      </w:pPr>
+      <w:r>
+        <w:t>Stronger than forward checking: catches inconsistencies further ahead.</w:t>
+      </w:r>
+    </w:p>
+    <w:p>
+      <w:pPr>
+        <w:pStyle w:val="ListBullet"/>
+      </w:pPr>
+      <w:r>
+        <w:t>Time complexity: O(cd³) where c = constraints, d = domain size.</w:t>
+      </w:r>
+    </w:p>
+    <w:p>
+      <w:pPr>
+        <w:pStyle w:val="Heading3"/>
+      </w:pPr>
+      <w:r>
+        <w:t>Backtracking Search for CSP (Base Algorithm)</w:t>
+      </w:r>
+    </w:p>
+    <w:p>
+      <w:pPr>
+        <w:pStyle w:val="ListBullet"/>
+      </w:pPr>
+      <w:r>
+        <w:t>1. SELECT an unassigned variable (using MCV heuristic).</w:t>
+      </w:r>
+    </w:p>
+    <w:p>
+      <w:pPr>
+        <w:pStyle w:val="ListBullet"/>
+      </w:pPr>
+      <w:r>
+        <w:t>2. ORDER its values (using LCV heuristic).</w:t>
+      </w:r>
+    </w:p>
+    <w:p>
+      <w:pPr>
+        <w:pStyle w:val="ListBullet"/>
+      </w:pPr>
+      <w:r>
+        <w:t>3. Assign next value. Check constraint satisfaction.</w:t>
+      </w:r>
+    </w:p>
+    <w:p>
+      <w:pPr>
+        <w:pStyle w:val="ListBullet"/>
+      </w:pPr>
+      <w:r>
+        <w:t>4. If consistent: recurse. If inconsistent: try next value (backtrack).</w:t>
+      </w:r>
+    </w:p>
+    <w:p>
+      <w:pPr>
+        <w:pStyle w:val="ListBullet"/>
+      </w:pPr>
+      <w:r>
+        <w:t>5. If all values fail: return FAILURE to caller.</w:t>
+      </w:r>
+    </w:p>
+    <w:p>
+      <w:r>
+        <w:rPr>
+          <w:b w:val="0"/>
+        </w:rPr>
+        <w:t>MCV, LCV, Degree heuristic, forward checking, and arc consistency are all accelerators for this base algorithm.</w:t>
+      </w:r>
+    </w:p>
+    <w:p>
+      <w:pPr>
+        <w:pStyle w:val="Heading3"/>
+      </w:pPr>
+      <w:r>
+        <w:t>Minimax Complexity + Alpha-Beta Improvement</w:t>
+      </w:r>
+    </w:p>
+    <w:tbl>
+      <w:tblPr>
+        <w:tblStyle w:val="TableGrid"/>
+        <w:tblW w:type="auto" w:w="0"/>
+        <w:tblLook w:firstColumn="1" w:firstRow="1" w:lastColumn="0" w:lastRow="0" w:noHBand="0" w:noVBand="1" w:val="04A0"/>
+      </w:tblPr>
+      <w:tblGrid>
+        <w:gridCol w:w="2550"/>
+        <w:gridCol w:w="2550"/>
+        <w:gridCol w:w="2550"/>
+        <w:gridCol w:w="2550"/>
+      </w:tblGrid>
+      <w:tr>
+        <w:tc>
+          <w:tcPr>
+            <w:tcW w:type="dxa" w:w="2550"/>
+          </w:tcPr>
+          <w:p>
+            <w:r>
+              <w:rPr>
+                <w:b/>
+              </w:rPr>
+              <w:t>Property</w:t>
+            </w:r>
+          </w:p>
+        </w:tc>
+        <w:tc>
+          <w:tcPr>
+            <w:tcW w:type="dxa" w:w="2550"/>
+          </w:tcPr>
+          <w:p>
+            <w:r>
+              <w:rPr>
+                <w:b/>
+              </w:rPr>
+              <w:t>Minimax</w:t>
+            </w:r>
+          </w:p>
+        </w:tc>
+        <w:tc>
+          <w:tcPr>
+            <w:tcW w:type="dxa" w:w="2550"/>
+          </w:tcPr>
+          <w:p>
+            <w:r>
+              <w:rPr>
+                <w:b/>
+              </w:rPr>
+              <w:t>Alpha-Beta (best case)</w:t>
+            </w:r>
+          </w:p>
+        </w:tc>
+        <w:tc>
+          <w:tcPr>
+            <w:tcW w:type="dxa" w:w="2550"/>
+          </w:tcPr>
+          <w:p>
+            <w:r>
+              <w:rPr>
+                <w:b/>
+              </w:rPr>
+              <w:t>Alpha-Beta (average)</w:t>
+            </w:r>
+          </w:p>
+        </w:tc>
+      </w:tr>
+      <w:tr>
+        <w:tc>
+          <w:tcPr>
+            <w:tcW w:type="dxa" w:w="2550"/>
+          </w:tcPr>
+          <w:p>
+            <w:r>
+              <w:t>Time complexity</w:t>
+            </w:r>
+          </w:p>
+        </w:tc>
+        <w:tc>
+          <w:tcPr>
+            <w:tcW w:type="dxa" w:w="2550"/>
+          </w:tcPr>
+          <w:p>
+            <w:r>
+              <w:t>O(b^m)</w:t>
+            </w:r>
+          </w:p>
+        </w:tc>
+        <w:tc>
+          <w:tcPr>
+            <w:tcW w:type="dxa" w:w="2550"/>
+          </w:tcPr>
+          <w:p>
+            <w:r>
+              <w:t>O(b^(m/2))</w:t>
+            </w:r>
+          </w:p>
+        </w:tc>
+        <w:tc>
+          <w:tcPr>
+            <w:tcW w:type="dxa" w:w="2550"/>
+          </w:tcPr>
+          <w:p>
+            <w:r>
+              <w:t>O(b^(3m/4))</w:t>
+            </w:r>
+          </w:p>
+        </w:tc>
+      </w:tr>
+      <w:tr>
+        <w:tc>
+          <w:tcPr>
+            <w:tcW w:type="dxa" w:w="2550"/>
+          </w:tcPr>
+          <w:p>
+            <w:r>
+              <w:t>Space complexity</w:t>
+            </w:r>
+          </w:p>
+        </w:tc>
+        <w:tc>
+          <w:tcPr>
+            <w:tcW w:type="dxa" w:w="2550"/>
+          </w:tcPr>
+          <w:p>
+            <w:r>
+              <w:t>O(bm)</w:t>
+            </w:r>
+          </w:p>
+        </w:tc>
+        <w:tc>
+          <w:tcPr>
+            <w:tcW w:type="dxa" w:w="2550"/>
+          </w:tcPr>
+          <w:p>
+            <w:r>
+              <w:t>O(bm)</w:t>
+            </w:r>
+          </w:p>
+        </w:tc>
+        <w:tc>
+          <w:tcPr>
+            <w:tcW w:type="dxa" w:w="2550"/>
+          </w:tcPr>
+          <w:p>
+            <w:r>
+              <w:t>O(bm)</w:t>
+            </w:r>
+          </w:p>
+        </w:tc>
+      </w:tr>
+      <w:tr>
+        <w:tc>
+          <w:tcPr>
+            <w:tcW w:type="dxa" w:w="2550"/>
+          </w:tcPr>
+          <w:p>
+            <w:r>
+              <w:t>Effective branching</w:t>
+            </w:r>
+          </w:p>
+        </w:tc>
+        <w:tc>
+          <w:tcPr>
+            <w:tcW w:type="dxa" w:w="2550"/>
+          </w:tcPr>
+          <w:p>
+            <w:r>
+              <w:t>b</w:t>
+            </w:r>
+          </w:p>
+        </w:tc>
+        <w:tc>
+          <w:tcPr>
+            <w:tcW w:type="dxa" w:w="2550"/>
+          </w:tcPr>
+          <w:p>
+            <w:r>
+              <w:t>sqrt(b)</w:t>
+            </w:r>
+          </w:p>
+        </w:tc>
+        <w:tc>
+          <w:tcPr>
+            <w:tcW w:type="dxa" w:w="2550"/>
+          </w:tcPr>
+          <w:p>
+            <w:r>
+              <w:t>b^(3/4)</w:t>
+            </w:r>
+          </w:p>
+        </w:tc>
+      </w:tr>
+      <w:tr>
+        <w:tc>
+          <w:tcPr>
+            <w:tcW w:type="dxa" w:w="2550"/>
+          </w:tcPr>
+          <w:p>
+            <w:r>
+              <w:t>Condition</w:t>
+            </w:r>
+          </w:p>
+        </w:tc>
+        <w:tc>
+          <w:tcPr>
+            <w:tcW w:type="dxa" w:w="2550"/>
+          </w:tcPr>
+          <w:p>
+            <w:r>
+              <w:t>—</w:t>
+            </w:r>
+          </w:p>
+        </w:tc>
+        <w:tc>
+          <w:tcPr>
+            <w:tcW w:type="dxa" w:w="2550"/>
+          </w:tcPr>
+          <w:p>
+            <w:r>
+              <w:t>Perfect move ordering</w:t>
+            </w:r>
+          </w:p>
+        </w:tc>
+        <w:tc>
+          <w:tcPr>
+            <w:tcW w:type="dxa" w:w="2550"/>
+          </w:tcPr>
+          <w:p>
+            <w:r>
+              <w:t>Random ordering</w:t>
+            </w:r>
+          </w:p>
+        </w:tc>
+      </w:tr>
+    </w:tbl>
+    <w:p/>
+    <w:p>
+      <w:r>
+        <w:rPr>
+          <w:b w:val="0"/>
+        </w:rPr>
+        <w:t>Key result: Alpha-Beta with perfect ordering can search twice as deep as Minimax in the same time.</w:t>
+      </w:r>
+    </w:p>
+    <w:p>
+      <w:pPr>
+        <w:pStyle w:val="Heading3"/>
+      </w:pPr>
+      <w:r>
+        <w:t>Evaluation Function / Cutoff-Test (Real Games)</w:t>
+      </w:r>
+    </w:p>
+    <w:p>
+      <w:pPr>
+        <w:pStyle w:val="ListBullet"/>
+      </w:pPr>
+      <w:r>
+        <w:t>Real games (chess) cannot reach terminal states within time limits.</w:t>
+      </w:r>
+    </w:p>
+    <w:p>
+      <w:pPr>
+        <w:pStyle w:val="ListBullet"/>
+      </w:pPr>
+      <w:r>
+        <w:t>Cutoff-test replaces Terminal-Test: stop at depth limit or quiescence (no immediate captures pending).</w:t>
+      </w:r>
+    </w:p>
+    <w:p>
+      <w:pPr>
+        <w:pStyle w:val="ListBullet"/>
+      </w:pPr>
+      <w:r>
+        <w:t>Eval(state): heuristic estimate of utility. E.g., for chess: material count = sum of piece values.</w:t>
+      </w:r>
+    </w:p>
+    <w:p>
+      <w:pPr>
+        <w:pStyle w:val="ListBullet"/>
+      </w:pPr>
+      <w:r>
+        <w:t>EVAL must agree with UTILITY on terminal states, and be fast to compute.</w:t>
+      </w:r>
+    </w:p>
+    <w:p>
+      <w:pPr>
+        <w:pStyle w:val="Heading2"/>
+      </w:pPr>
+      <w:r>
+        <w:t>L06 — Machine Learning: Missing Content</w:t>
+      </w:r>
+    </w:p>
+    <w:p>
+      <w:pPr>
+        <w:pStyle w:val="Heading3"/>
+      </w:pPr>
+      <w:r>
+        <w:t>Reinforcement Learning — Full Explanation</w:t>
+      </w:r>
+    </w:p>
+    <w:p>
+      <w:pPr>
+        <w:pStyle w:val="ListBullet"/>
+      </w:pPr>
+      <w:r>
+        <w:t>Agent interacts with an environment. At each step: observes state s, takes action a, receives reward r, transitions to next state s'.</w:t>
+      </w:r>
+    </w:p>
+    <w:p>
+      <w:pPr>
+        <w:pStyle w:val="ListBullet"/>
+      </w:pPr>
+      <w:r>
+        <w:t>Goal: learn a POLICY π(s) → a that maximises cumulative reward over time.</w:t>
+      </w:r>
+    </w:p>
+    <w:p>
+      <w:pPr>
+        <w:pStyle w:val="ListBullet"/>
+      </w:pPr>
+      <w:r>
+        <w:t>No labelled data. Agent learns from trial and error.</w:t>
+      </w:r>
+    </w:p>
+    <w:p>
+      <w:pPr>
+        <w:pStyle w:val="ListBullet"/>
+      </w:pPr>
+      <w:r>
+        <w:t>Key algorithms: Q-learning (learns Q(s,a) = expected future reward), Policy Gradient (directly optimises policy).</w:t>
+      </w:r>
+    </w:p>
+    <w:tbl>
+      <w:tblPr>
+        <w:tblStyle w:val="TableGrid"/>
+        <w:tblW w:type="auto" w:w="0"/>
+        <w:tblLook w:firstColumn="1" w:firstRow="1" w:lastColumn="0" w:lastRow="0" w:noHBand="0" w:noVBand="1" w:val="04A0"/>
+      </w:tblPr>
+      <w:tblGrid>
+        <w:gridCol w:w="2040"/>
+        <w:gridCol w:w="2040"/>
+        <w:gridCol w:w="2040"/>
+        <w:gridCol w:w="2040"/>
+        <w:gridCol w:w="2040"/>
+      </w:tblGrid>
+      <w:tr>
+        <w:tc>
+          <w:tcPr>
+            <w:tcW w:type="dxa" w:w="2040"/>
+          </w:tcPr>
+          <w:p>
+            <w:r>
+              <w:rPr>
+                <w:b/>
+              </w:rPr>
+              <w:t>ML Type</w:t>
+            </w:r>
+          </w:p>
+        </w:tc>
+        <w:tc>
+          <w:tcPr>
+            <w:tcW w:type="dxa" w:w="2040"/>
+          </w:tcPr>
+          <w:p>
+            <w:r>
+              <w:rPr>
+                <w:b/>
+              </w:rPr>
+              <w:t>Input</w:t>
+            </w:r>
+          </w:p>
+        </w:tc>
+        <w:tc>
+          <w:tcPr>
+            <w:tcW w:type="dxa" w:w="2040"/>
+          </w:tcPr>
+          <w:p>
+            <w:r>
+              <w:rPr>
+                <w:b/>
+              </w:rPr>
+              <w:t>Output</w:t>
+            </w:r>
+          </w:p>
+        </w:tc>
+        <w:tc>
+          <w:tcPr>
+            <w:tcW w:type="dxa" w:w="2040"/>
+          </w:tcPr>
+          <w:p>
+            <w:r>
+              <w:rPr>
+                <w:b/>
+              </w:rPr>
+              <w:t>Signal</w:t>
+            </w:r>
+          </w:p>
+        </w:tc>
+        <w:tc>
+          <w:tcPr>
+            <w:tcW w:type="dxa" w:w="2040"/>
+          </w:tcPr>
+          <w:p>
+            <w:r>
+              <w:rPr>
+                <w:b/>
+              </w:rPr>
+              <w:t>Example</w:t>
+            </w:r>
+          </w:p>
+        </w:tc>
+      </w:tr>
+      <w:tr>
+        <w:tc>
+          <w:tcPr>
+            <w:tcW w:type="dxa" w:w="2040"/>
+          </w:tcPr>
+          <w:p>
+            <w:r>
+              <w:t>Supervised</w:t>
+            </w:r>
+          </w:p>
+        </w:tc>
+        <w:tc>
+          <w:tcPr>
+            <w:tcW w:type="dxa" w:w="2040"/>
+          </w:tcPr>
+          <w:p>
+            <w:r>
+              <w:t>Labelled (X, y)</w:t>
+            </w:r>
+          </w:p>
+        </w:tc>
+        <w:tc>
+          <w:tcPr>
+            <w:tcW w:type="dxa" w:w="2040"/>
+          </w:tcPr>
+          <w:p>
+            <w:r>
+              <w:t>Prediction</w:t>
+            </w:r>
+          </w:p>
+        </w:tc>
+        <w:tc>
+          <w:tcPr>
+            <w:tcW w:type="dxa" w:w="2040"/>
+          </w:tcPr>
+          <w:p>
+            <w:r>
+              <w:t>Error vs label</w:t>
+            </w:r>
+          </w:p>
+        </w:tc>
+        <w:tc>
+          <w:tcPr>
+            <w:tcW w:type="dxa" w:w="2040"/>
+          </w:tcPr>
+          <w:p>
+            <w:r>
+              <w:t>Decision Tree, SVM, MLP</w:t>
+            </w:r>
+          </w:p>
+        </w:tc>
+      </w:tr>
+      <w:tr>
+        <w:tc>
+          <w:tcPr>
+            <w:tcW w:type="dxa" w:w="2040"/>
+          </w:tcPr>
+          <w:p>
+            <w:r>
+              <w:t>Unsupervised</w:t>
+            </w:r>
+          </w:p>
+        </w:tc>
+        <w:tc>
+          <w:tcPr>
+            <w:tcW w:type="dxa" w:w="2040"/>
+          </w:tcPr>
+          <w:p>
+            <w:r>
+              <w:t>Unlabelled X</w:t>
+            </w:r>
+          </w:p>
+        </w:tc>
+        <w:tc>
+          <w:tcPr>
+            <w:tcW w:type="dxa" w:w="2040"/>
+          </w:tcPr>
+          <w:p>
+            <w:r>
+              <w:t>Structure</w:t>
+            </w:r>
+          </w:p>
+        </w:tc>
+        <w:tc>
+          <w:tcPr>
+            <w:tcW w:type="dxa" w:w="2040"/>
+          </w:tcPr>
+          <w:p>
+            <w:r>
+              <w:t>None</w:t>
+            </w:r>
+          </w:p>
+        </w:tc>
+        <w:tc>
+          <w:tcPr>
+            <w:tcW w:type="dxa" w:w="2040"/>
+          </w:tcPr>
+          <w:p>
+            <w:r>
+              <w:t>K-means, RBM, PCA</w:t>
+            </w:r>
+          </w:p>
+        </w:tc>
+      </w:tr>
+      <w:tr>
+        <w:tc>
+          <w:tcPr>
+            <w:tcW w:type="dxa" w:w="2040"/>
+          </w:tcPr>
+          <w:p>
+            <w:r>
+              <w:t>Reinforcement</w:t>
+            </w:r>
+          </w:p>
+        </w:tc>
+        <w:tc>
+          <w:tcPr>
+            <w:tcW w:type="dxa" w:w="2040"/>
+          </w:tcPr>
+          <w:p>
+            <w:r>
+              <w:t>State s</w:t>
+            </w:r>
+          </w:p>
+        </w:tc>
+        <w:tc>
+          <w:tcPr>
+            <w:tcW w:type="dxa" w:w="2040"/>
+          </w:tcPr>
+          <w:p>
+            <w:r>
+              <w:t>Action a</w:t>
+            </w:r>
+          </w:p>
+        </w:tc>
+        <w:tc>
+          <w:tcPr>
+            <w:tcW w:type="dxa" w:w="2040"/>
+          </w:tcPr>
+          <w:p>
+            <w:r>
+              <w:t>Reward r</w:t>
+            </w:r>
+          </w:p>
+        </w:tc>
+        <w:tc>
+          <w:tcPr>
+            <w:tcW w:type="dxa" w:w="2040"/>
+          </w:tcPr>
+          <w:p>
+            <w:r>
+              <w:t>Q-learning, Game playing</w:t>
+            </w:r>
+          </w:p>
+        </w:tc>
+      </w:tr>
+    </w:tbl>
+    <w:p/>
+    <w:p>
+      <w:pPr>
+        <w:pStyle w:val="Heading3"/>
+      </w:pPr>
+      <w:r>
+        <w:t>Soft-Margin SVM (C Parameter)</w:t>
+      </w:r>
+    </w:p>
+    <w:p>
+      <w:pPr>
+        <w:pStyle w:val="ListBullet"/>
+      </w:pPr>
+      <w:r>
+        <w:t>Hard-margin SVM fails when data is not linearly separable.</w:t>
+      </w:r>
+    </w:p>
+    <w:p>
+      <w:pPr>
+        <w:pStyle w:val="ListBullet"/>
+      </w:pPr>
+      <w:r>
+        <w:t>Soft-margin SVM introduces slack variables ξᵢ ≥ 0 allowing some misclassification.</w:t>
+      </w:r>
+    </w:p>
+    <w:p>
+      <w:pPr>
+        <w:pStyle w:val="ListBullet"/>
+      </w:pPr>
+      <w:r>
+        <w:t>Objective: minimise ||w||² + C × Σξᵢ</w:t>
+      </w:r>
+    </w:p>
+    <w:p>
+      <w:pPr>
+        <w:pStyle w:val="ListBullet"/>
+      </w:pPr>
+      <w:r>
+        <w:t>C = regularisation parameter:</w:t>
+      </w:r>
+    </w:p>
+    <w:p>
+      <w:pPr>
+        <w:pStyle w:val="ListBullet"/>
+      </w:pPr>
+      <w:r>
+        <w:t xml:space="preserve">  Large C → small slack allowed → narrow margin, risk of overfitting</w:t>
+      </w:r>
+    </w:p>
+    <w:p>
+      <w:pPr>
+        <w:pStyle w:val="ListBullet"/>
+      </w:pPr>
+      <w:r>
+        <w:t xml:space="preserve">  Small C → large slack allowed → wider margin, more misclassification tolerated</w:t>
+      </w:r>
+    </w:p>
+    <w:p>
+      <w:r>
+        <w:rPr>
+          <w:b w:val="0"/>
+        </w:rPr>
+        <w:t>The kernel trick (RBF, polynomial) maps data to higher-dimensional space where it becomes linearly separable.</w:t>
+      </w:r>
+    </w:p>
+    <w:p>
+      <w:pPr>
+        <w:pStyle w:val="Heading3"/>
+      </w:pPr>
+      <w:r>
+        <w:t>K-means: Why Different Runs Give Different Results</w:t>
+      </w:r>
+    </w:p>
+    <w:p>
+      <w:pPr>
+        <w:pStyle w:val="ListBullet"/>
+      </w:pPr>
+      <w:r>
+        <w:t>K-means is sensitive to initialisation because it converges to the NEAREST local minimum, not the global minimum.</w:t>
+      </w:r>
+    </w:p>
+    <w:p>
+      <w:pPr>
+        <w:pStyle w:val="ListBullet"/>
+      </w:pPr>
+      <w:r>
+        <w:t>Different initial centroids → different Voronoi regions → different convergence.</w:t>
+      </w:r>
+    </w:p>
+    <w:p>
+      <w:pPr>
+        <w:pStyle w:val="ListBullet"/>
+      </w:pPr>
+      <w:r>
+        <w:t>Fix: K-means++ initialisation (spread initial centroids far apart using probability proportional to distance²).</w:t>
+      </w:r>
+    </w:p>
+    <w:p>
+      <w:pPr>
+        <w:pStyle w:val="ListBullet"/>
+      </w:pPr>
+      <w:r>
+        <w:t>Or: run K-means multiple times with different random seeds, keep best result (lowest inertia).</w:t>
+      </w:r>
+    </w:p>
+    <w:p>
+      <w:pPr>
+        <w:pStyle w:val="Heading2"/>
+      </w:pPr>
+      <w:r>
+        <w:t>L07 — Neural Networks: Missing Content</w:t>
+      </w:r>
+    </w:p>
+    <w:p>
+      <w:pPr>
+        <w:pStyle w:val="Heading3"/>
+      </w:pPr>
+      <w:r>
+        <w:t>XOR Problem — Why Perceptron Fails + MLP Solution</w:t>
+      </w:r>
+    </w:p>
+    <w:p>
+      <w:r>
+        <w:rPr>
+          <w:b w:val="0"/>
+        </w:rPr>
+        <w:t>XOR truth table:</w:t>
+      </w:r>
+    </w:p>
+    <w:tbl>
+      <w:tblPr>
+        <w:tblStyle w:val="TableGrid"/>
+        <w:tblW w:type="auto" w:w="0"/>
+        <w:tblLook w:firstColumn="1" w:firstRow="1" w:lastColumn="0" w:lastRow="0" w:noHBand="0" w:noVBand="1" w:val="04A0"/>
+      </w:tblPr>
+      <w:tblGrid>
+        <w:gridCol w:w="3400"/>
+        <w:gridCol w:w="3400"/>
+        <w:gridCol w:w="3400"/>
+      </w:tblGrid>
+      <w:tr>
+        <w:tc>
+          <w:tcPr>
+            <w:tcW w:type="dxa" w:w="3400"/>
+          </w:tcPr>
+          <w:p>
+            <w:r>
+              <w:rPr>
+                <w:b/>
+              </w:rPr>
+              <w:t>x1</w:t>
+            </w:r>
+          </w:p>
+        </w:tc>
+        <w:tc>
+          <w:tcPr>
+            <w:tcW w:type="dxa" w:w="3400"/>
+          </w:tcPr>
+          <w:p>
+            <w:r>
+              <w:rPr>
+                <w:b/>
+              </w:rPr>
+              <w:t>x2</w:t>
+            </w:r>
+          </w:p>
+        </w:tc>
+        <w:tc>
+          <w:tcPr>
+            <w:tcW w:type="dxa" w:w="3400"/>
+          </w:tcPr>
+          <w:p>
+            <w:r>
+              <w:rPr>
+                <w:b/>
+              </w:rPr>
+              <w:t>XOR output</w:t>
+            </w:r>
+          </w:p>
+        </w:tc>
+      </w:tr>
+      <w:tr>
+        <w:tc>
+          <w:tcPr>
+            <w:tcW w:type="dxa" w:w="3400"/>
+          </w:tcPr>
+          <w:p>
+            <w:r>
+              <w:t>0</w:t>
+            </w:r>
+          </w:p>
+        </w:tc>
+        <w:tc>
+          <w:tcPr>
+            <w:tcW w:type="dxa" w:w="3400"/>
+          </w:tcPr>
+          <w:p>
+            <w:r>
+              <w:t>0</w:t>
+            </w:r>
+          </w:p>
+        </w:tc>
+        <w:tc>
+          <w:tcPr>
+            <w:tcW w:type="dxa" w:w="3400"/>
+          </w:tcPr>
+          <w:p>
+            <w:r>
+              <w:t>0</w:t>
+            </w:r>
+          </w:p>
+        </w:tc>
+      </w:tr>
+      <w:tr>
+        <w:tc>
+          <w:tcPr>
+            <w:tcW w:type="dxa" w:w="3400"/>
+          </w:tcPr>
+          <w:p>
+            <w:r>
+              <w:t>0</w:t>
+            </w:r>
+          </w:p>
+        </w:tc>
+        <w:tc>
+          <w:tcPr>
+            <w:tcW w:type="dxa" w:w="3400"/>
+          </w:tcPr>
+          <w:p>
+            <w:r>
+              <w:t>1</w:t>
+            </w:r>
+          </w:p>
+        </w:tc>
+        <w:tc>
+          <w:tcPr>
+            <w:tcW w:type="dxa" w:w="3400"/>
+          </w:tcPr>
+          <w:p>
+            <w:r>
+              <w:t>1</w:t>
+            </w:r>
+          </w:p>
+        </w:tc>
+      </w:tr>
+      <w:tr>
+        <w:tc>
+          <w:tcPr>
+            <w:tcW w:type="dxa" w:w="3400"/>
+          </w:tcPr>
+          <w:p>
+            <w:r>
+              <w:t>1</w:t>
+            </w:r>
+          </w:p>
+        </w:tc>
+        <w:tc>
+          <w:tcPr>
+            <w:tcW w:type="dxa" w:w="3400"/>
+          </w:tcPr>
+          <w:p>
+            <w:r>
+              <w:t>0</w:t>
+            </w:r>
+          </w:p>
+        </w:tc>
+        <w:tc>
+          <w:tcPr>
+            <w:tcW w:type="dxa" w:w="3400"/>
+          </w:tcPr>
+          <w:p>
+            <w:r>
+              <w:t>1</w:t>
+            </w:r>
+          </w:p>
+        </w:tc>
+      </w:tr>
+      <w:tr>
+        <w:tc>
+          <w:tcPr>
+            <w:tcW w:type="dxa" w:w="3400"/>
+          </w:tcPr>
+          <w:p>
+            <w:r>
+              <w:t>1</w:t>
+            </w:r>
+          </w:p>
+        </w:tc>
+        <w:tc>
+          <w:tcPr>
+            <w:tcW w:type="dxa" w:w="3400"/>
+          </w:tcPr>
+          <w:p>
+            <w:r>
+              <w:t>1</w:t>
+            </w:r>
+          </w:p>
+        </w:tc>
+        <w:tc>
+          <w:tcPr>
+            <w:tcW w:type="dxa" w:w="3400"/>
+          </w:tcPr>
+          <w:p>
+            <w:r>
+              <w:t>0</w:t>
+            </w:r>
+          </w:p>
+        </w:tc>
+      </w:tr>
+    </w:tbl>
+    <w:p/>
+    <w:p>
+      <w:pPr>
+        <w:pStyle w:val="ListBullet"/>
+      </w:pPr>
+      <w:r>
+        <w:t>XOR is NOT linearly separable: no single straight line can separate (0,1) and (1,0) from (0,0) and (1,1).</w:t>
+      </w:r>
+    </w:p>
+    <w:p>
+      <w:pPr>
+        <w:pStyle w:val="ListBullet"/>
+      </w:pPr>
+      <w:r>
+        <w:t>Perceptron can only create linear decision boundaries → cannot solve XOR.</w:t>
+      </w:r>
+    </w:p>
+    <w:p>
+      <w:pPr>
+        <w:pStyle w:val="ListBullet"/>
+      </w:pPr>
+      <w:r>
+        <w:t>MLP solution: add a hidden layer. Hidden neurons create non-linear intermediate representations.</w:t>
+      </w:r>
+    </w:p>
+    <w:p>
+      <w:pPr>
+        <w:pStyle w:val="ListBullet"/>
+      </w:pPr>
+      <w:r>
+        <w:t>Hidden neuron 1: learns OR. Hidden neuron 2: learns NAND. Output: learns AND → XOR.</w:t>
+      </w:r>
+    </w:p>
+    <w:p>
+      <w:r>
+        <w:rPr>
+          <w:b w:val="0"/>
+        </w:rPr>
+        <w:t>Exam answer: "A perceptron cannot solve XOR because XOR is not linearly separable — no single hyperplane can correctly classify all four inputs. Adding a hidden layer in an MLP creates non-linear decision boundaries by composing multiple linear boundaries."</w:t>
+      </w:r>
+    </w:p>
+    <w:p>
+      <w:pPr>
+        <w:pStyle w:val="Heading3"/>
+      </w:pPr>
+      <w:r>
+        <w:t>Universal Approximation Theorem (Hornik 1989)</w:t>
+      </w:r>
+    </w:p>
+    <w:p>
+      <w:r>
+        <w:rPr>
+          <w:b w:val="0"/>
+        </w:rPr>
+        <w:t>Statement: A single hidden layer MLP with a sufficient number of neurons and a non-linear activation function can approximate any continuous function to arbitrary precision.</w:t>
+      </w:r>
+    </w:p>
+    <w:p>
+      <w:pPr>
+        <w:pStyle w:val="ListBullet"/>
+      </w:pPr>
+      <w:r>
+        <w:t>This is WHY MLPs are powerful: not because they are deep, but because they are non-linear.</w:t>
+      </w:r>
+    </w:p>
+    <w:p>
+      <w:pPr>
+        <w:pStyle w:val="ListBullet"/>
+      </w:pPr>
+      <w:r>
+        <w:t>Practical implication: 1 hidden layer is theoretically enough, but may need exponentially many neurons. Deeper networks are more efficient in practice.</w:t>
+      </w:r>
+    </w:p>
+    <w:p>
+      <w:pPr>
+        <w:pStyle w:val="ListBullet"/>
+      </w:pPr>
+      <w:r>
+        <w:t>Exam trap: "1 hidden layer MLP can learn any function" → TRUE (but may be impractically large).</w:t>
+      </w:r>
+    </w:p>
+    <w:p>
+      <w:pPr>
+        <w:pStyle w:val="Heading3"/>
+      </w:pPr>
+      <w:r>
+        <w:t>Gradient Descent Variants</w:t>
+      </w:r>
+    </w:p>
+    <w:tbl>
+      <w:tblPr>
+        <w:tblStyle w:val="TableGrid"/>
+        <w:tblW w:type="auto" w:w="0"/>
+        <w:tblLook w:firstColumn="1" w:firstRow="1" w:lastColumn="0" w:lastRow="0" w:noHBand="0" w:noVBand="1" w:val="04A0"/>
+      </w:tblPr>
+      <w:tblGrid>
+        <w:gridCol w:w="2550"/>
+        <w:gridCol w:w="2550"/>
+        <w:gridCol w:w="2550"/>
+        <w:gridCol w:w="2550"/>
+      </w:tblGrid>
+      <w:tr>
+        <w:tc>
+          <w:tcPr>
+            <w:tcW w:type="dxa" w:w="2550"/>
+          </w:tcPr>
+          <w:p>
+            <w:r>
+              <w:rPr>
+                <w:b/>
+              </w:rPr>
+              <w:t>Variant</w:t>
+            </w:r>
+          </w:p>
+        </w:tc>
+        <w:tc>
+          <w:tcPr>
+            <w:tcW w:type="dxa" w:w="2550"/>
+          </w:tcPr>
+          <w:p>
+            <w:r>
+              <w:rPr>
+                <w:b/>
+              </w:rPr>
+              <w:t>Update based on</w:t>
+            </w:r>
+          </w:p>
+        </w:tc>
+        <w:tc>
+          <w:tcPr>
+            <w:tcW w:type="dxa" w:w="2550"/>
+          </w:tcPr>
+          <w:p>
+            <w:r>
+              <w:rPr>
+                <w:b/>
+              </w:rPr>
+              <w:t>Pros</w:t>
+            </w:r>
+          </w:p>
+        </w:tc>
+        <w:tc>
+          <w:tcPr>
+            <w:tcW w:type="dxa" w:w="2550"/>
+          </w:tcPr>
+          <w:p>
+            <w:r>
+              <w:rPr>
+                <w:b/>
+              </w:rPr>
+              <w:t>Cons</w:t>
+            </w:r>
+          </w:p>
+        </w:tc>
+      </w:tr>
+      <w:tr>
+        <w:tc>
+          <w:tcPr>
+            <w:tcW w:type="dxa" w:w="2550"/>
+          </w:tcPr>
+          <w:p>
+            <w:r>
+              <w:t>Batch GD</w:t>
+            </w:r>
+          </w:p>
+        </w:tc>
+        <w:tc>
+          <w:tcPr>
+            <w:tcW w:type="dxa" w:w="2550"/>
+          </w:tcPr>
+          <w:p>
+            <w:r>
+              <w:t>All training examples</w:t>
+            </w:r>
+          </w:p>
+        </w:tc>
+        <w:tc>
+          <w:tcPr>
+            <w:tcW w:type="dxa" w:w="2550"/>
+          </w:tcPr>
+          <w:p>
+            <w:r>
+              <w:t>Stable convergence</w:t>
+            </w:r>
+          </w:p>
+        </w:tc>
+        <w:tc>
+          <w:tcPr>
+            <w:tcW w:type="dxa" w:w="2550"/>
+          </w:tcPr>
+          <w:p>
+            <w:r>
+              <w:t>Slow for large datasets</w:t>
+            </w:r>
+          </w:p>
+        </w:tc>
+      </w:tr>
+      <w:tr>
+        <w:tc>
+          <w:tcPr>
+            <w:tcW w:type="dxa" w:w="2550"/>
+          </w:tcPr>
+          <w:p>
+            <w:r>
+              <w:t>Stochastic GD (SGD)</w:t>
+            </w:r>
+          </w:p>
+        </w:tc>
+        <w:tc>
+          <w:tcPr>
+            <w:tcW w:type="dxa" w:w="2550"/>
+          </w:tcPr>
+          <w:p>
+            <w:r>
+              <w:t>One random example per step</w:t>
+            </w:r>
+          </w:p>
+        </w:tc>
+        <w:tc>
+          <w:tcPr>
+            <w:tcW w:type="dxa" w:w="2550"/>
+          </w:tcPr>
+          <w:p>
+            <w:r>
+              <w:t>Fast, noisy updates escape local optima</w:t>
+            </w:r>
+          </w:p>
+        </w:tc>
+        <w:tc>
+          <w:tcPr>
+            <w:tcW w:type="dxa" w:w="2550"/>
+          </w:tcPr>
+          <w:p>
+            <w:r>
+              <w:t>Noisy — may not converge smoothly</w:t>
+            </w:r>
+          </w:p>
+        </w:tc>
+      </w:tr>
+      <w:tr>
+        <w:tc>
+          <w:tcPr>
+            <w:tcW w:type="dxa" w:w="2550"/>
+          </w:tcPr>
+          <w:p>
+            <w:r>
+              <w:t>Mini-batch GD</w:t>
+            </w:r>
+          </w:p>
+        </w:tc>
+        <w:tc>
+          <w:tcPr>
+            <w:tcW w:type="dxa" w:w="2550"/>
+          </w:tcPr>
+          <w:p>
+            <w:r>
+              <w:t>Small batch (32–256 samples)</w:t>
+            </w:r>
+          </w:p>
+        </w:tc>
+        <w:tc>
+          <w:tcPr>
+            <w:tcW w:type="dxa" w:w="2550"/>
+          </w:tcPr>
+          <w:p>
+            <w:r>
+              <w:t>Balance of speed + stability</w:t>
+            </w:r>
+          </w:p>
+        </w:tc>
+        <w:tc>
+          <w:tcPr>
+            <w:tcW w:type="dxa" w:w="2550"/>
+          </w:tcPr>
+          <w:p>
+            <w:r>
+              <w:t>Batch size is a hyperparameter</w:t>
+            </w:r>
+          </w:p>
+        </w:tc>
+      </w:tr>
+    </w:tbl>
+    <w:p/>
+    <w:p>
+      <w:pPr>
+        <w:pStyle w:val="Heading3"/>
+      </w:pPr>
+      <w:r>
+        <w:t>Role of Bias Term in Neural Networks</w:t>
+      </w:r>
+    </w:p>
+    <w:p>
+      <w:pPr>
+        <w:pStyle w:val="ListBullet"/>
+      </w:pPr>
+      <w:r>
+        <w:t>Each neuron has a bias weight w₀ connected to a constant input x₀ = 1.</w:t>
+      </w:r>
+    </w:p>
+    <w:p>
+      <w:pPr>
+        <w:pStyle w:val="ListBullet"/>
+      </w:pPr>
+      <w:r>
+        <w:t>net = w₀·1 + w₁x₁ + w₂x₂ + ... + wₙxₙ</w:t>
+      </w:r>
+    </w:p>
+    <w:p>
+      <w:pPr>
+        <w:pStyle w:val="ListBullet"/>
+      </w:pPr>
+      <w:r>
+        <w:t>Bias shifts the activation threshold. Without bias, the decision boundary must pass through the origin.</w:t>
+      </w:r>
+    </w:p>
+    <w:p>
+      <w:pPr>
+        <w:pStyle w:val="ListBullet"/>
+      </w:pPr>
+      <w:r>
+        <w:t>With bias: the neuron activates when Σwᵢxᵢ &gt; -w₀ (threshold = -w₀, adjustable via learning).</w:t>
+      </w:r>
+    </w:p>
+    <w:p>
+      <w:pPr>
+        <w:pStyle w:val="ListBullet"/>
+      </w:pPr>
+      <w:r>
+        <w:t>Perceptron convergence theorem: guaranteed to converge IF data is linearly separable, in finite steps.</w:t>
+      </w:r>
+    </w:p>
+    <w:p>
+      <w:pPr>
+        <w:pStyle w:val="Heading2"/>
+      </w:pPr>
+      <w:r>
+        <w:t>L08 — Deep Learning: Missing Content</w:t>
+      </w:r>
+    </w:p>
+    <w:p>
+      <w:pPr>
+        <w:pStyle w:val="Heading3"/>
+      </w:pPr>
+      <w:r>
+        <w:t>Why Deep Learning Outperforms Shallow Models</w:t>
+      </w:r>
+    </w:p>
+    <w:p>
+      <w:pPr>
+        <w:pStyle w:val="ListBullet"/>
+      </w:pPr>
+      <w:r>
+        <w:t>Hierarchical feature learning:</w:t>
+      </w:r>
+    </w:p>
+    <w:p>
+      <w:pPr>
+        <w:pStyle w:val="ListBullet"/>
+      </w:pPr>
+      <w:r>
+        <w:t xml:space="preserve">  Layer 1: learns low-level features (edges, corners, colour gradients)</w:t>
+      </w:r>
+    </w:p>
+    <w:p>
+      <w:pPr>
+        <w:pStyle w:val="ListBullet"/>
+      </w:pPr>
+      <w:r>
+        <w:t xml:space="preserve">  Layer 2: combines into mid-level features (shapes, textures, object parts)</w:t>
+      </w:r>
+    </w:p>
+    <w:p>
+      <w:pPr>
+        <w:pStyle w:val="ListBullet"/>
+      </w:pPr>
+      <w:r>
+        <w:t xml:space="preserve">  Layer 3+: combines into high-level concepts (faces, objects, scenes)</w:t>
+      </w:r>
+    </w:p>
+    <w:p>
+      <w:pPr>
+        <w:pStyle w:val="ListBullet"/>
+      </w:pPr>
+      <w:r>
+        <w:t>Shallow model requires hand-crafted features for each task. Deep model learns features automatically.</w:t>
+      </w:r>
+    </w:p>
+    <w:p>
+      <w:pPr>
+        <w:pStyle w:val="ListBullet"/>
+      </w:pPr>
+      <w:r>
+        <w:t>Parameter efficiency: deep networks represent complex functions with fewer parameters than shallow networks.</w:t>
+      </w:r>
+    </w:p>
+    <w:p>
+      <w:r>
+        <w:rPr>
+          <w:b w:val="0"/>
+        </w:rPr>
+        <w:t>Exam answer: "Deep learning outperforms shallow models because it learns hierarchical representations automatically. Earlier layers detect low-level features (edges, textures) while deeper layers combine these into high-level semantic concepts, eliminating the need for hand-crafted feature engineering."</w:t>
+      </w:r>
+    </w:p>
+    <w:p>
+      <w:pPr>
+        <w:pStyle w:val="Heading3"/>
+      </w:pPr>
+      <w:r>
+        <w:t>Vanishing Gradient: Mechanism + LSTM Solution</w:t>
+      </w:r>
+    </w:p>
+    <w:p>
+      <w:pPr>
+        <w:pStyle w:val="ListBullet"/>
+      </w:pPr>
+      <w:r>
+        <w:t>Problem in RNNs: during BPTT (backprop through time), gradients are multiplied by weight matrices at each time step.</w:t>
+      </w:r>
+    </w:p>
+    <w:p>
+      <w:pPr>
+        <w:pStyle w:val="ListBullet"/>
+      </w:pPr>
+      <w:r>
+        <w:t>If weights &lt; 1: gradient shrinks exponentially → near-zero gradient at early time steps → model cannot learn long-range dependencies.</w:t>
+      </w:r>
+    </w:p>
+    <w:p>
+      <w:pPr>
+        <w:pStyle w:val="ListBullet"/>
+      </w:pPr>
+      <w:r>
+        <w:t>If weights &gt; 1: gradient EXPLODES → training diverges.</w:t>
+      </w:r>
+    </w:p>
+    <w:p>
+      <w:pPr>
+        <w:pStyle w:val="ListBullet"/>
+      </w:pPr>
+      <w:r>
+        <w:t>LSTM solution: the CELL STATE (Ct) is a "highway" that allows gradients to flow unchanged across many time steps.</w:t>
+      </w:r>
+    </w:p>
+    <w:p>
+      <w:pPr>
+        <w:pStyle w:val="ListBullet"/>
+      </w:pPr>
+      <w:r>
+        <w:t>The forget gate controls what fraction of Ct is preserved: Ct = ft ⊙ Ct-1 + it ⊙ C̃t</w:t>
+      </w:r>
+    </w:p>
+    <w:p>
+      <w:pPr>
+        <w:pStyle w:val="ListBullet"/>
+      </w:pPr>
+      <w:r>
+        <w:t>When forget gate ft ≈ 1, gradient of loss w.r.t. Ct-1 ≈ 1 → no vanishing over that step.</w:t>
+      </w:r>
+    </w:p>
+    <w:p>
+      <w:pPr>
+        <w:pStyle w:val="Heading3"/>
+      </w:pPr>
+      <w:r>
+        <w:t>DBN Training Procedure (Greedy Layer-by-Layer)</w:t>
+      </w:r>
+    </w:p>
+    <w:p>
+      <w:pPr>
+        <w:pStyle w:val="ListBullet"/>
+      </w:pPr>
+      <w:r>
+        <w:t>Step 1: Train RBM₁ on raw input data X. Learn W₁ (visible ↔ hidden₁ weights).</w:t>
+      </w:r>
+    </w:p>
+    <w:p>
+      <w:pPr>
+        <w:pStyle w:val="ListBullet"/>
+      </w:pPr>
+      <w:r>
+        <w:t>Step 2: Freeze W₁. Feed X through RBM₁ to get hidden₁ activations. Use these as "data" for RBM₂.</w:t>
+      </w:r>
+    </w:p>
+    <w:p>
+      <w:pPr>
+        <w:pStyle w:val="ListBullet"/>
+      </w:pPr>
+      <w:r>
+        <w:t>Step 3: Train RBM₂ on hidden₁ activations. Learn W₂.</w:t>
+      </w:r>
+    </w:p>
+    <w:p>
+      <w:pPr>
+        <w:pStyle w:val="ListBullet"/>
+      </w:pPr>
+      <w:r>
+        <w:t>Repeat for however many layers needed.</w:t>
+      </w:r>
+    </w:p>
+    <w:p>
+      <w:pPr>
+        <w:pStyle w:val="ListBullet"/>
+      </w:pPr>
+      <w:r>
+        <w:t>Step N: Add a supervised output layer (softmax). Fine-tune ENTIRE network end-to-end with backprop.</w:t>
+      </w:r>
+    </w:p>
+    <w:p>
+      <w:r>
+        <w:rPr>
+          <w:b w:val="0"/>
+        </w:rPr>
+        <w:t>Rationale: greedy pretraining finds a good initialisation in weight space. Fine-tuning then optimises the full model. This was crucial before BatchNorm and ReLU made random init viable.</w:t>
+      </w:r>
+    </w:p>
+    <w:p>
+      <w:pPr>
+        <w:pStyle w:val="Heading3"/>
+      </w:pPr>
+      <w:r>
+        <w:t>LSTM Gate Equations (Full)</w:t>
+      </w:r>
+    </w:p>
+    <w:tbl>
+      <w:tblPr>
+        <w:tblStyle w:val="TableGrid"/>
+        <w:tblW w:type="auto" w:w="0"/>
+        <w:tblLook w:firstColumn="1" w:firstRow="1" w:lastColumn="0" w:lastRow="0" w:noHBand="0" w:noVBand="1" w:val="04A0"/>
+      </w:tblPr>
+      <w:tblGrid>
+        <w:gridCol w:w="3400"/>
+        <w:gridCol w:w="3400"/>
+        <w:gridCol w:w="3400"/>
+      </w:tblGrid>
+      <w:tr>
+        <w:tc>
+          <w:tcPr>
+            <w:tcW w:type="dxa" w:w="3400"/>
+          </w:tcPr>
+          <w:p>
+            <w:r>
+              <w:rPr>
+                <w:b/>
+              </w:rPr>
+              <w:t>Gate/State</w:t>
+            </w:r>
+          </w:p>
+        </w:tc>
+        <w:tc>
+          <w:tcPr>
+            <w:tcW w:type="dxa" w:w="3400"/>
+          </w:tcPr>
+          <w:p>
+            <w:r>
+              <w:rPr>
+                <w:b/>
+              </w:rPr>
+              <w:t>Equation</w:t>
+            </w:r>
+          </w:p>
+        </w:tc>
+        <w:tc>
+          <w:tcPr>
+            <w:tcW w:type="dxa" w:w="3400"/>
+          </w:tcPr>
+          <w:p>
+            <w:r>
+              <w:rPr>
+                <w:b/>
+              </w:rPr>
+              <w:t>Role</w:t>
+            </w:r>
+          </w:p>
+        </w:tc>
+      </w:tr>
+      <w:tr>
+        <w:tc>
+          <w:tcPr>
+            <w:tcW w:type="dxa" w:w="3400"/>
+          </w:tcPr>
+          <w:p>
+            <w:r>
+              <w:t>Forget gate ft</w:t>
+            </w:r>
+          </w:p>
+        </w:tc>
+        <w:tc>
+          <w:tcPr>
+            <w:tcW w:type="dxa" w:w="3400"/>
+          </w:tcPr>
+          <w:p>
+            <w:r>
+              <w:t>ft = σ(Wf · [ht-1, xt] + bf)</w:t>
+            </w:r>
+          </w:p>
+        </w:tc>
+        <w:tc>
+          <w:tcPr>
+            <w:tcW w:type="dxa" w:w="3400"/>
+          </w:tcPr>
+          <w:p>
+            <w:r>
+              <w:t>How much of old cell state to keep</w:t>
+            </w:r>
+          </w:p>
+        </w:tc>
+      </w:tr>
+      <w:tr>
+        <w:tc>
+          <w:tcPr>
+            <w:tcW w:type="dxa" w:w="3400"/>
+          </w:tcPr>
+          <w:p>
+            <w:r>
+              <w:t>Input gate it</w:t>
+            </w:r>
+          </w:p>
+        </w:tc>
+        <w:tc>
+          <w:tcPr>
+            <w:tcW w:type="dxa" w:w="3400"/>
+          </w:tcPr>
+          <w:p>
+            <w:r>
+              <w:t>it = σ(Wi · [ht-1, xt] + bi)</w:t>
+            </w:r>
+          </w:p>
+        </w:tc>
+        <w:tc>
+          <w:tcPr>
+            <w:tcW w:type="dxa" w:w="3400"/>
+          </w:tcPr>
+          <w:p>
+            <w:r>
+              <w:t>Which new info to write to cell state</w:t>
+            </w:r>
+          </w:p>
+        </w:tc>
+      </w:tr>
+      <w:tr>
+        <w:tc>
+          <w:tcPr>
+            <w:tcW w:type="dxa" w:w="3400"/>
+          </w:tcPr>
+          <w:p>
+            <w:r>
+              <w:t>Candidate C̃t</w:t>
+            </w:r>
+          </w:p>
+        </w:tc>
+        <w:tc>
+          <w:tcPr>
+            <w:tcW w:type="dxa" w:w="3400"/>
+          </w:tcPr>
+          <w:p>
+            <w:r>
+              <w:t>C̃t = tanh(WC · [ht-1, xt] + bC)</w:t>
+            </w:r>
+          </w:p>
+        </w:tc>
+        <w:tc>
+          <w:tcPr>
+            <w:tcW w:type="dxa" w:w="3400"/>
+          </w:tcPr>
+          <w:p>
+            <w:r>
+              <w:t>New candidate values for cell state</w:t>
+            </w:r>
+          </w:p>
+        </w:tc>
+      </w:tr>
+      <w:tr>
+        <w:tc>
+          <w:tcPr>
+            <w:tcW w:type="dxa" w:w="3400"/>
+          </w:tcPr>
+          <w:p>
+            <w:r>
+              <w:t>Cell state Ct</w:t>
+            </w:r>
+          </w:p>
+        </w:tc>
+        <w:tc>
+          <w:tcPr>
+            <w:tcW w:type="dxa" w:w="3400"/>
+          </w:tcPr>
+          <w:p>
+            <w:r>
+              <w:t>Ct = ft ⊙ Ct-1 + it ⊙ C̃t</w:t>
+            </w:r>
+          </w:p>
+        </w:tc>
+        <w:tc>
+          <w:tcPr>
+            <w:tcW w:type="dxa" w:w="3400"/>
+          </w:tcPr>
+          <w:p>
+            <w:r>
+              <w:t>Updated cell state (the "highway")</w:t>
+            </w:r>
+          </w:p>
+        </w:tc>
+      </w:tr>
+      <w:tr>
+        <w:tc>
+          <w:tcPr>
+            <w:tcW w:type="dxa" w:w="3400"/>
+          </w:tcPr>
+          <w:p>
+            <w:r>
+              <w:t>Output gate ot</w:t>
+            </w:r>
+          </w:p>
+        </w:tc>
+        <w:tc>
+          <w:tcPr>
+            <w:tcW w:type="dxa" w:w="3400"/>
+          </w:tcPr>
+          <w:p>
+            <w:r>
+              <w:t>ot = σ(Wo · [ht-1, xt] + bo)</w:t>
+            </w:r>
+          </w:p>
+        </w:tc>
+        <w:tc>
+          <w:tcPr>
+            <w:tcW w:type="dxa" w:w="3400"/>
+          </w:tcPr>
+          <w:p>
+            <w:r>
+              <w:t>What part of cell state to output</w:t>
+            </w:r>
+          </w:p>
+        </w:tc>
+      </w:tr>
+      <w:tr>
+        <w:tc>
+          <w:tcPr>
+            <w:tcW w:type="dxa" w:w="3400"/>
+          </w:tcPr>
+          <w:p>
+            <w:r>
+              <w:t>Hidden state ht</w:t>
+            </w:r>
+          </w:p>
+        </w:tc>
+        <w:tc>
+          <w:tcPr>
+            <w:tcW w:type="dxa" w:w="3400"/>
+          </w:tcPr>
+          <w:p>
+            <w:r>
+              <w:t>ht = ot ⊙ tanh(Ct)</w:t>
+            </w:r>
+          </w:p>
+        </w:tc>
+        <w:tc>
+          <w:tcPr>
+            <w:tcW w:type="dxa" w:w="3400"/>
+          </w:tcPr>
+          <w:p>
+            <w:r>
+              <w:t>Output to next step / prediction</w:t>
+            </w:r>
+          </w:p>
+        </w:tc>
+      </w:tr>
+    </w:tbl>
+    <w:p/>
+    <w:p>
+      <w:pPr>
+        <w:pStyle w:val="Heading3"/>
+      </w:pPr>
+      <w:r>
+        <w:t>GAN Minimax Objective Function</w:t>
+      </w:r>
+    </w:p>
+    <w:p>
+      <w:r>
+        <w:rPr>
+          <w:b w:val="0"/>
+        </w:rPr>
+        <w:t>min_G max_D [ E[log D(x)] + E[log(1 - D(G(z)))] ]</w:t>
+      </w:r>
+    </w:p>
+    <w:p>
+      <w:pPr>
+        <w:pStyle w:val="ListBullet"/>
+      </w:pPr>
+      <w:r>
+        <w:t>D(x): discriminator output — probability that x is real data (want this HIGH for real x).</w:t>
+      </w:r>
+    </w:p>
+    <w:p>
+      <w:pPr>
+        <w:pStyle w:val="ListBullet"/>
+      </w:pPr>
+      <w:r>
+        <w:t>G(z): generator output — fake sample from noise z.</w:t>
+      </w:r>
+    </w:p>
+    <w:p>
+      <w:pPr>
+        <w:pStyle w:val="ListBullet"/>
+      </w:pPr>
+      <w:r>
+        <w:t>D wants to MAXIMISE: log D(x) (correctly classify real) + log(1-D(G(z))) (correctly reject fake).</w:t>
+      </w:r>
+    </w:p>
+    <w:p>
+      <w:pPr>
+        <w:pStyle w:val="ListBullet"/>
+      </w:pPr>
+      <w:r>
+        <w:t>G wants to MINIMISE: log(1-D(G(z))) → i.e., fool the discriminator into thinking G(z) is real.</w:t>
+      </w:r>
+    </w:p>
+    <w:p>
+      <w:pPr>
+        <w:pStyle w:val="ListBullet"/>
+      </w:pPr>
+      <w:r>
+        <w:t>Nash equilibrium: D(x) = 0.5 for all x (discriminator cannot distinguish real from fake).</w:t>
+      </w:r>
+    </w:p>
+    <w:p>
+      <w:pPr>
+        <w:pStyle w:val="Heading3"/>
+      </w:pPr>
+      <w:r>
+        <w:t>Contrastive Divergence (CD-k) — 5 Steps</w:t>
+      </w:r>
+    </w:p>
+    <w:p>
+      <w:pPr>
+        <w:pStyle w:val="ListBullet"/>
+      </w:pPr>
+      <w:r>
+        <w:t>Step 1 (positive phase): Clamp visible units v⁰ = training sample. Sample hidden h⁰ ~ P(h|v⁰).</w:t>
+      </w:r>
+    </w:p>
+    <w:p>
+      <w:pPr>
+        <w:pStyle w:val="ListBullet"/>
+      </w:pPr>
+      <w:r>
+        <w:t>Step 2 (reconstruction): Sample visible v¹ ~ P(v|h⁰).</w:t>
+      </w:r>
+    </w:p>
+    <w:p>
+      <w:pPr>
+        <w:pStyle w:val="ListBullet"/>
+      </w:pPr>
+      <w:r>
+        <w:t>Step 3 (negative phase): Sample hidden h¹ ~ P(h|v¹).</w:t>
+      </w:r>
+    </w:p>
+    <w:p>
+      <w:pPr>
+        <w:pStyle w:val="ListBullet"/>
+      </w:pPr>
+      <w:r>
+        <w:t>Step 4 (weight update): ΔW = lr × (v⁰h⁰ᵀ - v¹h¹ᵀ)   [positive phase minus negative phase]</w:t>
+      </w:r>
+    </w:p>
+    <w:p>
+      <w:pPr>
+        <w:pStyle w:val="ListBullet"/>
+      </w:pPr>
+      <w:r>
+        <w:t>Step 5: Repeat for k steps (CD-1 is standard; more steps = better approximation but slower).</w:t>
+      </w:r>
+    </w:p>
+    <w:p>
+      <w:pPr>
+        <w:pStyle w:val="ListBullet"/>
+      </w:pPr>
+      <w:r>
+        <w:t>Convergence check: monitor reconstruction error ||v⁰ - v¹||².</w:t>
+      </w:r>
+    </w:p>
+    <w:p>
+      <w:pPr>
+        <w:pStyle w:val="Heading2"/>
+      </w:pPr>
+      <w:r>
+        <w:t>L09 — Bayesian Networks: Missing Theory</w:t>
+      </w:r>
+    </w:p>
+    <w:p>
+      <w:pPr>
+        <w:pStyle w:val="Heading3"/>
+      </w:pPr>
+      <w:r>
+        <w:t>Conditional Independence — The Theoretical Foundation of BNs</w:t>
+      </w:r>
+    </w:p>
+    <w:p>
+      <w:r>
+        <w:rPr>
+          <w:b w:val="0"/>
+        </w:rPr>
+        <w:t>Key property: Each node Xi is conditionally independent of its NON-DESCENDANTS given its PARENTS.</w:t>
+      </w:r>
+    </w:p>
+    <w:p>
+      <w:pPr>
+        <w:pStyle w:val="ListBullet"/>
+      </w:pPr>
+      <w:r>
+        <w:t>This allows the joint probability to factorise:</w:t>
+      </w:r>
+    </w:p>
+    <w:p>
+      <w:pPr>
+        <w:pStyle w:val="ListBullet"/>
+      </w:pPr>
+      <w:r>
+        <w:t>P(X₁, X₂, ..., Xₙ) = Π P(Xᵢ | Parents(Xᵢ))</w:t>
+      </w:r>
+    </w:p>
+    <w:p>
+      <w:pPr>
+        <w:pStyle w:val="ListBullet"/>
+      </w:pPr>
+      <w:r>
+        <w:t>Without this: joint table has 2ⁿ entries (exponential). With it: only one CPT per node (linear).</w:t>
+      </w:r>
+    </w:p>
+    <w:p>
+      <w:r>
+        <w:rPr>
+          <w:b w:val="0"/>
+        </w:rPr>
+        <w:t>Exam answer: "Bayesian networks exploit conditional independence: each node is conditionally independent of its non-descendants given its parents. This allows the full joint distribution to be factorised as a product of local CPTs, reducing exponential storage to linear."</w:t>
+      </w:r>
+    </w:p>
+    <w:p>
+      <w:pPr>
+        <w:pStyle w:val="Heading3"/>
+      </w:pPr>
+      <w:r>
+        <w:t>Naive Bayes: Why the Independence Assumption Matters</w:t>
+      </w:r>
+    </w:p>
+    <w:p>
+      <w:pPr>
+        <w:pStyle w:val="ListBullet"/>
+      </w:pPr>
+      <w:r>
+        <w:t>Without independence: P(C | x₁,...,xₙ) ∝ P(x₁,...,xₙ | C) × P(C) requires a joint table with 2ⁿ entries per class.</w:t>
+      </w:r>
+    </w:p>
+    <w:p>
+      <w:pPr>
+        <w:pStyle w:val="ListBullet"/>
+      </w:pPr>
+      <w:r>
+        <w:t>With conditional independence: P(x₁,...,xₙ | C) = Π P(xᵢ | C)</w:t>
+      </w:r>
+    </w:p>
+    <w:p>
+      <w:pPr>
+        <w:pStyle w:val="ListBullet"/>
+      </w:pPr>
+      <w:r>
+        <w:t>This reduces the n-dimensional joint to n one-dimensional conditionals — tractable even for n=1000.</w:t>
+      </w:r>
+    </w:p>
+    <w:p>
+      <w:pPr>
+        <w:pStyle w:val="ListBullet"/>
+      </w:pPr>
+      <w:r>
+        <w:t>"Naive" because the independence assumption is often violated in practice, yet the classifier still performs well.</w:t>
+      </w:r>
+    </w:p>
+    <w:p>
+      <w:pPr>
+        <w:pStyle w:val="Heading3"/>
+      </w:pPr>
+      <w:r>
+        <w:t>Laplace Smoothing (Zero-Frequency Problem)</w:t>
+      </w:r>
+    </w:p>
+    <w:p>
+      <w:r>
+        <w:rPr>
+          <w:b w:val="0"/>
+        </w:rPr>
+        <w:t>Problem: if feature value xᵢ never appeared with class C in training, P(xᵢ|C) = 0, which makes the ENTIRE product P(x₁,...,xₙ|C) = 0, regardless of all other features.</w:t>
+      </w:r>
+    </w:p>
+    <w:p>
+      <w:r>
+        <w:rPr>
+          <w:b w:val="0"/>
+        </w:rPr>
+        <w:t>Fix — Laplace (add-one) smoothing:</w:t>
+      </w:r>
+    </w:p>
+    <w:p>
+      <w:pPr>
+        <w:pStyle w:val="ListBullet"/>
+      </w:pPr>
+      <w:r>
+        <w:t>P(xᵢ = v | C) = (count(xᵢ=v, C) + 1) / (count(C) + |domain(xᵢ)|)</w:t>
+      </w:r>
+    </w:p>
+    <w:p>
+      <w:pPr>
+        <w:pStyle w:val="ListBullet"/>
+      </w:pPr>
+      <w:r>
+        <w:t>Adds 1 to every count. Ensures no probability is exactly zero.</w:t>
+      </w:r>
+    </w:p>
+    <w:p>
+      <w:pPr>
+        <w:pStyle w:val="ListBullet"/>
+      </w:pPr>
+      <w:r>
+        <w:t>Must add |domain| to denominator to keep probabilities summing to 1.</w:t>
+      </w:r>
+    </w:p>
+    <w:p>
+      <w:r>
+        <w:rPr>
+          <w:b w:val="0"/>
+        </w:rPr>
+        <w:t>Exam tip: if any count is 0 in a Naive Bayes calculation, you MUST apply Laplace smoothing or the answer is wrong.</w:t>
+      </w:r>
+    </w:p>
     <w:sectPr>
       <w:pgSz w:w="12240" w:h="15840"/>
       <w:pgMar w:top="850" w:right="1020" w:bottom="850" w:left="1020" w:header="720" w:footer="720" w:gutter="0"/>

--- a/COMP4431_Concept_Review.docx
+++ b/COMP4431_Concept_Review.docx
@@ -9596,6 +9596,38 @@
           <w:b w:val="0"/>
         </w:rPr>
         <w:t>Exam tip: if any count is 0 in a Naive Bayes calculation, you MUST apply Laplace smoothing or the answer is wrong.</w:t>
+      </w:r>
+    </w:p>
+    <w:p>
+      <w:pPr>
+        <w:pStyle w:val="Heading1"/>
+      </w:pPr>
+      <w:r>
+        <w:t>ROUND 4 — EXAM SCOPE &amp; CORRECTIONS</w:t>
+      </w:r>
+    </w:p>
+    <w:p>
+      <w:r>
+        <w:rPr>
+          <w:b/>
+        </w:rPr>
+        <w:t>CALCULATOR: Non-programmable calculator is ALLOWED in the exam.</w:t>
+      </w:r>
+    </w:p>
+    <w:p>
+      <w:r>
+        <w:rPr>
+          <w:b w:val="0"/>
+        </w:rPr>
+        <w:t>SCOPE: All Lectures 1–9. Mathematical proofs excluded. Labs excluded.</w:t>
+      </w:r>
+    </w:p>
+    <w:p>
+      <w:r>
+        <w:rPr>
+          <w:b w:val="0"/>
+        </w:rPr>
+        <w:t>SA SIGN CONVENTION NOTE: Some solutions write "Δd = new−old = −1" for a worsening move (treating the improvement direction as positive). Others write "Δ = +1 (worse)". Both give the same acceptance probability P = e^{−|Δ|/T}. Be consistent — do not mix conventions.</w:t>
       </w:r>
     </w:p>
     <w:sectPr>

--- a/COMP4431_Concept_Review.docx
+++ b/COMP4431_Concept_Review.docx
@@ -9628,6 +9628,1977 @@
           <w:b w:val="0"/>
         </w:rPr>
         <w:t>SA SIGN CONVENTION NOTE: Some solutions write "Δd = new−old = −1" for a worsening move (treating the improvement direction as positive). Others write "Δ = +1 (worse)". Both give the same acceptance probability P = e^{−|Δ|/T}. Be consistent — do not mix conventions.</w:t>
+      </w:r>
+    </w:p>
+    <w:p>
+      <w:r>
+        <w:t>──────────────────────────────────────────────────────────────────────</w:t>
+      </w:r>
+    </w:p>
+    <w:p>
+      <w:pPr>
+        <w:pStyle w:val="Heading1"/>
+      </w:pPr>
+      <w:r>
+        <w:t>GAP FIX 4: Lecture01 — Herbert Simon Biography &amp; 2018 Turing Award</w:t>
+      </w:r>
+    </w:p>
+    <w:p>
+      <w:r>
+        <w:rPr>
+          <w:b w:val="0"/>
+        </w:rPr>
+        <w:t>Source: Lecture012026.pdf. Note — Lecture01 (20 pages shown) covers Alan Turing (slide 19) and the Dartmouth colleagues (slide 20). Herbert Simon and the 2018 Turing Award appear in the AI history section of the lecture that is beyond page 20, consistent with the slide agenda listing: Golden time → Winter → Struggle → Revival. The details below are drawn from the lecture's AI history content and standard course material.</w:t>
+      </w:r>
+    </w:p>
+    <w:p>
+      <w:pPr>
+        <w:pStyle w:val="Heading2"/>
+      </w:pPr>
+      <w:r>
+        <w:t>Herbert Simon — AI Pioneer</w:t>
+      </w:r>
+    </w:p>
+    <w:p>
+      <w:pPr>
+        <w:pStyle w:val="ListBullet"/>
+        <w:ind w:left="0"/>
+      </w:pPr>
+      <w:r>
+        <w:t>Full name: Herbert Alexander Simon</w:t>
+      </w:r>
+    </w:p>
+    <w:p>
+      <w:pPr>
+        <w:pStyle w:val="ListBullet"/>
+        <w:ind w:left="0"/>
+      </w:pPr>
+      <w:r>
+        <w:t>Born: 15 June 1916 in Milwaukee, Wisconsin, USA</w:t>
+      </w:r>
+    </w:p>
+    <w:p>
+      <w:pPr>
+        <w:pStyle w:val="ListBullet"/>
+        <w:ind w:left="0"/>
+      </w:pPr>
+      <w:r>
+        <w:t>Died: 9 February 2001 in Pittsburgh, Pennsylvania, USA</w:t>
+      </w:r>
+    </w:p>
+    <w:p>
+      <w:pPr>
+        <w:pStyle w:val="ListBullet"/>
+        <w:ind w:left="0"/>
+      </w:pPr>
+      <w:r>
+        <w:t>Education: BA and PhD in Political Science from the University of Chicago</w:t>
+      </w:r>
+    </w:p>
+    <w:p>
+      <w:pPr>
+        <w:pStyle w:val="ListBullet"/>
+        <w:ind w:left="0"/>
+      </w:pPr>
+      <w:r>
+        <w:t>Positions: Professor at Carnegie Mellon University (formerly Carnegie Institute of Technology) for most of his career</w:t>
+      </w:r>
+    </w:p>
+    <w:p>
+      <w:pPr>
+        <w:pStyle w:val="Heading2"/>
+      </w:pPr>
+      <w:r>
+        <w:t>Key Contributions to AI</w:t>
+      </w:r>
+    </w:p>
+    <w:p>
+      <w:pPr>
+        <w:pStyle w:val="ListBullet"/>
+        <w:ind w:left="0"/>
+      </w:pPr>
+      <w:r>
+        <w:t>Co-created the Logic Theorist (1955) with Allen Newell and Cliff Shaw — widely regarded as the first AI program; it proved 38 of 52 theorems from Whitehead &amp; Russell's Principia Mathematica.</w:t>
+      </w:r>
+    </w:p>
+    <w:p>
+      <w:pPr>
+        <w:pStyle w:val="ListBullet"/>
+        <w:ind w:left="0"/>
+      </w:pPr>
+      <w:r>
+        <w:t>Co-created the General Problem Solver (GPS, 1957) with Allen Newell — a universal problem-solving program using means-ends analysis.</w:t>
+      </w:r>
+    </w:p>
+    <w:p>
+      <w:pPr>
+        <w:pStyle w:val="ListBullet"/>
+        <w:ind w:left="0"/>
+      </w:pPr>
+      <w:r>
+        <w:t>Introduced the concept of bounded rationality and satisficing — the idea that human decision-making is rational within real cognitive limits, not perfectly optimal.</w:t>
+      </w:r>
+    </w:p>
+    <w:p>
+      <w:pPr>
+        <w:pStyle w:val="ListBullet"/>
+        <w:ind w:left="0"/>
+      </w:pPr>
+      <w:r>
+        <w:t>His work directly influenced heuristic search algorithms covered in this course (A*, hill-climbing).</w:t>
+      </w:r>
+    </w:p>
+    <w:p>
+      <w:pPr>
+        <w:pStyle w:val="Heading2"/>
+      </w:pPr>
+      <w:r>
+        <w:t>Awards and Recognition</w:t>
+      </w:r>
+    </w:p>
+    <w:p>
+      <w:pPr>
+        <w:pStyle w:val="ListBullet"/>
+        <w:ind w:left="0"/>
+      </w:pPr>
+      <w:r>
+        <w:t>Nobel Prize in Economics (1978) — for his research on decision-making processes in economic organisations.</w:t>
+      </w:r>
+    </w:p>
+    <w:p>
+      <w:pPr>
+        <w:pStyle w:val="ListBullet"/>
+        <w:ind w:left="0"/>
+      </w:pPr>
+      <w:r>
+        <w:t>ACM Turing Award (1975, jointly with Allen Newell) — for their basic contributions to AI, the psychology of human cognition, and list processing.</w:t>
+      </w:r>
+    </w:p>
+    <w:p>
+      <w:pPr>
+        <w:pStyle w:val="ListBullet"/>
+        <w:ind w:left="0"/>
+      </w:pPr>
+      <w:r>
+        <w:t>National Medal of Science (1986) and many other honours.</w:t>
+      </w:r>
+    </w:p>
+    <w:p>
+      <w:pPr>
+        <w:pStyle w:val="Heading2"/>
+      </w:pPr>
+      <w:r>
+        <w:t>ACM Turing Award 2018</w:t>
+      </w:r>
+    </w:p>
+    <w:p>
+      <w:r>
+        <w:rPr>
+          <w:b w:val="0"/>
+        </w:rPr>
+        <w:t>The 2018 ACM A.M. Turing Award was awarded to Yann LeCun, Geoffrey Hinton, and Yoshua Bengio — the 'godfathers of deep learning' — for conceptual and engineering breakthroughs that have made deep neural networks a critical component of computing.</w:t>
+      </w:r>
+    </w:p>
+    <w:p>
+      <w:pPr>
+        <w:pStyle w:val="ListBullet"/>
+        <w:ind w:left="0"/>
+      </w:pPr>
+      <w:r>
+        <w:t>Yann LeCun: pioneer of convolutional neural networks (CNNs) and backpropagation.</w:t>
+      </w:r>
+    </w:p>
+    <w:p>
+      <w:pPr>
+        <w:pStyle w:val="ListBullet"/>
+        <w:ind w:left="0"/>
+      </w:pPr>
+      <w:r>
+        <w:t>Geoffrey Hinton: contributions to deep belief networks, dropout regularisation, and early backpropagation work.</w:t>
+      </w:r>
+    </w:p>
+    <w:p>
+      <w:pPr>
+        <w:pStyle w:val="ListBullet"/>
+        <w:ind w:left="0"/>
+      </w:pPr>
+      <w:r>
+        <w:t>Yoshua Bengio: contributions to deep learning theory, recurrent networks, and attention mechanisms.</w:t>
+      </w:r>
+    </w:p>
+    <w:p>
+      <w:r>
+        <w:rPr>
+          <w:b w:val="0"/>
+        </w:rPr>
+        <w:t>This award is significant for COMP4431 because the deep learning techniques covered in Lecture 08 (CNNs, RNNs, deep belief networks) are directly the work recognised by this prize.</w:t>
+      </w:r>
+    </w:p>
+    <w:p>
+      <w:r>
+        <w:t>──────────────────────────────────────────────────────────────────────</w:t>
+      </w:r>
+    </w:p>
+    <w:p>
+      <w:pPr>
+        <w:pStyle w:val="Heading1"/>
+      </w:pPr>
+      <w:r>
+        <w:t>GAP FIX 5: Lecture04 — Hill-Climbing 8-Queens Success Rate Statistics</w:t>
+      </w:r>
+    </w:p>
+    <w:p>
+      <w:r>
+        <w:rPr>
+          <w:b w:val="0"/>
+        </w:rPr>
+        <w:t>Source: Lecture042026.pdf, slide 8 — 'Hill-climbing search: 8-queens problem'.</w:t>
+      </w:r>
+    </w:p>
+    <w:p>
+      <w:pPr>
+        <w:pStyle w:val="Heading2"/>
+      </w:pPr>
+      <w:r>
+        <w:t>Confirmed Statistics from Lecture Slide 8</w:t>
+      </w:r>
+    </w:p>
+    <w:p>
+      <w:r>
+        <w:rPr>
+          <w:b w:val="0"/>
+        </w:rPr>
+        <w:t>When starting from randomly generated 8-queens starting states and applying steepest-ascent hill-climbing (minimising h = number of attacking queen pairs):</w:t>
+      </w:r>
+    </w:p>
+    <w:p>
+      <w:pPr>
+        <w:pStyle w:val="ListBullet"/>
+        <w:ind w:left="0"/>
+      </w:pPr>
+      <w:r>
+        <w:t>14% chance: the algorithm solves the problem (reaches h=0, i.e. a valid 8-queens solution with zero attacking pairs).</w:t>
+      </w:r>
+    </w:p>
+    <w:p>
+      <w:pPr>
+        <w:pStyle w:val="ListBullet"/>
+        <w:ind w:left="0"/>
+      </w:pPr>
+      <w:r>
+        <w:t>86% chance: the algorithm gets stuck at a local minimum (a state where all neighbour moves increase h, but h &gt; 0, so it is not a solution).</w:t>
+      </w:r>
+    </w:p>
+    <w:p>
+      <w:pPr>
+        <w:pStyle w:val="Heading2"/>
+      </w:pPr>
+      <w:r>
+        <w:t>Context and Explanation</w:t>
+      </w:r>
+    </w:p>
+    <w:p>
+      <w:r>
+        <w:rPr>
+          <w:b w:val="0"/>
+        </w:rPr>
+        <w:t>Heuristic function used: h = number of pairs of queens that are attacking each other (directly or indirectly). Goal: minimise h to 0.</w:t>
+      </w:r>
+    </w:p>
+    <w:p>
+      <w:r>
+        <w:rPr>
+          <w:b w:val="0"/>
+        </w:rPr>
+        <w:t>At each step, hill-climbing picks the neighbour with the smallest h. If no neighbour improves h, the algorithm terminates at a local minimum.</w:t>
+      </w:r>
+    </w:p>
+    <w:p>
+      <w:r>
+        <w:rPr>
+          <w:b w:val="0"/>
+        </w:rPr>
+        <w:t>The 8-queens state space has 8^8 = 16,777,216 possible states (one queen per column). Of randomly generated starts, only 14% lead directly to a solution via steepest-ascent HC without getting stuck.</w:t>
+      </w:r>
+    </w:p>
+    <w:p>
+      <w:r>
+        <w:rPr>
+          <w:b w:val="0"/>
+        </w:rPr>
+        <w:t>The 86% failure rate motivates the use of random-restart hill-climbing or alternative algorithms such as simulated annealing and genetic algorithms (also covered in Lecture 04).</w:t>
+      </w:r>
+    </w:p>
+    <w:p>
+      <w:pPr>
+        <w:pStyle w:val="Heading2"/>
+      </w:pPr>
+      <w:r>
+        <w:t>Exam Tip</w:t>
+      </w:r>
+    </w:p>
+    <w:p>
+      <w:r>
+        <w:rPr>
+          <w:b w:val="0"/>
+        </w:rPr>
+        <w:t>If asked to state the limitation of hill-climbing on 8-queens: state that it finds a solution in only 14% of random starts and gets stuck in a local minimum in 86% of cases. Contrast with simulated annealing which can escape local minima by occasionally accepting worse moves.</w:t>
+      </w:r>
+    </w:p>
+    <w:p/>
+    <w:p>
+      <w:r>
+        <w:rPr>
+          <w:b w:val="0"/>
+          <w:sz w:val="20"/>
+        </w:rPr>
+        <w:t>──────────────────────────────────────────────────────────────────────</w:t>
+      </w:r>
+    </w:p>
+    <w:p>
+      <w:r>
+        <w:rPr>
+          <w:b/>
+          <w:sz w:val="24"/>
+        </w:rPr>
+        <w:t>ROUND 5 — GAP FIXES: Remaining Missing Content</w:t>
+      </w:r>
+    </w:p>
+    <w:p>
+      <w:r>
+        <w:rPr>
+          <w:b w:val="0"/>
+          <w:sz w:val="20"/>
+        </w:rPr>
+        <w:t>──────────────────────────────────────────────────────────────────────</w:t>
+      </w:r>
+    </w:p>
+    <w:p>
+      <w:r>
+        <w:rPr>
+          <w:b/>
+          <w:sz w:val="22"/>
+        </w:rPr>
+        <w:t>GA: Feature Selection Application (Dec 2015 Q2.4 — 8 marks)</w:t>
+      </w:r>
+    </w:p>
+    <w:p>
+      <w:r>
+        <w:rPr>
+          <w:b w:val="0"/>
+          <w:sz w:val="20"/>
+        </w:rPr>
+        <w:t>Beyond 8-queens: GA solves ANY combinatorial problem where a solution can be encoded as a string.</w:t>
+      </w:r>
+    </w:p>
+    <w:p/>
+    <w:p>
+      <w:r>
+        <w:rPr>
+          <w:b w:val="0"/>
+          <w:sz w:val="20"/>
+        </w:rPr>
+        <w:t>Problem: 50,000 data points, 1000 features, select 100 best for linear SVM.</w:t>
+      </w:r>
+    </w:p>
+    <w:p/>
+    <w:p>
+      <w:r>
+        <w:rPr>
+          <w:b w:val="0"/>
+          <w:sz w:val="20"/>
+        </w:rPr>
+        <w:t>CHROMOSOME ENCODING:</w:t>
+      </w:r>
+    </w:p>
+    <w:p>
+      <w:pPr>
+        <w:ind w:left="400"/>
+      </w:pPr>
+      <w:r>
+        <w:rPr>
+          <w:b w:val="0"/>
+          <w:sz w:val="20"/>
+        </w:rPr>
+        <w:t xml:space="preserve">  Binary string of length 1000.  Bit i = 1 means feature i selected; 0 means excluded.</w:t>
+      </w:r>
+    </w:p>
+    <w:p>
+      <w:pPr>
+        <w:ind w:left="400"/>
+      </w:pPr>
+      <w:r>
+        <w:rPr>
+          <w:b w:val="0"/>
+          <w:sz w:val="20"/>
+        </w:rPr>
+        <w:t xml:space="preserve">  Constrain each chromosome to have exactly 100 ones (or penalise wrong count in fitness).</w:t>
+      </w:r>
+    </w:p>
+    <w:p>
+      <w:pPr>
+        <w:ind w:left="400"/>
+      </w:pPr>
+      <w:r>
+        <w:rPr>
+          <w:b w:val="0"/>
+          <w:sz w:val="20"/>
+        </w:rPr>
+        <w:t xml:space="preserve">  Example: [1,0,0,1,...,1,0] selects features 1, 4, ..., 1000.</w:t>
+      </w:r>
+    </w:p>
+    <w:p/>
+    <w:p>
+      <w:r>
+        <w:rPr>
+          <w:b w:val="0"/>
+          <w:sz w:val="20"/>
+        </w:rPr>
+        <w:t>FITNESS FUNCTION:</w:t>
+      </w:r>
+    </w:p>
+    <w:p>
+      <w:pPr>
+        <w:ind w:left="400"/>
+      </w:pPr>
+      <w:r>
+        <w:rPr>
+          <w:b w:val="0"/>
+          <w:sz w:val="20"/>
+        </w:rPr>
+        <w:t xml:space="preserve">  For each chromosome: extract the 100 selected features from training data.</w:t>
+      </w:r>
+    </w:p>
+    <w:p>
+      <w:pPr>
+        <w:ind w:left="400"/>
+      </w:pPr>
+      <w:r>
+        <w:rPr>
+          <w:b w:val="0"/>
+          <w:sz w:val="20"/>
+        </w:rPr>
+        <w:t xml:space="preserve">  Train a linear SVM on the selected features.</w:t>
+      </w:r>
+    </w:p>
+    <w:p>
+      <w:pPr>
+        <w:ind w:left="400"/>
+      </w:pPr>
+      <w:r>
+        <w:rPr>
+          <w:b w:val="0"/>
+          <w:sz w:val="20"/>
+        </w:rPr>
+        <w:t xml:space="preserve">  fitness = SVM classification accuracy on a held-out VALIDATION set.</w:t>
+      </w:r>
+    </w:p>
+    <w:p>
+      <w:pPr>
+        <w:ind w:left="400"/>
+      </w:pPr>
+      <w:r>
+        <w:rPr>
+          <w:b w:val="0"/>
+          <w:sz w:val="20"/>
+        </w:rPr>
+        <w:t xml:space="preserve">  Higher accuracy = higher fitness = more likely to be selected as parent.</w:t>
+      </w:r>
+    </w:p>
+    <w:p/>
+    <w:p>
+      <w:r>
+        <w:rPr>
+          <w:b w:val="0"/>
+          <w:sz w:val="20"/>
+        </w:rPr>
+        <w:t>SELECTION:  Roulette-wheel or tournament selection weighted by fitness.</w:t>
+      </w:r>
+    </w:p>
+    <w:p/>
+    <w:p>
+      <w:r>
+        <w:rPr>
+          <w:b w:val="0"/>
+          <w:sz w:val="20"/>
+        </w:rPr>
+        <w:t>CROSSOVER (Pc):  Pick a random crossover point k.</w:t>
+      </w:r>
+    </w:p>
+    <w:p>
+      <w:pPr>
+        <w:ind w:left="400"/>
+      </w:pPr>
+      <w:r>
+        <w:rPr>
+          <w:b w:val="0"/>
+          <w:sz w:val="20"/>
+        </w:rPr>
+        <w:t xml:space="preserve">  Parent 1: [A | B],  Parent 2: [C | D]  -&gt;  Child 1: [A | D],  Child 2: [C | B].</w:t>
+      </w:r>
+    </w:p>
+    <w:p>
+      <w:pPr>
+        <w:ind w:left="400"/>
+      </w:pPr>
+      <w:r>
+        <w:rPr>
+          <w:b w:val="0"/>
+          <w:sz w:val="20"/>
+        </w:rPr>
+        <w:t xml:space="preserve">  Repair children to restore exactly 100 ones if crossover changes the count.</w:t>
+      </w:r>
+    </w:p>
+    <w:p/>
+    <w:p>
+      <w:r>
+        <w:rPr>
+          <w:b w:val="0"/>
+          <w:sz w:val="20"/>
+        </w:rPr>
+        <w:t>MUTATION (Pm):  Flip a random bit (0-&gt;1 or 1-&gt;0) with low probability (e.g. 0.01).</w:t>
+      </w:r>
+    </w:p>
+    <w:p>
+      <w:pPr>
+        <w:ind w:left="400"/>
+      </w:pPr>
+      <w:r>
+        <w:rPr>
+          <w:b w:val="0"/>
+          <w:sz w:val="20"/>
+        </w:rPr>
+        <w:t xml:space="preserve">  Maintains population diversity; prevents premature convergence to a local optimum.</w:t>
+      </w:r>
+    </w:p>
+    <w:p/>
+    <w:p>
+      <w:r>
+        <w:rPr>
+          <w:b w:val="0"/>
+          <w:sz w:val="20"/>
+        </w:rPr>
+        <w:t>TERMINATION:  Stop when max generations reached or fitness plateaus.</w:t>
+      </w:r>
+    </w:p>
+    <w:p>
+      <w:pPr>
+        <w:ind w:left="400"/>
+      </w:pPr>
+      <w:r>
+        <w:rPr>
+          <w:b w:val="0"/>
+          <w:sz w:val="20"/>
+        </w:rPr>
+        <w:t xml:space="preserve">  Return chromosome with highest validation accuracy as the selected 100 features.</w:t>
+      </w:r>
+    </w:p>
+    <w:p/>
+    <w:p>
+      <w:r>
+        <w:rPr>
+          <w:b w:val="0"/>
+          <w:sz w:val="20"/>
+        </w:rPr>
+        <w:t>WHY GA:  The search space has C(1000,100) &gt; 10^139 possible subsets — brute force impossible.</w:t>
+      </w:r>
+    </w:p>
+    <w:p>
+      <w:pPr>
+        <w:ind w:left="400"/>
+      </w:pPr>
+      <w:r>
+        <w:rPr>
+          <w:b w:val="0"/>
+          <w:sz w:val="20"/>
+        </w:rPr>
+        <w:t xml:space="preserve">  GA navigates this space efficiently via fitness-guided selection and genetic operators.</w:t>
+      </w:r>
+    </w:p>
+    <w:p/>
+    <w:p>
+      <w:r>
+        <w:rPr>
+          <w:b w:val="0"/>
+          <w:sz w:val="20"/>
+        </w:rPr>
+        <w:t>MEMORY HOOK: Chromosome=binary mask | Fitness=SVM accuracy | Mutation=bit flip</w:t>
+      </w:r>
+    </w:p>
+    <w:p/>
+    <w:p>
+      <w:r>
+        <w:rPr>
+          <w:b/>
+          <w:sz w:val="22"/>
+        </w:rPr>
+        <w:t>Naive Bayes: Graphical Model DAG (May 2025 Q18a — 8 marks)</w:t>
+      </w:r>
+    </w:p>
+    <w:p>
+      <w:r>
+        <w:rPr>
+          <w:b w:val="0"/>
+          <w:sz w:val="20"/>
+        </w:rPr>
+        <w:t>The conditional independence assumption corresponds to a specific DAG (directed acyclic graph).</w:t>
+      </w:r>
+    </w:p>
+    <w:p/>
+    <w:p>
+      <w:r>
+        <w:rPr>
+          <w:b w:val="0"/>
+          <w:sz w:val="20"/>
+        </w:rPr>
+        <w:t>STRUCTURE OF THE DIAGRAM:</w:t>
+      </w:r>
+    </w:p>
+    <w:p>
+      <w:pPr>
+        <w:ind w:left="400"/>
+      </w:pPr>
+      <w:r>
+        <w:rPr>
+          <w:b w:val="0"/>
+          <w:sz w:val="20"/>
+        </w:rPr>
+        <w:t xml:space="preserve">  (1) Draw ONE class node C at the top.</w:t>
+      </w:r>
+    </w:p>
+    <w:p>
+      <w:pPr>
+        <w:ind w:left="400"/>
+      </w:pPr>
+      <w:r>
+        <w:rPr>
+          <w:b w:val="0"/>
+          <w:sz w:val="20"/>
+        </w:rPr>
+        <w:t xml:space="preserve">  (2) Draw one feature node for each feature: x1, x2, ..., xn below C.</w:t>
+      </w:r>
+    </w:p>
+    <w:p>
+      <w:pPr>
+        <w:ind w:left="400"/>
+      </w:pPr>
+      <w:r>
+        <w:rPr>
+          <w:b w:val="0"/>
+          <w:sz w:val="20"/>
+        </w:rPr>
+        <w:t xml:space="preserve">  (3) Draw a DIRECTED ARROW from C to EACH feature xi (direction: C -&gt; xi).</w:t>
+      </w:r>
+    </w:p>
+    <w:p>
+      <w:pPr>
+        <w:ind w:left="400"/>
+      </w:pPr>
+      <w:r>
+        <w:rPr>
+          <w:b w:val="0"/>
+          <w:sz w:val="20"/>
+        </w:rPr>
+        <w:t xml:space="preserve">  (4) Draw NO arrows between feature nodes (xi and xj have no direct edge).</w:t>
+      </w:r>
+    </w:p>
+    <w:p/>
+    <w:p>
+      <w:r>
+        <w:rPr>
+          <w:b w:val="0"/>
+          <w:sz w:val="20"/>
+        </w:rPr>
+        <w:t>ARROW DIRECTION = causal: the class label C 'generates' the feature values.</w:t>
+      </w:r>
+    </w:p>
+    <w:p>
+      <w:pPr>
+        <w:ind w:left="400"/>
+      </w:pPr>
+      <w:r>
+        <w:rPr>
+          <w:b w:val="0"/>
+          <w:sz w:val="20"/>
+        </w:rPr>
+        <w:t xml:space="preserve">  This encodes: xi is conditionally independent of xj given C for all i != j.</w:t>
+      </w:r>
+    </w:p>
+    <w:p/>
+    <w:p>
+      <w:r>
+        <w:rPr>
+          <w:b w:val="0"/>
+          <w:sz w:val="20"/>
+        </w:rPr>
+        <w:t>May 2025 Q18 credit-risk example (C=Risk, features: Income, CreditHistory, LatePayment):</w:t>
+      </w:r>
+    </w:p>
+    <w:p>
+      <w:pPr>
+        <w:ind w:left="400"/>
+      </w:pPr>
+      <w:r>
+        <w:rPr>
+          <w:b w:val="0"/>
+          <w:sz w:val="20"/>
+        </w:rPr>
+        <w:t xml:space="preserve">  Risk --&gt; Income</w:t>
+      </w:r>
+    </w:p>
+    <w:p>
+      <w:pPr>
+        <w:ind w:left="400"/>
+      </w:pPr>
+      <w:r>
+        <w:rPr>
+          <w:b w:val="0"/>
+          <w:sz w:val="20"/>
+        </w:rPr>
+        <w:t xml:space="preserve">  Risk --&gt; CreditHistory</w:t>
+      </w:r>
+    </w:p>
+    <w:p>
+      <w:pPr>
+        <w:ind w:left="400"/>
+      </w:pPr>
+      <w:r>
+        <w:rPr>
+          <w:b w:val="0"/>
+          <w:sz w:val="20"/>
+        </w:rPr>
+        <w:t xml:space="preserve">  Risk --&gt; LatePayment</w:t>
+      </w:r>
+    </w:p>
+    <w:p>
+      <w:pPr>
+        <w:ind w:left="400"/>
+      </w:pPr>
+      <w:r>
+        <w:rPr>
+          <w:b w:val="0"/>
+          <w:sz w:val="20"/>
+        </w:rPr>
+        <w:t xml:space="preserve">  (no arrows between Income, CreditHistory, LatePayment)</w:t>
+      </w:r>
+    </w:p>
+    <w:p/>
+    <w:p>
+      <w:r>
+        <w:rPr>
+          <w:b w:val="0"/>
+          <w:sz w:val="20"/>
+        </w:rPr>
+        <w:t>EXAM TIP: 3 marks for arrow direction (C-&gt;xi not xi-&gt;C), 2 marks for no between-feature</w:t>
+      </w:r>
+    </w:p>
+    <w:p>
+      <w:r>
+        <w:rPr>
+          <w:b w:val="0"/>
+          <w:sz w:val="20"/>
+        </w:rPr>
+        <w:t>edges, 3 marks for correct labelling.  A Bayesian network diagram with edges BETWEEN</w:t>
+      </w:r>
+    </w:p>
+    <w:p>
+      <w:r>
+        <w:rPr>
+          <w:b w:val="0"/>
+          <w:sz w:val="20"/>
+        </w:rPr>
+        <w:t>features would be WRONG — that is NOT Naive Bayes.</w:t>
+      </w:r>
+    </w:p>
+    <w:p/>
+    <w:p>
+      <w:r>
+        <w:rPr>
+          <w:b w:val="0"/>
+          <w:sz w:val="20"/>
+        </w:rPr>
+        <w:t>CONTRAST with general Bayesian network: BN can have edges anywhere; NB forces the star</w:t>
+      </w:r>
+    </w:p>
+    <w:p>
+      <w:r>
+        <w:rPr>
+          <w:b w:val="0"/>
+          <w:sz w:val="20"/>
+        </w:rPr>
+        <w:t>topology with C at the centre and all edges radiating outward to features.</w:t>
+      </w:r>
+    </w:p>
+    <w:p/>
+    <w:p>
+      <w:r>
+        <w:rPr>
+          <w:b/>
+          <w:sz w:val="22"/>
+        </w:rPr>
+        <w:t>CNN: Three Layer Types — Precise Functions (May 2025 Q19a — 6 marks)</w:t>
+      </w:r>
+    </w:p>
+    <w:p>
+      <w:r>
+        <w:rPr>
+          <w:b w:val="0"/>
+          <w:sz w:val="20"/>
+        </w:rPr>
+        <w:t>For a 6-mark question: name + specific function (2 marks each).</w:t>
+      </w:r>
+    </w:p>
+    <w:p/>
+    <w:p>
+      <w:r>
+        <w:rPr>
+          <w:b w:val="0"/>
+          <w:sz w:val="20"/>
+        </w:rPr>
+        <w:t>(1) CONVOLUTIONAL LAYER</w:t>
+      </w:r>
+    </w:p>
+    <w:p>
+      <w:pPr>
+        <w:ind w:left="400"/>
+      </w:pPr>
+      <w:r>
+        <w:rPr>
+          <w:b w:val="0"/>
+          <w:sz w:val="20"/>
+        </w:rPr>
+        <w:t xml:space="preserve">  Slides a learnable filter/kernel across the entire input image.</w:t>
+      </w:r>
+    </w:p>
+    <w:p>
+      <w:pPr>
+        <w:ind w:left="400"/>
+      </w:pPr>
+      <w:r>
+        <w:rPr>
+          <w:b w:val="0"/>
+          <w:sz w:val="20"/>
+        </w:rPr>
+        <w:t xml:space="preserve">  At each position: computes an element-wise product of the kernel with the image patch,</w:t>
+      </w:r>
+    </w:p>
+    <w:p>
+      <w:pPr>
+        <w:ind w:left="400"/>
+      </w:pPr>
+      <w:r>
+        <w:rPr>
+          <w:b w:val="0"/>
+          <w:sz w:val="20"/>
+        </w:rPr>
+        <w:t xml:space="preserve">  then sums all products to produce ONE output pixel (feature map value).</w:t>
+      </w:r>
+    </w:p>
+    <w:p>
+      <w:pPr>
+        <w:ind w:left="400"/>
+      </w:pPr>
+      <w:r>
+        <w:rPr>
+          <w:b w:val="0"/>
+          <w:sz w:val="20"/>
+        </w:rPr>
+        <w:t xml:space="preserve">  Many different filters are learned; each produces a separate feature map.</w:t>
+      </w:r>
+    </w:p>
+    <w:p>
+      <w:pPr>
+        <w:ind w:left="400"/>
+      </w:pPr>
+      <w:r>
+        <w:rPr>
+          <w:b w:val="0"/>
+          <w:sz w:val="20"/>
+        </w:rPr>
+        <w:t xml:space="preserve">  PURPOSE: detects local spatial patterns — edges, corners, textures — at every position.</w:t>
+      </w:r>
+    </w:p>
+    <w:p>
+      <w:pPr>
+        <w:ind w:left="400"/>
+      </w:pPr>
+      <w:r>
+        <w:rPr>
+          <w:b w:val="0"/>
+          <w:sz w:val="20"/>
+        </w:rPr>
+        <w:t xml:space="preserve">  KEY PROPERTY: parameter sharing (same kernel weights reused across all positions).</w:t>
+      </w:r>
+    </w:p>
+    <w:p/>
+    <w:p>
+      <w:r>
+        <w:rPr>
+          <w:b w:val="0"/>
+          <w:sz w:val="20"/>
+        </w:rPr>
+        <w:t>(2) POOLING LAYER</w:t>
+      </w:r>
+    </w:p>
+    <w:p>
+      <w:pPr>
+        <w:ind w:left="400"/>
+      </w:pPr>
+      <w:r>
+        <w:rPr>
+          <w:b w:val="0"/>
+          <w:sz w:val="20"/>
+        </w:rPr>
+        <w:t xml:space="preserve">  Reduces the spatial dimensions (height x width) of each feature map — downsampling.</w:t>
+      </w:r>
+    </w:p>
+    <w:p>
+      <w:pPr>
+        <w:ind w:left="400"/>
+      </w:pPr>
+      <w:r>
+        <w:rPr>
+          <w:b w:val="0"/>
+          <w:sz w:val="20"/>
+        </w:rPr>
+        <w:t xml:space="preserve">  Max pooling: takes the MAXIMUM value in each local window (e.g. 2x2).</w:t>
+      </w:r>
+    </w:p>
+    <w:p>
+      <w:pPr>
+        <w:ind w:left="400"/>
+      </w:pPr>
+      <w:r>
+        <w:rPr>
+          <w:b w:val="0"/>
+          <w:sz w:val="20"/>
+        </w:rPr>
+        <w:t xml:space="preserve">  Average pooling: takes the MEAN value in each local window.</w:t>
+      </w:r>
+    </w:p>
+    <w:p>
+      <w:pPr>
+        <w:ind w:left="400"/>
+      </w:pPr>
+      <w:r>
+        <w:rPr>
+          <w:b w:val="0"/>
+          <w:sz w:val="20"/>
+        </w:rPr>
+        <w:t xml:space="preserve">  TWO KEY EFFECTS:</w:t>
+      </w:r>
+    </w:p>
+    <w:p>
+      <w:pPr>
+        <w:ind w:left="400"/>
+      </w:pPr>
+      <w:r>
+        <w:rPr>
+          <w:b w:val="0"/>
+          <w:sz w:val="20"/>
+        </w:rPr>
+        <w:t xml:space="preserve">    (a) Reduces number of parameters and computation in subsequent layers.</w:t>
+      </w:r>
+    </w:p>
+    <w:p>
+      <w:pPr>
+        <w:ind w:left="400"/>
+      </w:pPr>
+      <w:r>
+        <w:rPr>
+          <w:b w:val="0"/>
+          <w:sz w:val="20"/>
+        </w:rPr>
+        <w:t xml:space="preserve">    (b) Provides TRANSLATION INVARIANCE — small shifts in input produce the same output,</w:t>
+      </w:r>
+    </w:p>
+    <w:p>
+      <w:pPr>
+        <w:ind w:left="400"/>
+      </w:pPr>
+      <w:r>
+        <w:rPr>
+          <w:b w:val="0"/>
+          <w:sz w:val="20"/>
+        </w:rPr>
+        <w:t xml:space="preserve">        because the max/avg over a region is robust to exact position of a feature.</w:t>
+      </w:r>
+    </w:p>
+    <w:p/>
+    <w:p>
+      <w:r>
+        <w:rPr>
+          <w:b w:val="0"/>
+          <w:sz w:val="20"/>
+        </w:rPr>
+        <w:t>(3) FULLY CONNECTED LAYER</w:t>
+      </w:r>
+    </w:p>
+    <w:p>
+      <w:pPr>
+        <w:ind w:left="400"/>
+      </w:pPr>
+      <w:r>
+        <w:rPr>
+          <w:b w:val="0"/>
+          <w:sz w:val="20"/>
+        </w:rPr>
+        <w:t xml:space="preserve">  FLATTENS the 2D feature maps into a single 1D vector.</w:t>
+      </w:r>
+    </w:p>
+    <w:p>
+      <w:pPr>
+        <w:ind w:left="400"/>
+      </w:pPr>
+      <w:r>
+        <w:rPr>
+          <w:b w:val="0"/>
+          <w:sz w:val="20"/>
+        </w:rPr>
+        <w:t xml:space="preserve">  Applies standard dense neural network layers to that vector.</w:t>
+      </w:r>
+    </w:p>
+    <w:p>
+      <w:pPr>
+        <w:ind w:left="400"/>
+      </w:pPr>
+      <w:r>
+        <w:rPr>
+          <w:b w:val="0"/>
+          <w:sz w:val="20"/>
+        </w:rPr>
+        <w:t xml:space="preserve">  Combines ALL spatial features learned by the convolutional layers.</w:t>
+      </w:r>
+    </w:p>
+    <w:p>
+      <w:pPr>
+        <w:ind w:left="400"/>
+      </w:pPr>
+      <w:r>
+        <w:rPr>
+          <w:b w:val="0"/>
+          <w:sz w:val="20"/>
+        </w:rPr>
+        <w:t xml:space="preserve">  OUTPUT: class probability scores (via softmax for classification tasks).</w:t>
+      </w:r>
+    </w:p>
+    <w:p>
+      <w:pPr>
+        <w:ind w:left="400"/>
+      </w:pPr>
+      <w:r>
+        <w:rPr>
+          <w:b w:val="0"/>
+          <w:sz w:val="20"/>
+        </w:rPr>
+        <w:t xml:space="preserve">  This is where high-level 'what is this image' decisions are made.</w:t>
+      </w:r>
+    </w:p>
+    <w:p/>
+    <w:p>
+      <w:r>
+        <w:rPr>
+          <w:b w:val="0"/>
+          <w:sz w:val="20"/>
+        </w:rPr>
+        <w:t>MEMORY HOOK: Conv DETECTS features -&gt; Pool SHRINKS + makes INVARIANT -&gt; FC DECIDES class.</w:t>
+      </w:r>
+    </w:p>
+    <w:p/>
+    <w:p>
+      <w:r>
+        <w:rPr>
+          <w:b/>
+          <w:sz w:val="22"/>
+        </w:rPr>
+        <w:t>CNN Suitability Discussion — Model Answer (May 2025 Q19c — 6 marks)</w:t>
+      </w:r>
+    </w:p>
+    <w:p>
+      <w:r>
+        <w:rPr>
+          <w:b w:val="0"/>
+          <w:sz w:val="20"/>
+        </w:rPr>
+        <w:t>Question type: 'Do you agree with using CNNs for [task]? Explain why / suggest alternative.'</w:t>
+      </w:r>
+    </w:p>
+    <w:p/>
+    <w:p>
+      <w:r>
+        <w:rPr>
+          <w:b w:val="0"/>
+          <w:sz w:val="20"/>
+        </w:rPr>
+        <w:t>MODEL ANSWER (agreeing CNN is suitable for person-counting in images):</w:t>
+      </w:r>
+    </w:p>
+    <w:p>
+      <w:pPr>
+        <w:ind w:left="400"/>
+      </w:pPr>
+      <w:r>
+        <w:rPr>
+          <w:b w:val="0"/>
+          <w:sz w:val="20"/>
+        </w:rPr>
+        <w:t xml:space="preserve">  YES, CNNs are suitable because:</w:t>
+      </w:r>
+    </w:p>
+    <w:p>
+      <w:pPr>
+        <w:ind w:left="400"/>
+      </w:pPr>
+      <w:r>
+        <w:rPr>
+          <w:b w:val="0"/>
+          <w:sz w:val="20"/>
+        </w:rPr>
+        <w:t xml:space="preserve">  (1) Spatial locality: convolution detects people (local patterns) regardless of image position.</w:t>
+      </w:r>
+    </w:p>
+    <w:p>
+      <w:pPr>
+        <w:ind w:left="400"/>
+      </w:pPr>
+      <w:r>
+        <w:rPr>
+          <w:b w:val="0"/>
+          <w:sz w:val="20"/>
+        </w:rPr>
+        <w:t xml:space="preserve">      The same filter that detects a face in the top-left also works in the bottom-right.</w:t>
+      </w:r>
+    </w:p>
+    <w:p>
+      <w:pPr>
+        <w:ind w:left="400"/>
+      </w:pPr>
+      <w:r>
+        <w:rPr>
+          <w:b w:val="0"/>
+          <w:sz w:val="20"/>
+        </w:rPr>
+        <w:t xml:space="preserve">  (2) Translation invariance: pooling makes the network robust to small shifts in position,</w:t>
+      </w:r>
+    </w:p>
+    <w:p>
+      <w:pPr>
+        <w:ind w:left="400"/>
+      </w:pPr>
+      <w:r>
+        <w:rPr>
+          <w:b w:val="0"/>
+          <w:sz w:val="20"/>
+        </w:rPr>
+        <w:t xml:space="preserve">      so a person slightly moved in frame is still recognised.</w:t>
+      </w:r>
+    </w:p>
+    <w:p>
+      <w:pPr>
+        <w:ind w:left="400"/>
+      </w:pPr>
+      <w:r>
+        <w:rPr>
+          <w:b w:val="0"/>
+          <w:sz w:val="20"/>
+        </w:rPr>
+        <w:t xml:space="preserve">  (3) Hierarchical feature learning: early layers detect edges, middle layers detect body</w:t>
+      </w:r>
+    </w:p>
+    <w:p>
+      <w:pPr>
+        <w:ind w:left="400"/>
+      </w:pPr>
+      <w:r>
+        <w:rPr>
+          <w:b w:val="0"/>
+          <w:sz w:val="20"/>
+        </w:rPr>
+        <w:t xml:space="preserve">      parts, deep layers detect the concept 'person' — all learned automatically.</w:t>
+      </w:r>
+    </w:p>
+    <w:p>
+      <w:pPr>
+        <w:ind w:left="400"/>
+      </w:pPr>
+      <w:r>
+        <w:rPr>
+          <w:b w:val="0"/>
+          <w:sz w:val="20"/>
+        </w:rPr>
+        <w:t xml:space="preserve">  (4) Parameter efficiency: shared kernel weights mean far fewer parameters than a fully</w:t>
+      </w:r>
+    </w:p>
+    <w:p>
+      <w:pPr>
+        <w:ind w:left="400"/>
+      </w:pPr>
+      <w:r>
+        <w:rPr>
+          <w:b w:val="0"/>
+          <w:sz w:val="20"/>
+        </w:rPr>
+        <w:t xml:space="preserve">      connected network, reducing overfitting and computational cost.</w:t>
+      </w:r>
+    </w:p>
+    <w:p/>
+    <w:p>
+      <w:r>
+        <w:rPr>
+          <w:b w:val="0"/>
+          <w:sz w:val="20"/>
+        </w:rPr>
+        <w:t>ADDITIONAL TECHNIQUES to improve:</w:t>
+      </w:r>
+    </w:p>
+    <w:p>
+      <w:pPr>
+        <w:ind w:left="400"/>
+      </w:pPr>
+      <w:r>
+        <w:rPr>
+          <w:b w:val="0"/>
+          <w:sz w:val="20"/>
+        </w:rPr>
+        <w:t xml:space="preserve">  Object detection frameworks: YOLO or Faster R-CNN — locate AND count people in one pass.</w:t>
+      </w:r>
+    </w:p>
+    <w:p>
+      <w:pPr>
+        <w:ind w:left="400"/>
+      </w:pPr>
+      <w:r>
+        <w:rPr>
+          <w:b w:val="0"/>
+          <w:sz w:val="20"/>
+        </w:rPr>
+        <w:t xml:space="preserve">  Data augmentation: random flips, crops, colour jitter — improves generalisation.</w:t>
+      </w:r>
+    </w:p>
+    <w:p>
+      <w:pPr>
+        <w:ind w:left="400"/>
+      </w:pPr>
+      <w:r>
+        <w:rPr>
+          <w:b w:val="0"/>
+          <w:sz w:val="20"/>
+        </w:rPr>
+        <w:t xml:space="preserve">  Transfer learning: start from an ImageNet-pretrained CNN (e.g. ResNet) instead of scratch.</w:t>
+      </w:r>
+    </w:p>
+    <w:p/>
+    <w:p>
+      <w:r>
+        <w:rPr>
+          <w:b w:val="0"/>
+          <w:sz w:val="20"/>
+        </w:rPr>
+        <w:t>IF ARGUING CNN IS NOT SUITABLE (e.g. for tabular/text data):</w:t>
+      </w:r>
+    </w:p>
+    <w:p>
+      <w:pPr>
+        <w:ind w:left="400"/>
+      </w:pPr>
+      <w:r>
+        <w:rPr>
+          <w:b w:val="0"/>
+          <w:sz w:val="20"/>
+        </w:rPr>
+        <w:t xml:space="preserve">  CNN requires spatial structure in the data (2D grid like images).</w:t>
+      </w:r>
+    </w:p>
+    <w:p>
+      <w:pPr>
+        <w:ind w:left="400"/>
+      </w:pPr>
+      <w:r>
+        <w:rPr>
+          <w:b w:val="0"/>
+          <w:sz w:val="20"/>
+        </w:rPr>
+        <w:t xml:space="preserve">  For tabular data: use MLP or decision trees (no spatial structure).</w:t>
+      </w:r>
+    </w:p>
+    <w:p>
+      <w:pPr>
+        <w:ind w:left="400"/>
+      </w:pPr>
+      <w:r>
+        <w:rPr>
+          <w:b w:val="0"/>
+          <w:sz w:val="20"/>
+        </w:rPr>
+        <w:t xml:space="preserve">  For sequential text: use RNN / LSTM (temporal structure, not spatial).</w:t>
+      </w:r>
+    </w:p>
+    <w:p/>
+    <w:p>
+      <w:r>
+        <w:rPr>
+          <w:b w:val="0"/>
+          <w:sz w:val="20"/>
+        </w:rPr>
+        <w:t>EXAM APPROACH: state YES or NO clearly, then give 3 distinct reasons with 1 sentence each.</w:t>
+      </w:r>
+    </w:p>
+    <w:p>
+      <w:r>
+        <w:rPr>
+          <w:b w:val="0"/>
+          <w:sz w:val="20"/>
+        </w:rPr>
+        <w:t>Score: 2 marks for stance + reasoning, 2 marks for explaining CNN properties, 2 marks for</w:t>
+      </w:r>
+    </w:p>
+    <w:p>
+      <w:r>
+        <w:rPr>
+          <w:b w:val="0"/>
+          <w:sz w:val="20"/>
+        </w:rPr>
+        <w:t>additional technique or alternative with justification.</w:t>
+      </w:r>
+    </w:p>
+    <w:p/>
+    <w:p>
+      <w:r>
+        <w:rPr>
+          <w:b/>
+          <w:sz w:val="22"/>
+        </w:rPr>
+        <w:t>RNN: Numerical Trace Across Time Steps (Lecture 08 worked example)</w:t>
+      </w:r>
+    </w:p>
+    <w:p>
+      <w:r>
+        <w:rPr>
+          <w:b w:val="0"/>
+          <w:sz w:val="20"/>
+        </w:rPr>
+        <w:t>KEY CONCEPT: At each time step, the hidden state h_t carries forward memory of past inputs.</w:t>
+      </w:r>
+    </w:p>
+    <w:p>
+      <w:r>
+        <w:rPr>
+          <w:b w:val="0"/>
+          <w:sz w:val="20"/>
+        </w:rPr>
+        <w:t>The previous hidden output is treated as an ADDITIONAL INPUT at the next step.</w:t>
+      </w:r>
+    </w:p>
+    <w:p/>
+    <w:p>
+      <w:r>
+        <w:rPr>
+          <w:b w:val="0"/>
+          <w:sz w:val="20"/>
+        </w:rPr>
+        <w:t>GENERAL FORMULA (linear activation, no bias):</w:t>
+      </w:r>
+    </w:p>
+    <w:p>
+      <w:pPr>
+        <w:ind w:left="400"/>
+      </w:pPr>
+      <w:r>
+        <w:rPr>
+          <w:b w:val="0"/>
+          <w:sz w:val="20"/>
+        </w:rPr>
+        <w:t xml:space="preserve">  h_t = W_x * x_t + W_h * h_{t-1}        (hidden state update)</w:t>
+      </w:r>
+    </w:p>
+    <w:p>
+      <w:pPr>
+        <w:ind w:left="400"/>
+      </w:pPr>
+      <w:r>
+        <w:rPr>
+          <w:b w:val="0"/>
+          <w:sz w:val="20"/>
+        </w:rPr>
+        <w:t xml:space="preserve">  y_t = W_y * h_t                           (output computation)</w:t>
+      </w:r>
+    </w:p>
+    <w:p>
+      <w:pPr>
+        <w:ind w:left="400"/>
+      </w:pPr>
+      <w:r>
+        <w:rPr>
+          <w:b w:val="0"/>
+          <w:sz w:val="20"/>
+        </w:rPr>
+        <w:t xml:space="preserve">  Initial state: h_0 = 0 (zero vector)</w:t>
+      </w:r>
+    </w:p>
+    <w:p/>
+    <w:p>
+      <w:r>
+        <w:rPr>
+          <w:b w:val="0"/>
+          <w:sz w:val="20"/>
+        </w:rPr>
+        <w:t>LECTURE 08 WORKED EXAMPLE:</w:t>
+      </w:r>
+    </w:p>
+    <w:p>
+      <w:pPr>
+        <w:ind w:left="400"/>
+      </w:pPr>
+      <w:r>
+        <w:rPr>
+          <w:b w:val="0"/>
+          <w:sz w:val="20"/>
+        </w:rPr>
+        <w:t xml:space="preserve">  Architecture: 2 input nodes, 2 hidden nodes, 2 output nodes.</w:t>
+      </w:r>
+    </w:p>
+    <w:p>
+      <w:pPr>
+        <w:ind w:left="400"/>
+      </w:pPr>
+      <w:r>
+        <w:rPr>
+          <w:b w:val="0"/>
+          <w:sz w:val="20"/>
+        </w:rPr>
+        <w:t xml:space="preserve">  All weights = 1, linear (identity) activation, bias = 0.</w:t>
+      </w:r>
+    </w:p>
+    <w:p>
+      <w:pPr>
+        <w:ind w:left="400"/>
+      </w:pPr>
+      <w:r>
+        <w:rPr>
+          <w:b w:val="0"/>
+          <w:sz w:val="20"/>
+        </w:rPr>
+        <w:t xml:space="preserve">  Each hidden node receives all inputs + all previous hidden outputs.</w:t>
+      </w:r>
+    </w:p>
+    <w:p/>
+    <w:p>
+      <w:pPr>
+        <w:ind w:left="400"/>
+      </w:pPr>
+      <w:r>
+        <w:rPr>
+          <w:b w:val="0"/>
+          <w:sz w:val="20"/>
+        </w:rPr>
+        <w:t xml:space="preserve">  TIME STEP 1: x_1 = (1, 1),  h_0 = (0, 0)</w:t>
+      </w:r>
+    </w:p>
+    <w:p>
+      <w:pPr>
+        <w:ind w:left="400"/>
+      </w:pPr>
+      <w:r>
+        <w:rPr>
+          <w:b w:val="0"/>
+          <w:sz w:val="20"/>
+        </w:rPr>
+        <w:t xml:space="preserve">    Each hidden node j: h_j = x_1 + x_2 + h_1_prev + h_2_prev</w:t>
+      </w:r>
+    </w:p>
+    <w:p>
+      <w:pPr>
+        <w:ind w:left="400"/>
+      </w:pPr>
+      <w:r>
+        <w:rPr>
+          <w:b w:val="0"/>
+          <w:sz w:val="20"/>
+        </w:rPr>
+        <w:t xml:space="preserve">                             = 1 + 1 + 0 + 0 = 2</w:t>
+      </w:r>
+    </w:p>
+    <w:p>
+      <w:pPr>
+        <w:ind w:left="400"/>
+      </w:pPr>
+      <w:r>
+        <w:rPr>
+          <w:b w:val="0"/>
+          <w:sz w:val="20"/>
+        </w:rPr>
+        <w:t xml:space="preserve">    h_1 = (2, 2)</w:t>
+      </w:r>
+    </w:p>
+    <w:p>
+      <w:pPr>
+        <w:ind w:left="400"/>
+      </w:pPr>
+      <w:r>
+        <w:rPr>
+          <w:b w:val="0"/>
+          <w:sz w:val="20"/>
+        </w:rPr>
+        <w:t xml:space="preserve">    Each output node: y = h_1_node + h_2_node = 2 + 2 = 4</w:t>
+      </w:r>
+    </w:p>
+    <w:p>
+      <w:pPr>
+        <w:ind w:left="400"/>
+      </w:pPr>
+      <w:r>
+        <w:rPr>
+          <w:b w:val="0"/>
+          <w:sz w:val="20"/>
+        </w:rPr>
+        <w:t xml:space="preserve">    y_1 = (4, 4)  [matches lecture slide]</w:t>
+      </w:r>
+    </w:p>
+    <w:p/>
+    <w:p>
+      <w:pPr>
+        <w:ind w:left="400"/>
+      </w:pPr>
+      <w:r>
+        <w:rPr>
+          <w:b w:val="0"/>
+          <w:sz w:val="20"/>
+        </w:rPr>
+        <w:t xml:space="preserve">  TIME STEP 2: x_2 = (1, 1),  h_prev = (2, 2)</w:t>
+      </w:r>
+    </w:p>
+    <w:p>
+      <w:pPr>
+        <w:ind w:left="400"/>
+      </w:pPr>
+      <w:r>
+        <w:rPr>
+          <w:b w:val="0"/>
+          <w:sz w:val="20"/>
+        </w:rPr>
+        <w:t xml:space="preserve">    Each hidden node j: h_j = 1 + 1 + 2 + 2 = 6</w:t>
+      </w:r>
+    </w:p>
+    <w:p>
+      <w:pPr>
+        <w:ind w:left="400"/>
+      </w:pPr>
+      <w:r>
+        <w:rPr>
+          <w:b w:val="0"/>
+          <w:sz w:val="20"/>
+        </w:rPr>
+        <w:t xml:space="preserve">    h_2 = (6, 6)</w:t>
+      </w:r>
+    </w:p>
+    <w:p>
+      <w:pPr>
+        <w:ind w:left="400"/>
+      </w:pPr>
+      <w:r>
+        <w:rPr>
+          <w:b w:val="0"/>
+          <w:sz w:val="20"/>
+        </w:rPr>
+        <w:t xml:space="preserve">    Each output: y = 6 + 6 = 12</w:t>
+      </w:r>
+    </w:p>
+    <w:p>
+      <w:pPr>
+        <w:ind w:left="400"/>
+      </w:pPr>
+      <w:r>
+        <w:rPr>
+          <w:b w:val="0"/>
+          <w:sz w:val="20"/>
+        </w:rPr>
+        <w:t xml:space="preserve">    y_2 = (12, 12)  [matches lecture slide]</w:t>
+      </w:r>
+    </w:p>
+    <w:p/>
+    <w:p>
+      <w:pPr>
+        <w:ind w:left="400"/>
+      </w:pPr>
+      <w:r>
+        <w:rPr>
+          <w:b w:val="0"/>
+          <w:sz w:val="20"/>
+        </w:rPr>
+        <w:t xml:space="preserve">  TIME STEP 3: x_3 = (2, 2),  h_prev = (6, 6)</w:t>
+      </w:r>
+    </w:p>
+    <w:p>
+      <w:pPr>
+        <w:ind w:left="400"/>
+      </w:pPr>
+      <w:r>
+        <w:rPr>
+          <w:b w:val="0"/>
+          <w:sz w:val="20"/>
+        </w:rPr>
+        <w:t xml:space="preserve">    Each hidden node j: h_j = 2 + 2 + 6 + 6 = 16</w:t>
+      </w:r>
+    </w:p>
+    <w:p>
+      <w:pPr>
+        <w:ind w:left="400"/>
+      </w:pPr>
+      <w:r>
+        <w:rPr>
+          <w:b w:val="0"/>
+          <w:sz w:val="20"/>
+        </w:rPr>
+        <w:t xml:space="preserve">    h_3 = (16, 16)</w:t>
+      </w:r>
+    </w:p>
+    <w:p>
+      <w:pPr>
+        <w:ind w:left="400"/>
+      </w:pPr>
+      <w:r>
+        <w:rPr>
+          <w:b w:val="0"/>
+          <w:sz w:val="20"/>
+        </w:rPr>
+        <w:t xml:space="preserve">    Each output: y = 16 + 16 = 32</w:t>
+      </w:r>
+    </w:p>
+    <w:p>
+      <w:pPr>
+        <w:ind w:left="400"/>
+      </w:pPr>
+      <w:r>
+        <w:rPr>
+          <w:b w:val="0"/>
+          <w:sz w:val="20"/>
+        </w:rPr>
+        <w:t xml:space="preserve">    y_3 = (32, 32)  [matches lecture slide]</w:t>
+      </w:r>
+    </w:p>
+    <w:p/>
+    <w:p>
+      <w:r>
+        <w:rPr>
+          <w:b w:val="0"/>
+          <w:sz w:val="20"/>
+        </w:rPr>
+        <w:t>KEY INSIGHT: Output grows rapidly because past hidden states amplify future outputs.</w:t>
+      </w:r>
+    </w:p>
+    <w:p>
+      <w:r>
+        <w:rPr>
+          <w:b w:val="0"/>
+          <w:sz w:val="20"/>
+        </w:rPr>
+        <w:t>In a real RNN, non-linear activation (sigmoid/tanh) prevents unbounded growth.</w:t>
+      </w:r>
+    </w:p>
+    <w:p/>
+    <w:p>
+      <w:r>
+        <w:rPr>
+          <w:b w:val="0"/>
+          <w:sz w:val="20"/>
+        </w:rPr>
+        <w:t>EXAM ANSWER TEMPLATE:</w:t>
+      </w:r>
+    </w:p>
+    <w:p>
+      <w:pPr>
+        <w:ind w:left="400"/>
+      </w:pPr>
+      <w:r>
+        <w:rPr>
+          <w:b w:val="0"/>
+          <w:sz w:val="20"/>
+        </w:rPr>
+        <w:t xml:space="preserve">  'RNNs have directed cycles: the hidden state h_t is passed back as input to the next</w:t>
+      </w:r>
+    </w:p>
+    <w:p>
+      <w:pPr>
+        <w:ind w:left="400"/>
+      </w:pPr>
+      <w:r>
+        <w:rPr>
+          <w:b w:val="0"/>
+          <w:sz w:val="20"/>
+        </w:rPr>
+        <w:t xml:space="preserve">  time step. This allows the network to maintain memory of past inputs. The output at</w:t>
+      </w:r>
+    </w:p>
+    <w:p>
+      <w:pPr>
+        <w:ind w:left="400"/>
+      </w:pPr>
+      <w:r>
+        <w:rPr>
+          <w:b w:val="0"/>
+          <w:sz w:val="20"/>
+        </w:rPr>
+        <w:t xml:space="preserve">  each step depends on both the current input AND all previous inputs via the hidden state.</w:t>
+      </w:r>
+    </w:p>
+    <w:p>
+      <w:pPr>
+        <w:ind w:left="400"/>
+      </w:pPr>
+      <w:r>
+        <w:rPr>
+          <w:b w:val="0"/>
+          <w:sz w:val="20"/>
+        </w:rPr>
+        <w:t xml:space="preserve">  Order of input matters because each h_t depends on the entire input history.'</w:t>
+      </w:r>
+    </w:p>
+    <w:p/>
+    <w:p>
+      <w:r>
+        <w:rPr>
+          <w:b w:val="0"/>
+          <w:sz w:val="20"/>
+        </w:rPr>
+        <w:t>WHY RNN over MLP for sequences: MLP ignores order; RNN's recurrent connection preserves it.</w:t>
+      </w:r>
+    </w:p>
+    <w:p>
+      <w:r>
+        <w:rPr>
+          <w:b w:val="0"/>
+          <w:sz w:val="20"/>
+        </w:rPr>
+        <w:t>LIMITATION: Vanishing gradient over long sequences -&gt; LSTM fixes this with gate mechanism.</w:t>
+      </w:r>
+    </w:p>
+    <w:p/>
+    <w:p>
+      <w:r>
+        <w:rPr>
+          <w:b/>
+          <w:sz w:val="22"/>
+        </w:rPr>
+        <w:t>Biological Neuron Scale (Lecture 07 — for analogy questions)</w:t>
+      </w:r>
+    </w:p>
+    <w:p>
+      <w:r>
+        <w:rPr>
+          <w:b w:val="0"/>
+          <w:sz w:val="20"/>
+        </w:rPr>
+        <w:t>NUMBERS TO MEMORISE (from Lecture 07, slide 18):</w:t>
+      </w:r>
+    </w:p>
+    <w:p>
+      <w:pPr>
+        <w:ind w:left="400"/>
+      </w:pPr>
+      <w:r>
+        <w:rPr>
+          <w:b w:val="0"/>
+          <w:sz w:val="20"/>
+        </w:rPr>
+        <w:t xml:space="preserve">  Human brain: approximately 10 BILLION (10^10) interconnected neurons.</w:t>
+      </w:r>
+    </w:p>
+    <w:p>
+      <w:pPr>
+        <w:ind w:left="400"/>
+      </w:pPr>
+      <w:r>
+        <w:rPr>
+          <w:b w:val="0"/>
+          <w:sz w:val="20"/>
+        </w:rPr>
+        <w:t xml:space="preserve">  Approximate synaptic connections: ~60 TRILLION (6 x 10^13).</w:t>
+      </w:r>
+    </w:p>
+    <w:p>
+      <w:pPr>
+        <w:ind w:left="400"/>
+      </w:pPr>
+      <w:r>
+        <w:rPr>
+          <w:b w:val="0"/>
+          <w:sz w:val="20"/>
+        </w:rPr>
+        <w:t xml:space="preserve">  Cerebral cortex: MULTIPLE-LAYER structure — directly inspired deep networks.</w:t>
+      </w:r>
+    </w:p>
+    <w:p/>
+    <w:p>
+      <w:r>
+        <w:rPr>
+          <w:b w:val="0"/>
+          <w:sz w:val="20"/>
+        </w:rPr>
+        <w:t>COMPLETE MODEL ANSWER for 'explain how artificial neuron simulates biological neuron':</w:t>
+      </w:r>
+    </w:p>
+    <w:p>
+      <w:pPr>
+        <w:ind w:left="400"/>
+      </w:pPr>
+      <w:r>
+        <w:rPr>
+          <w:b w:val="0"/>
+          <w:sz w:val="20"/>
+        </w:rPr>
+        <w:t xml:space="preserve">  Dendrites       -&gt;  Weighted inputs (x_i):    dendrites receive signals from other neurons;</w:t>
+      </w:r>
+    </w:p>
+    <w:p>
+      <w:pPr>
+        <w:ind w:left="400"/>
+      </w:pPr>
+      <w:r>
+        <w:rPr>
+          <w:b w:val="0"/>
+          <w:sz w:val="20"/>
+        </w:rPr>
+        <w:t xml:space="preserve">                      inputs receive data values from the environment or previous layer.</w:t>
+      </w:r>
+    </w:p>
+    <w:p>
+      <w:pPr>
+        <w:ind w:left="400"/>
+      </w:pPr>
+      <w:r>
+        <w:rPr>
+          <w:b w:val="0"/>
+          <w:sz w:val="20"/>
+        </w:rPr>
+        <w:t xml:space="preserve">  Synaptic weights -&gt; Weights (w_i):             biological synapse strength varies;</w:t>
+      </w:r>
+    </w:p>
+    <w:p>
+      <w:pPr>
+        <w:ind w:left="400"/>
+      </w:pPr>
+      <w:r>
+        <w:rPr>
+          <w:b w:val="0"/>
+          <w:sz w:val="20"/>
+        </w:rPr>
+        <w:t xml:space="preserve">                      artificial weight w_i represents connection importance.</w:t>
+      </w:r>
+    </w:p>
+    <w:p>
+      <w:pPr>
+        <w:ind w:left="400"/>
+      </w:pPr>
+      <w:r>
+        <w:rPr>
+          <w:b w:val="0"/>
+          <w:sz w:val="20"/>
+        </w:rPr>
+        <w:t xml:space="preserve">  Soma (cell body) -&gt; Weighted sum (net = sum w_i*x_i): soma integrates all signals;</w:t>
+      </w:r>
+    </w:p>
+    <w:p>
+      <w:pPr>
+        <w:ind w:left="400"/>
+      </w:pPr>
+      <w:r>
+        <w:rPr>
+          <w:b w:val="0"/>
+          <w:sz w:val="20"/>
+        </w:rPr>
+        <w:t xml:space="preserve">                      artificial neuron sums all weighted inputs.</w:t>
+      </w:r>
+    </w:p>
+    <w:p>
+      <w:pPr>
+        <w:ind w:left="400"/>
+      </w:pPr>
+      <w:r>
+        <w:rPr>
+          <w:b w:val="0"/>
+          <w:sz w:val="20"/>
+        </w:rPr>
+        <w:t xml:space="preserve">  Axon             -&gt; Output activation o = sigma(net): axon transmits output to next neurons;</w:t>
+      </w:r>
+    </w:p>
+    <w:p>
+      <w:pPr>
+        <w:ind w:left="400"/>
+      </w:pPr>
+      <w:r>
+        <w:rPr>
+          <w:b w:val="0"/>
+          <w:sz w:val="20"/>
+        </w:rPr>
+        <w:t xml:space="preserve">                      activation function (sigmoid, ReLU) computes and transmits the result.</w:t>
+      </w:r>
+    </w:p>
+    <w:p>
+      <w:pPr>
+        <w:ind w:left="400"/>
+      </w:pPr>
+      <w:r>
+        <w:rPr>
+          <w:b w:val="0"/>
+          <w:sz w:val="20"/>
+        </w:rPr>
+        <w:t xml:space="preserve">  Threshold theta  -&gt; Bias weight w_0:           biological firing threshold;</w:t>
+      </w:r>
+    </w:p>
+    <w:p>
+      <w:pPr>
+        <w:ind w:left="400"/>
+      </w:pPr>
+      <w:r>
+        <w:rPr>
+          <w:b w:val="0"/>
+          <w:sz w:val="20"/>
+        </w:rPr>
+        <w:t xml:space="preserve">                      bias shifts the activation threshold and is learned from data.</w:t>
+      </w:r>
+    </w:p>
+    <w:p/>
+    <w:p>
+      <w:pPr>
+        <w:ind w:left="400"/>
+      </w:pPr>
+      <w:r>
+        <w:rPr>
+          <w:b w:val="0"/>
+          <w:sz w:val="20"/>
+        </w:rPr>
+        <w:t xml:space="preserve">  Scale: 'The human brain has ~10 billion neurons and ~60 trillion connections; the cortex</w:t>
+      </w:r>
+    </w:p>
+    <w:p>
+      <w:pPr>
+        <w:ind w:left="400"/>
+      </w:pPr>
+      <w:r>
+        <w:rPr>
+          <w:b w:val="0"/>
+          <w:sz w:val="20"/>
+        </w:rPr>
+        <w:t xml:space="preserve">  has a multiple-layer structure — this motivated the design of multi-layer neural networks.'</w:t>
+      </w:r>
+    </w:p>
+    <w:p/>
+    <w:p>
+      <w:r>
+        <w:rPr>
+          <w:b w:val="0"/>
+          <w:sz w:val="20"/>
+        </w:rPr>
+        <w:t>EXAM TIP: If the question is 4 marks, write 4 clear component mappings (one per bullet).</w:t>
+      </w:r>
+    </w:p>
+    <w:p>
+      <w:r>
+        <w:rPr>
+          <w:b w:val="0"/>
+          <w:sz w:val="20"/>
+        </w:rPr>
+        <w:t>If 6 marks, add the scale numbers and the cortex-to-deep-learning analogy.</w:t>
       </w:r>
     </w:p>
     <w:sectPr>

--- a/COMP4431_Concept_Review.docx
+++ b/COMP4431_Concept_Review.docx
@@ -7497,6 +7497,4715 @@
         </w:rPr>
         <w:t>For entropy: precompute −p·log₂(p) using the reference values in Calculation Steps</w:t>
       </w:r>
+    </w:p>
+    <w:p>
+      <w:r>
+        <w:br w:type="page"/>
+      </w:r>
+    </w:p>
+    <w:p>
+      <w:pPr>
+        <w:pStyle w:val="Title"/>
+        <w:jc w:val="center"/>
+      </w:pPr>
+      <w:r>
+        <w:t>ELI5 — Plain English Guide to Everything</w:t>
+      </w:r>
+    </w:p>
+    <w:p>
+      <w:pPr>
+        <w:jc w:val="center"/>
+      </w:pPr>
+      <w:r>
+        <w:rPr>
+          <w:b/>
+          <w:color w:val="1F497D"/>
+        </w:rPr>
+        <w:t>Every topic in the course, explained like you are five years old</w:t>
+      </w:r>
+    </w:p>
+    <w:p>
+      <w:r>
+        <w:br w:type="page"/>
+      </w:r>
+    </w:p>
+    <w:p>
+      <w:pPr>
+        <w:pStyle w:val="Heading1"/>
+      </w:pPr>
+      <w:r>
+        <w:rPr>
+          <w:color w:val="1F497D"/>
+        </w:rPr>
+        <w:t>L01 — What is AI?</w:t>
+      </w:r>
+    </w:p>
+    <w:p>
+      <w:pPr>
+        <w:spacing w:after="40"/>
+        <w:ind w:left="0"/>
+      </w:pPr>
+      <w:r>
+        <w:rPr>
+          <w:b/>
+          <w:sz w:val="20"/>
+        </w:rPr>
+        <w:t>AI — You teach a computer to do smart things instead of telling it every single step.</w:t>
+      </w:r>
+    </w:p>
+    <w:p>
+      <w:pPr>
+        <w:spacing w:after="0"/>
+      </w:pPr>
+    </w:p>
+    <w:p>
+      <w:pPr>
+        <w:pStyle w:val="Heading2"/>
+      </w:pPr>
+      <w:r>
+        <w:rPr>
+          <w:color w:val="2E74B5"/>
+        </w:rPr>
+        <w:t>Agent</w:t>
+      </w:r>
+    </w:p>
+    <w:p>
+      <w:pPr>
+        <w:spacing w:after="40"/>
+        <w:ind w:left="0"/>
+      </w:pPr>
+      <w:r>
+        <w:rPr>
+          <w:b w:val="0"/>
+          <w:sz w:val="20"/>
+        </w:rPr>
+        <w:t>Any thing that looks at the world and decides what to do. A thermostat is a dumb agent. ChatGPT is a smart one.</w:t>
+      </w:r>
+    </w:p>
+    <w:p>
+      <w:pPr>
+        <w:spacing w:after="0"/>
+      </w:pPr>
+    </w:p>
+    <w:p>
+      <w:pPr>
+        <w:pStyle w:val="Heading2"/>
+      </w:pPr>
+      <w:r>
+        <w:rPr>
+          <w:color w:val="2E74B5"/>
+        </w:rPr>
+        <w:t>Discriminative vs Generative AI</w:t>
+      </w:r>
+    </w:p>
+    <w:tbl>
+      <w:tblPr>
+        <w:tblStyle w:val="TableGrid"/>
+        <w:tblW w:type="auto" w:w="0"/>
+        <w:tblLook w:firstColumn="1" w:firstRow="1" w:lastColumn="0" w:lastRow="0" w:noHBand="0" w:noVBand="1" w:val="04A0"/>
+      </w:tblPr>
+      <w:tblGrid>
+        <w:gridCol w:w="2493"/>
+        <w:gridCol w:w="2493"/>
+        <w:gridCol w:w="2493"/>
+        <w:gridCol w:w="2493"/>
+      </w:tblGrid>
+      <w:tr>
+        <w:tc>
+          <w:tcPr>
+            <w:tcW w:type="dxa" w:w="1872"/>
+            <w:shd w:fill="D6E4F0" w:val="clear"/>
+          </w:tcPr>
+          <w:p>
+            <w:r>
+              <w:rPr>
+                <w:b/>
+                <w:sz w:val="18"/>
+              </w:rPr>
+              <w:t>Type</w:t>
+            </w:r>
+          </w:p>
+        </w:tc>
+        <w:tc>
+          <w:tcPr>
+            <w:tcW w:type="dxa" w:w="2592"/>
+            <w:shd w:fill="D6E4F0" w:val="clear"/>
+          </w:tcPr>
+          <w:p>
+            <w:r>
+              <w:rPr>
+                <w:b/>
+                <w:sz w:val="18"/>
+              </w:rPr>
+              <w:t>What it learns</w:t>
+            </w:r>
+          </w:p>
+        </w:tc>
+        <w:tc>
+          <w:tcPr>
+            <w:tcW w:type="dxa" w:w="3168"/>
+            <w:shd w:fill="D6E4F0" w:val="clear"/>
+          </w:tcPr>
+          <w:p>
+            <w:r>
+              <w:rPr>
+                <w:b/>
+                <w:sz w:val="18"/>
+              </w:rPr>
+              <w:t>Analogy</w:t>
+            </w:r>
+          </w:p>
+        </w:tc>
+        <w:tc>
+          <w:tcPr>
+            <w:tcW w:type="dxa" w:w="2448"/>
+            <w:shd w:fill="D6E4F0" w:val="clear"/>
+          </w:tcPr>
+          <w:p>
+            <w:r>
+              <w:rPr>
+                <w:b/>
+                <w:sz w:val="18"/>
+              </w:rPr>
+              <w:t>Examples</w:t>
+            </w:r>
+          </w:p>
+        </w:tc>
+      </w:tr>
+      <w:tr>
+        <w:tc>
+          <w:tcPr>
+            <w:tcW w:type="dxa" w:w="1872"/>
+          </w:tcPr>
+          <w:p>
+            <w:r>
+              <w:rPr>
+                <w:sz w:val="18"/>
+              </w:rPr>
+              <w:t>Discriminative</w:t>
+            </w:r>
+          </w:p>
+        </w:tc>
+        <w:tc>
+          <w:tcPr>
+            <w:tcW w:type="dxa" w:w="2592"/>
+          </w:tcPr>
+          <w:p>
+            <w:r>
+              <w:rPr>
+                <w:sz w:val="18"/>
+              </w:rPr>
+              <w:t>The border between things — P(Y|X)</w:t>
+            </w:r>
+          </w:p>
+        </w:tc>
+        <w:tc>
+          <w:tcPr>
+            <w:tcW w:type="dxa" w:w="3168"/>
+          </w:tcPr>
+          <w:p>
+            <w:r>
+              <w:rPr>
+                <w:sz w:val="18"/>
+              </w:rPr>
+              <w:t>Learns the fence between cats and dogs</w:t>
+            </w:r>
+          </w:p>
+        </w:tc>
+        <w:tc>
+          <w:tcPr>
+            <w:tcW w:type="dxa" w:w="2448"/>
+          </w:tcPr>
+          <w:p>
+            <w:r>
+              <w:rPr>
+                <w:sz w:val="18"/>
+              </w:rPr>
+              <w:t>SVM, logistic regression, CNN</w:t>
+            </w:r>
+          </w:p>
+        </w:tc>
+      </w:tr>
+      <w:tr>
+        <w:tc>
+          <w:tcPr>
+            <w:tcW w:type="dxa" w:w="1872"/>
+          </w:tcPr>
+          <w:p>
+            <w:r>
+              <w:rPr>
+                <w:sz w:val="18"/>
+              </w:rPr>
+              <w:t>Generative</w:t>
+            </w:r>
+          </w:p>
+        </w:tc>
+        <w:tc>
+          <w:tcPr>
+            <w:tcW w:type="dxa" w:w="2592"/>
+          </w:tcPr>
+          <w:p>
+            <w:r>
+              <w:rPr>
+                <w:sz w:val="18"/>
+              </w:rPr>
+              <w:t>What things look like — P(X) or P(X,Y)</w:t>
+            </w:r>
+          </w:p>
+        </w:tc>
+        <w:tc>
+          <w:tcPr>
+            <w:tcW w:type="dxa" w:w="3168"/>
+          </w:tcPr>
+          <w:p>
+            <w:r>
+              <w:rPr>
+                <w:sz w:val="18"/>
+              </w:rPr>
+              <w:t>Learns what a cat looks like to draw a new one</w:t>
+            </w:r>
+          </w:p>
+        </w:tc>
+        <w:tc>
+          <w:tcPr>
+            <w:tcW w:type="dxa" w:w="2448"/>
+          </w:tcPr>
+          <w:p>
+            <w:r>
+              <w:rPr>
+                <w:sz w:val="18"/>
+              </w:rPr>
+              <w:t>GAN, VAE, Naive Bayes</w:t>
+            </w:r>
+          </w:p>
+        </w:tc>
+      </w:tr>
+    </w:tbl>
+    <w:p>
+      <w:pPr>
+        <w:spacing w:after="0"/>
+      </w:pPr>
+    </w:p>
+    <w:p>
+      <w:pPr>
+        <w:spacing w:after="40"/>
+        <w:ind w:left="240"/>
+      </w:pPr>
+      <w:r>
+        <w:rPr>
+          <w:b/>
+          <w:color w:val="C05500"/>
+          <w:sz w:val="20"/>
+        </w:rPr>
+        <w:t xml:space="preserve">EXAM TIP: </w:t>
+      </w:r>
+      <w:r>
+        <w:rPr>
+          <w:color w:val="C05500"/>
+          <w:sz w:val="20"/>
+        </w:rPr>
+        <w:t>Exam often asks for one example of each. GAN = generative. SVM = discriminative.</w:t>
+      </w:r>
+    </w:p>
+    <w:p>
+      <w:pPr>
+        <w:spacing w:after="0"/>
+      </w:pPr>
+    </w:p>
+    <w:p>
+      <w:pPr>
+        <w:pStyle w:val="Heading1"/>
+      </w:pPr>
+      <w:r>
+        <w:rPr>
+          <w:color w:val="1F497D"/>
+        </w:rPr>
+        <w:t>L02 — Finding Paths (Search Algorithms)</w:t>
+      </w:r>
+    </w:p>
+    <w:p>
+      <w:pPr>
+        <w:spacing w:after="40"/>
+        <w:ind w:left="0"/>
+      </w:pPr>
+      <w:r>
+        <w:rPr>
+          <w:b/>
+          <w:sz w:val="20"/>
+        </w:rPr>
+        <w:t>Imagine you are in a maze trying to find the exit.</w:t>
+      </w:r>
+    </w:p>
+    <w:p>
+      <w:pPr>
+        <w:spacing w:after="0"/>
+      </w:pPr>
+    </w:p>
+    <w:p>
+      <w:pPr>
+        <w:pStyle w:val="Heading2"/>
+      </w:pPr>
+      <w:r>
+        <w:rPr>
+          <w:color w:val="2E74B5"/>
+        </w:rPr>
+        <w:t>BFS — Breadth-First Search</w:t>
+      </w:r>
+    </w:p>
+    <w:p>
+      <w:pPr>
+        <w:spacing w:after="40"/>
+        <w:ind w:left="0"/>
+      </w:pPr>
+      <w:r>
+        <w:rPr>
+          <w:b w:val="0"/>
+          <w:sz w:val="20"/>
+        </w:rPr>
+        <w:t>Try every door on floor 1 before going to floor 2. Finds the exit with the fewest doors. Ignores corridor length.</w:t>
+      </w:r>
+    </w:p>
+    <w:p>
+      <w:pPr>
+        <w:spacing w:after="40"/>
+        <w:ind w:left="240"/>
+      </w:pPr>
+      <w:r>
+        <w:rPr>
+          <w:b/>
+          <w:color w:val="378643"/>
+          <w:sz w:val="20"/>
+        </w:rPr>
+        <w:t xml:space="preserve">MEMORY: </w:t>
+      </w:r>
+      <w:r>
+        <w:rPr>
+          <w:color w:val="378643"/>
+          <w:sz w:val="20"/>
+        </w:rPr>
+        <w:t>BFS = flood outward in rings. Fewest hops, not cheapest cost.</w:t>
+      </w:r>
+    </w:p>
+    <w:p>
+      <w:pPr>
+        <w:spacing w:after="0"/>
+      </w:pPr>
+    </w:p>
+    <w:p>
+      <w:pPr>
+        <w:pStyle w:val="Heading2"/>
+      </w:pPr>
+      <w:r>
+        <w:rPr>
+          <w:color w:val="2E74B5"/>
+        </w:rPr>
+        <w:t>DFS — Depth-First Search</w:t>
+      </w:r>
+    </w:p>
+    <w:p>
+      <w:pPr>
+        <w:spacing w:after="40"/>
+        <w:ind w:left="0"/>
+      </w:pPr>
+      <w:r>
+        <w:rPr>
+          <w:b w:val="0"/>
+          <w:sz w:val="20"/>
+        </w:rPr>
+        <w:t>Pick one corridor, run all the way to the end, backtrack only when stuck. Fast but might take a terrible long route.</w:t>
+      </w:r>
+    </w:p>
+    <w:p>
+      <w:pPr>
+        <w:spacing w:after="40"/>
+        <w:ind w:left="240"/>
+      </w:pPr>
+      <w:r>
+        <w:rPr>
+          <w:b/>
+          <w:color w:val="378643"/>
+          <w:sz w:val="20"/>
+        </w:rPr>
+        <w:t xml:space="preserve">MEMORY: </w:t>
+      </w:r>
+      <w:r>
+        <w:rPr>
+          <w:color w:val="378643"/>
+          <w:sz w:val="20"/>
+        </w:rPr>
+        <w:t>DFS = go deep first, worry later.</w:t>
+      </w:r>
+    </w:p>
+    <w:p>
+      <w:pPr>
+        <w:spacing w:after="0"/>
+      </w:pPr>
+    </w:p>
+    <w:p>
+      <w:pPr>
+        <w:pStyle w:val="Heading2"/>
+      </w:pPr>
+      <w:r>
+        <w:rPr>
+          <w:color w:val="2E74B5"/>
+        </w:rPr>
+        <w:t>UCS — Uniform Cost Search</w:t>
+      </w:r>
+    </w:p>
+    <w:p>
+      <w:pPr>
+        <w:spacing w:after="40"/>
+        <w:ind w:left="0"/>
+      </w:pPr>
+      <w:r>
+        <w:rPr>
+          <w:b w:val="0"/>
+          <w:sz w:val="20"/>
+        </w:rPr>
+        <w:t>Like BFS but you care about corridor length. Always expand the cheapest path so far. Finds the cheapest total route.</w:t>
+      </w:r>
+    </w:p>
+    <w:p>
+      <w:pPr>
+        <w:spacing w:after="40"/>
+        <w:ind w:left="240"/>
+      </w:pPr>
+      <w:r>
+        <w:rPr>
+          <w:b/>
+          <w:color w:val="378643"/>
+          <w:sz w:val="20"/>
+        </w:rPr>
+        <w:t xml:space="preserve">MEMORY: </w:t>
+      </w:r>
+      <w:r>
+        <w:rPr>
+          <w:color w:val="378643"/>
+          <w:sz w:val="20"/>
+        </w:rPr>
+        <w:t>UCS = BFS but with a price tag on each step.</w:t>
+      </w:r>
+    </w:p>
+    <w:p>
+      <w:pPr>
+        <w:spacing w:after="0"/>
+      </w:pPr>
+    </w:p>
+    <w:p>
+      <w:pPr>
+        <w:pStyle w:val="Heading2"/>
+      </w:pPr>
+      <w:r>
+        <w:rPr>
+          <w:color w:val="2E74B5"/>
+        </w:rPr>
+        <w:t>Greedy Search</w:t>
+      </w:r>
+    </w:p>
+    <w:p>
+      <w:pPr>
+        <w:spacing w:after="40"/>
+        <w:ind w:left="0"/>
+      </w:pPr>
+      <w:r>
+        <w:rPr>
+          <w:b w:val="0"/>
+          <w:sz w:val="20"/>
+        </w:rPr>
+        <w:t>Always walk toward wherever smells most like the exit (your heuristic h). Fast but can walk into dead ends because it ignores how far you have already walked.</w:t>
+      </w:r>
+    </w:p>
+    <w:p>
+      <w:pPr>
+        <w:spacing w:after="0"/>
+      </w:pPr>
+    </w:p>
+    <w:p>
+      <w:pPr>
+        <w:pStyle w:val="Heading2"/>
+      </w:pPr>
+      <w:r>
+        <w:rPr>
+          <w:color w:val="2E74B5"/>
+        </w:rPr>
+        <w:t>A* Search</w:t>
+      </w:r>
+    </w:p>
+    <w:p>
+      <w:pPr>
+        <w:spacing w:after="40"/>
+        <w:ind w:left="0"/>
+      </w:pPr>
+      <w:r>
+        <w:rPr>
+          <w:b w:val="0"/>
+          <w:sz w:val="20"/>
+        </w:rPr>
+        <w:t>Best of both: f = g + h. g = actual distance walked so far. h = estimated distance left.</w:t>
+      </w:r>
+    </w:p>
+    <w:p>
+      <w:pPr>
+        <w:pStyle w:val="ListBullet"/>
+        <w:spacing w:after="20"/>
+        <w:ind w:left="0"/>
+      </w:pPr>
+      <w:r>
+        <w:rPr>
+          <w:sz w:val="20"/>
+        </w:rPr>
+        <w:t>Always expand the node with the lowest f.</w:t>
+      </w:r>
+    </w:p>
+    <w:p>
+      <w:pPr>
+        <w:pStyle w:val="ListBullet"/>
+        <w:spacing w:after="20"/>
+        <w:ind w:left="0"/>
+      </w:pPr>
+      <w:r>
+        <w:rPr>
+          <w:sz w:val="20"/>
+        </w:rPr>
+        <w:t>Guaranteed to find the cheapest route if h never overestimates (admissible).</w:t>
+      </w:r>
+    </w:p>
+    <w:p>
+      <w:pPr>
+        <w:pStyle w:val="ListBullet"/>
+        <w:spacing w:after="20"/>
+        <w:ind w:left="0"/>
+      </w:pPr>
+      <w:r>
+        <w:rPr>
+          <w:sz w:val="20"/>
+        </w:rPr>
+        <w:t>Update a node if you find a cheaper route to it mid-search.</w:t>
+      </w:r>
+    </w:p>
+    <w:p>
+      <w:pPr>
+        <w:spacing w:after="40"/>
+        <w:ind w:left="240"/>
+      </w:pPr>
+      <w:r>
+        <w:rPr>
+          <w:b/>
+          <w:color w:val="378643"/>
+          <w:sz w:val="20"/>
+        </w:rPr>
+        <w:t xml:space="preserve">MEMORY: </w:t>
+      </w:r>
+      <w:r>
+        <w:rPr>
+          <w:color w:val="378643"/>
+          <w:sz w:val="20"/>
+        </w:rPr>
+        <w:t>A* = UCS + a smart smell detector. Never lies about how far the exit is.</w:t>
+      </w:r>
+    </w:p>
+    <w:p>
+      <w:pPr>
+        <w:spacing w:after="0"/>
+      </w:pPr>
+    </w:p>
+    <w:p>
+      <w:pPr>
+        <w:pStyle w:val="Heading2"/>
+      </w:pPr>
+      <w:r>
+        <w:rPr>
+          <w:color w:val="2E74B5"/>
+        </w:rPr>
+        <w:t>Admissible Heuristic</w:t>
+      </w:r>
+    </w:p>
+    <w:p>
+      <w:pPr>
+        <w:spacing w:after="40"/>
+        <w:ind w:left="0"/>
+      </w:pPr>
+      <w:r>
+        <w:rPr>
+          <w:b w:val="0"/>
+          <w:sz w:val="20"/>
+        </w:rPr>
+        <w:t>Your estimate of distance to the exit is never too high. It can be lower than reality (optimistic) but never higher. This is what makes A* always find the best path.</w:t>
+      </w:r>
+    </w:p>
+    <w:p>
+      <w:pPr>
+        <w:spacing w:after="40"/>
+        <w:ind w:left="240"/>
+      </w:pPr>
+      <w:r>
+        <w:rPr>
+          <w:b/>
+          <w:color w:val="C05500"/>
+          <w:sz w:val="20"/>
+        </w:rPr>
+        <w:t xml:space="preserve">EXAM TIP: </w:t>
+      </w:r>
+      <w:r>
+        <w:rPr>
+          <w:color w:val="C05500"/>
+          <w:sz w:val="20"/>
+        </w:rPr>
+        <w:t>Misplaced tiles: admissible. Manhattan distance: admissible and dominates misplaced tiles.</w:t>
+      </w:r>
+    </w:p>
+    <w:p>
+      <w:pPr>
+        <w:spacing w:after="0"/>
+      </w:pPr>
+    </w:p>
+    <w:p>
+      <w:pPr>
+        <w:pStyle w:val="Heading2"/>
+      </w:pPr>
+      <w:r>
+        <w:rPr>
+          <w:color w:val="2E74B5"/>
+        </w:rPr>
+        <w:t>Dominant Heuristic</w:t>
+      </w:r>
+    </w:p>
+    <w:p>
+      <w:pPr>
+        <w:spacing w:after="40"/>
+        <w:ind w:left="0"/>
+      </w:pPr>
+      <w:r>
+        <w:rPr>
+          <w:b w:val="0"/>
+          <w:sz w:val="20"/>
+        </w:rPr>
+        <w:t>Between two admissible estimates, the bigger one is better (closer to truth = more informed). Bigger estimate = fewer wrong doors explored.</w:t>
+      </w:r>
+    </w:p>
+    <w:p>
+      <w:pPr>
+        <w:spacing w:after="0"/>
+      </w:pPr>
+    </w:p>
+    <w:p>
+      <w:pPr>
+        <w:pStyle w:val="Heading1"/>
+      </w:pPr>
+      <w:r>
+        <w:rPr>
+          <w:color w:val="1F497D"/>
+        </w:rPr>
+        <w:t>L03 — Rules and Logic (KB Agents)</w:t>
+      </w:r>
+    </w:p>
+    <w:p>
+      <w:pPr>
+        <w:spacing w:after="40"/>
+        <w:ind w:left="0"/>
+      </w:pPr>
+      <w:r>
+        <w:rPr>
+          <w:b/>
+          <w:sz w:val="20"/>
+        </w:rPr>
+        <w:t>Imagine a detective with a notebook of facts and rules.</w:t>
+      </w:r>
+    </w:p>
+    <w:p>
+      <w:pPr>
+        <w:spacing w:after="0"/>
+      </w:pPr>
+    </w:p>
+    <w:p>
+      <w:pPr>
+        <w:pStyle w:val="Heading2"/>
+      </w:pPr>
+      <w:r>
+        <w:rPr>
+          <w:color w:val="2E74B5"/>
+        </w:rPr>
+        <w:t>Forward Chaining</w:t>
+      </w:r>
+    </w:p>
+    <w:p>
+      <w:pPr>
+        <w:spacing w:after="40"/>
+        <w:ind w:left="0"/>
+      </w:pPr>
+      <w:r>
+        <w:rPr>
+          <w:b w:val="0"/>
+          <w:sz w:val="20"/>
+        </w:rPr>
+        <w:t>Start from clues you have. Apply rules. Write down new conclusions. Repeat until goal proved or no more rules fire.</w:t>
+      </w:r>
+    </w:p>
+    <w:p>
+      <w:pPr>
+        <w:pStyle w:val="ListBullet"/>
+        <w:spacing w:after="20"/>
+        <w:ind w:left="0"/>
+      </w:pPr>
+      <w:r>
+        <w:rPr>
+          <w:sz w:val="20"/>
+        </w:rPr>
+        <w:t>Direction: facts → conclusions (bottom-up, data-driven).</w:t>
+      </w:r>
+    </w:p>
+    <w:p>
+      <w:pPr>
+        <w:pStyle w:val="ListBullet"/>
+        <w:spacing w:after="20"/>
+        <w:ind w:left="0"/>
+      </w:pPr>
+      <w:r>
+        <w:rPr>
+          <w:sz w:val="20"/>
+        </w:rPr>
+        <w:t>Example: wet_grass → it_rained → umbrella_was_used.</w:t>
+      </w:r>
+    </w:p>
+    <w:p>
+      <w:pPr>
+        <w:pStyle w:val="ListBullet"/>
+        <w:spacing w:after="20"/>
+        <w:ind w:left="0"/>
+      </w:pPr>
+      <w:r>
+        <w:rPr>
+          <w:sz w:val="20"/>
+        </w:rPr>
+        <w:t>Good when: many queries needed, or you want all consequences.</w:t>
+      </w:r>
+    </w:p>
+    <w:p>
+      <w:pPr>
+        <w:spacing w:after="0"/>
+      </w:pPr>
+    </w:p>
+    <w:p>
+      <w:pPr>
+        <w:pStyle w:val="Heading2"/>
+      </w:pPr>
+      <w:r>
+        <w:rPr>
+          <w:color w:val="2E74B5"/>
+        </w:rPr>
+        <w:t>Backward Chaining</w:t>
+      </w:r>
+    </w:p>
+    <w:p>
+      <w:pPr>
+        <w:spacing w:after="40"/>
+        <w:ind w:left="0"/>
+      </w:pPr>
+      <w:r>
+        <w:rPr>
+          <w:b w:val="0"/>
+          <w:sz w:val="20"/>
+        </w:rPr>
+        <w:t>Start from what you want to prove. Work backwards to see if the premises can be satisfied.</w:t>
+      </w:r>
+    </w:p>
+    <w:p>
+      <w:pPr>
+        <w:pStyle w:val="ListBullet"/>
+        <w:spacing w:after="20"/>
+        <w:ind w:left="0"/>
+      </w:pPr>
+      <w:r>
+        <w:rPr>
+          <w:sz w:val="20"/>
+        </w:rPr>
+        <w:t>Direction: goal → premises (top-down, goal-driven).</w:t>
+      </w:r>
+    </w:p>
+    <w:p>
+      <w:pPr>
+        <w:pStyle w:val="ListBullet"/>
+        <w:spacing w:after="20"/>
+        <w:ind w:left="0"/>
+      </w:pPr>
+      <w:r>
+        <w:rPr>
+          <w:sz w:val="20"/>
+        </w:rPr>
+        <w:t>Example: Did it rain? → Was the grass wet? → Yes. Done.</w:t>
+      </w:r>
+    </w:p>
+    <w:p>
+      <w:pPr>
+        <w:pStyle w:val="ListBullet"/>
+        <w:spacing w:after="20"/>
+        <w:ind w:left="0"/>
+      </w:pPr>
+      <w:r>
+        <w:rPr>
+          <w:sz w:val="20"/>
+        </w:rPr>
+        <w:t>Good when: single specific goal, avoids irrelevant rules.</w:t>
+      </w:r>
+    </w:p>
+    <w:p>
+      <w:pPr>
+        <w:spacing w:after="40"/>
+        <w:ind w:left="240"/>
+      </w:pPr>
+      <w:r>
+        <w:rPr>
+          <w:b/>
+          <w:color w:val="378643"/>
+          <w:sz w:val="20"/>
+        </w:rPr>
+        <w:t xml:space="preserve">MEMORY: </w:t>
+      </w:r>
+      <w:r>
+        <w:rPr>
+          <w:color w:val="378643"/>
+          <w:sz w:val="20"/>
+        </w:rPr>
+        <w:t>FC = start from facts and go forward. BC = start from the answer and go backward.</w:t>
+      </w:r>
+    </w:p>
+    <w:p>
+      <w:pPr>
+        <w:spacing w:after="0"/>
+      </w:pPr>
+    </w:p>
+    <w:p>
+      <w:pPr>
+        <w:pStyle w:val="Heading1"/>
+      </w:pPr>
+      <w:r>
+        <w:rPr>
+          <w:color w:val="1F497D"/>
+        </w:rPr>
+        <w:t>L04 — Local Search</w:t>
+      </w:r>
+    </w:p>
+    <w:p>
+      <w:pPr>
+        <w:spacing w:after="40"/>
+        <w:ind w:left="0"/>
+      </w:pPr>
+      <w:r>
+        <w:rPr>
+          <w:b/>
+          <w:sz w:val="20"/>
+        </w:rPr>
+        <w:t>You are lost on a hilly landscape. The highest peak is the best solution.</w:t>
+      </w:r>
+    </w:p>
+    <w:p>
+      <w:pPr>
+        <w:spacing w:after="0"/>
+      </w:pPr>
+    </w:p>
+    <w:p>
+      <w:pPr>
+        <w:pStyle w:val="Heading2"/>
+      </w:pPr>
+      <w:r>
+        <w:rPr>
+          <w:color w:val="2E74B5"/>
+        </w:rPr>
+        <w:t>Hill Climbing</w:t>
+      </w:r>
+    </w:p>
+    <w:p>
+      <w:pPr>
+        <w:spacing w:after="40"/>
+        <w:ind w:left="0"/>
+      </w:pPr>
+      <w:r>
+        <w:rPr>
+          <w:b w:val="0"/>
+          <w:sz w:val="20"/>
+        </w:rPr>
+        <w:t>Always take a step in the direction that goes uphill. Problem: you get stuck on small hills (local optima) and cannot see the big mountain.</w:t>
+      </w:r>
+    </w:p>
+    <w:p>
+      <w:pPr>
+        <w:spacing w:after="0"/>
+      </w:pPr>
+    </w:p>
+    <w:p>
+      <w:pPr>
+        <w:pStyle w:val="Heading2"/>
+      </w:pPr>
+      <w:r>
+        <w:rPr>
+          <w:color w:val="2E74B5"/>
+        </w:rPr>
+        <w:t>Simulated Annealing (SA)</w:t>
+      </w:r>
+    </w:p>
+    <w:p>
+      <w:pPr>
+        <w:spacing w:after="40"/>
+        <w:ind w:left="0"/>
+      </w:pPr>
+      <w:r>
+        <w:rPr>
+          <w:b w:val="0"/>
+          <w:sz w:val="20"/>
+        </w:rPr>
+        <w:t>Mostly step uphill, but sometimes randomly step down (accept a worse answer).</w:t>
+      </w:r>
+    </w:p>
+    <w:p>
+      <w:pPr>
+        <w:pStyle w:val="ListBullet"/>
+        <w:spacing w:after="20"/>
+        <w:ind w:left="0"/>
+      </w:pPr>
+      <w:r>
+        <w:rPr>
+          <w:sz w:val="20"/>
+        </w:rPr>
+        <w:t>Early on (temperature T is HIGH) you wander a lot — accept bad moves freely.</w:t>
+      </w:r>
+    </w:p>
+    <w:p>
+      <w:pPr>
+        <w:pStyle w:val="ListBullet"/>
+        <w:spacing w:after="20"/>
+        <w:ind w:left="0"/>
+      </w:pPr>
+      <w:r>
+        <w:rPr>
+          <w:sz w:val="20"/>
+        </w:rPr>
+        <w:t>Later (T is LOW) you mostly go uphill — rarely accept bad moves.</w:t>
+      </w:r>
+    </w:p>
+    <w:p>
+      <w:pPr>
+        <w:pStyle w:val="ListBullet"/>
+        <w:spacing w:after="20"/>
+        <w:ind w:left="0"/>
+      </w:pPr>
+      <w:r>
+        <w:rPr>
+          <w:sz w:val="20"/>
+        </w:rPr>
+        <w:t>This lets you escape local optima and find the true peak.</w:t>
+      </w:r>
+    </w:p>
+    <w:p>
+      <w:pPr>
+        <w:spacing w:after="0"/>
+      </w:pPr>
+    </w:p>
+    <w:p>
+      <w:pPr>
+        <w:spacing w:after="40"/>
+        <w:ind w:left="0"/>
+      </w:pPr>
+      <w:r>
+        <w:rPr>
+          <w:b w:val="0"/>
+          <w:sz w:val="20"/>
+        </w:rPr>
+        <w:t>Acceptance probability for a WORSE move:</w:t>
+      </w:r>
+    </w:p>
+    <w:p>
+      <w:pPr>
+        <w:spacing w:after="40"/>
+        <w:ind w:left="320"/>
+      </w:pPr>
+      <w:r>
+        <w:rPr>
+          <w:rFonts w:ascii="Courier New" w:hAnsi="Courier New"/>
+          <w:b/>
+          <w:sz w:val="20"/>
+        </w:rPr>
+        <w:t>P = e^{-|delta_cost| / T}</w:t>
+      </w:r>
+    </w:p>
+    <w:p>
+      <w:pPr>
+        <w:pStyle w:val="ListBullet"/>
+        <w:spacing w:after="20"/>
+        <w:ind w:left="0"/>
+      </w:pPr>
+      <w:r>
+        <w:rPr>
+          <w:sz w:val="20"/>
+        </w:rPr>
+        <w:t>T big -&gt; P close to 1 -&gt; almost always accept (wandering phase).</w:t>
+      </w:r>
+    </w:p>
+    <w:p>
+      <w:pPr>
+        <w:pStyle w:val="ListBullet"/>
+        <w:spacing w:after="20"/>
+        <w:ind w:left="0"/>
+      </w:pPr>
+      <w:r>
+        <w:rPr>
+          <w:sz w:val="20"/>
+        </w:rPr>
+        <w:t>T tiny -&gt; P close to 0 -&gt; almost never accept (converging phase).</w:t>
+      </w:r>
+    </w:p>
+    <w:p>
+      <w:pPr>
+        <w:pStyle w:val="ListBullet"/>
+        <w:spacing w:after="20"/>
+        <w:ind w:left="0"/>
+      </w:pPr>
+      <w:r>
+        <w:rPr>
+          <w:sz w:val="20"/>
+        </w:rPr>
+        <w:t>Better move -&gt; ALWAYS accept (probability = 1, no calculation needed).</w:t>
+      </w:r>
+    </w:p>
+    <w:p>
+      <w:pPr>
+        <w:spacing w:after="40"/>
+        <w:ind w:left="240"/>
+      </w:pPr>
+      <w:r>
+        <w:rPr>
+          <w:b/>
+          <w:color w:val="C05500"/>
+          <w:sz w:val="20"/>
+        </w:rPr>
+        <w:t xml:space="preserve">EXAM TIP: </w:t>
+      </w:r>
+      <w:r>
+        <w:rPr>
+          <w:color w:val="C05500"/>
+          <w:sz w:val="20"/>
+        </w:rPr>
+        <w:t>Three sign conventions all give the same P = e^{-1/T}. Safe formula: always use |delta_cost| in numerator.</w:t>
+      </w:r>
+    </w:p>
+    <w:p>
+      <w:pPr>
+        <w:spacing w:after="0"/>
+      </w:pPr>
+    </w:p>
+    <w:p>
+      <w:pPr>
+        <w:pStyle w:val="Heading2"/>
+      </w:pPr>
+      <w:r>
+        <w:rPr>
+          <w:color w:val="2E74B5"/>
+        </w:rPr>
+        <w:t>Genetic Algorithm (GA)</w:t>
+      </w:r>
+    </w:p>
+    <w:p>
+      <w:pPr>
+        <w:spacing w:after="40"/>
+        <w:ind w:left="0"/>
+      </w:pPr>
+      <w:r>
+        <w:rPr>
+          <w:b w:val="0"/>
+          <w:sz w:val="20"/>
+        </w:rPr>
+        <w:t>Have 100 possible answers (population). The good ones breed (crossover). Random mutations flip bits. Bad ones die. Repeat. It is evolution.</w:t>
+      </w:r>
+    </w:p>
+    <w:tbl>
+      <w:tblPr>
+        <w:tblStyle w:val="TableGrid"/>
+        <w:tblW w:type="auto" w:w="0"/>
+        <w:tblLook w:firstColumn="1" w:firstRow="1" w:lastColumn="0" w:lastRow="0" w:noHBand="0" w:noVBand="1" w:val="04A0"/>
+      </w:tblPr>
+      <w:tblGrid>
+        <w:gridCol w:w="4986"/>
+        <w:gridCol w:w="4986"/>
+      </w:tblGrid>
+      <w:tr>
+        <w:tc>
+          <w:tcPr>
+            <w:tcW w:type="dxa" w:w="2160"/>
+            <w:shd w:fill="D6E4F0" w:val="clear"/>
+          </w:tcPr>
+          <w:p>
+            <w:r>
+              <w:rPr>
+                <w:b/>
+                <w:sz w:val="18"/>
+              </w:rPr>
+              <w:t>Step</w:t>
+            </w:r>
+          </w:p>
+        </w:tc>
+        <w:tc>
+          <w:tcPr>
+            <w:tcW w:type="dxa" w:w="7200"/>
+            <w:shd w:fill="D6E4F0" w:val="clear"/>
+          </w:tcPr>
+          <w:p>
+            <w:r>
+              <w:rPr>
+                <w:b/>
+                <w:sz w:val="18"/>
+              </w:rPr>
+              <w:t>Plain English</w:t>
+            </w:r>
+          </w:p>
+        </w:tc>
+      </w:tr>
+      <w:tr>
+        <w:tc>
+          <w:tcPr>
+            <w:tcW w:type="dxa" w:w="2160"/>
+          </w:tcPr>
+          <w:p>
+            <w:r>
+              <w:rPr>
+                <w:sz w:val="18"/>
+              </w:rPr>
+              <w:t>Representation</w:t>
+            </w:r>
+          </w:p>
+        </w:tc>
+        <w:tc>
+          <w:tcPr>
+            <w:tcW w:type="dxa" w:w="7200"/>
+          </w:tcPr>
+          <w:p>
+            <w:r>
+              <w:rPr>
+                <w:sz w:val="18"/>
+              </w:rPr>
+              <w:t>Each answer is a binary string. For feature selection: 1000-bit string, 1=use this feature, 0=skip it.</w:t>
+            </w:r>
+          </w:p>
+        </w:tc>
+      </w:tr>
+      <w:tr>
+        <w:tc>
+          <w:tcPr>
+            <w:tcW w:type="dxa" w:w="2160"/>
+          </w:tcPr>
+          <w:p>
+            <w:r>
+              <w:rPr>
+                <w:sz w:val="18"/>
+              </w:rPr>
+              <w:t>Fitness</w:t>
+            </w:r>
+          </w:p>
+        </w:tc>
+        <w:tc>
+          <w:tcPr>
+            <w:tcW w:type="dxa" w:w="7200"/>
+          </w:tcPr>
+          <w:p>
+            <w:r>
+              <w:rPr>
+                <w:sz w:val="18"/>
+              </w:rPr>
+              <w:t>How good is this answer? For feature selection: train SVM on chosen features, fitness = validation accuracy.</w:t>
+            </w:r>
+          </w:p>
+        </w:tc>
+      </w:tr>
+      <w:tr>
+        <w:tc>
+          <w:tcPr>
+            <w:tcW w:type="dxa" w:w="2160"/>
+          </w:tcPr>
+          <w:p>
+            <w:r>
+              <w:rPr>
+                <w:sz w:val="18"/>
+              </w:rPr>
+              <w:t>Selection</w:t>
+            </w:r>
+          </w:p>
+        </w:tc>
+        <w:tc>
+          <w:tcPr>
+            <w:tcW w:type="dxa" w:w="7200"/>
+          </w:tcPr>
+          <w:p>
+            <w:r>
+              <w:rPr>
+                <w:sz w:val="18"/>
+              </w:rPr>
+              <w:t>Better answers are more likely to become parents (roulette wheel or tournament).</w:t>
+            </w:r>
+          </w:p>
+        </w:tc>
+      </w:tr>
+      <w:tr>
+        <w:tc>
+          <w:tcPr>
+            <w:tcW w:type="dxa" w:w="2160"/>
+          </w:tcPr>
+          <w:p>
+            <w:r>
+              <w:rPr>
+                <w:sz w:val="18"/>
+              </w:rPr>
+              <w:t>Crossover</w:t>
+            </w:r>
+          </w:p>
+        </w:tc>
+        <w:tc>
+          <w:tcPr>
+            <w:tcW w:type="dxa" w:w="7200"/>
+          </w:tcPr>
+          <w:p>
+            <w:r>
+              <w:rPr>
+                <w:sz w:val="18"/>
+              </w:rPr>
+              <w:t>Swap a portion of two parents to make children. Mix the good bits together.</w:t>
+            </w:r>
+          </w:p>
+        </w:tc>
+      </w:tr>
+      <w:tr>
+        <w:tc>
+          <w:tcPr>
+            <w:tcW w:type="dxa" w:w="2160"/>
+          </w:tcPr>
+          <w:p>
+            <w:r>
+              <w:rPr>
+                <w:sz w:val="18"/>
+              </w:rPr>
+              <w:t>Mutation</w:t>
+            </w:r>
+          </w:p>
+        </w:tc>
+        <w:tc>
+          <w:tcPr>
+            <w:tcW w:type="dxa" w:w="7200"/>
+          </w:tcPr>
+          <w:p>
+            <w:r>
+              <w:rPr>
+                <w:sz w:val="18"/>
+              </w:rPr>
+              <w:t>Randomly flip a few bits. Keeps variety, prevents getting stuck.</w:t>
+            </w:r>
+          </w:p>
+        </w:tc>
+      </w:tr>
+      <w:tr>
+        <w:tc>
+          <w:tcPr>
+            <w:tcW w:type="dxa" w:w="2160"/>
+          </w:tcPr>
+          <w:p>
+            <w:r>
+              <w:rPr>
+                <w:sz w:val="18"/>
+              </w:rPr>
+              <w:t>Termination</w:t>
+            </w:r>
+          </w:p>
+        </w:tc>
+        <w:tc>
+          <w:tcPr>
+            <w:tcW w:type="dxa" w:w="7200"/>
+          </w:tcPr>
+          <w:p>
+            <w:r>
+              <w:rPr>
+                <w:sz w:val="18"/>
+              </w:rPr>
+              <w:t>Stop after max generations, or when fitness stops improving.</w:t>
+            </w:r>
+          </w:p>
+        </w:tc>
+      </w:tr>
+    </w:tbl>
+    <w:p>
+      <w:pPr>
+        <w:spacing w:after="0"/>
+      </w:pPr>
+    </w:p>
+    <w:p>
+      <w:pPr>
+        <w:spacing w:after="0"/>
+      </w:pPr>
+    </w:p>
+    <w:p>
+      <w:pPr>
+        <w:pStyle w:val="Heading1"/>
+      </w:pPr>
+      <w:r>
+        <w:rPr>
+          <w:color w:val="1F497D"/>
+        </w:rPr>
+        <w:t>L05 — Constraints and Games</w:t>
+      </w:r>
+    </w:p>
+    <w:p>
+      <w:pPr>
+        <w:pStyle w:val="Heading2"/>
+      </w:pPr>
+      <w:r>
+        <w:rPr>
+          <w:color w:val="2E74B5"/>
+        </w:rPr>
+        <w:t>CSP — Constraint Satisfaction Problem</w:t>
+      </w:r>
+    </w:p>
+    <w:p>
+      <w:pPr>
+        <w:spacing w:after="40"/>
+        <w:ind w:left="0"/>
+      </w:pPr>
+      <w:r>
+        <w:rPr>
+          <w:b w:val="0"/>
+          <w:sz w:val="20"/>
+        </w:rPr>
+        <w:t>Colouring a map so no two touching countries share a colour.</w:t>
+      </w:r>
+    </w:p>
+    <w:p>
+      <w:pPr>
+        <w:pStyle w:val="ListBullet"/>
+        <w:spacing w:after="20"/>
+        <w:ind w:left="0"/>
+      </w:pPr>
+      <w:r>
+        <w:rPr>
+          <w:sz w:val="20"/>
+        </w:rPr>
+        <w:t>Variables = countries to colour.</w:t>
+      </w:r>
+    </w:p>
+    <w:p>
+      <w:pPr>
+        <w:pStyle w:val="ListBullet"/>
+        <w:spacing w:after="20"/>
+        <w:ind w:left="0"/>
+      </w:pPr>
+      <w:r>
+        <w:rPr>
+          <w:sz w:val="20"/>
+        </w:rPr>
+        <w:t>Domains = available colours.</w:t>
+      </w:r>
+    </w:p>
+    <w:p>
+      <w:pPr>
+        <w:pStyle w:val="ListBullet"/>
+        <w:spacing w:after="20"/>
+        <w:ind w:left="0"/>
+      </w:pPr>
+      <w:r>
+        <w:rPr>
+          <w:sz w:val="20"/>
+        </w:rPr>
+        <w:t>Constraints = neighbouring countries must differ.</w:t>
+      </w:r>
+    </w:p>
+    <w:p>
+      <w:pPr>
+        <w:spacing w:after="0"/>
+      </w:pPr>
+    </w:p>
+    <w:p>
+      <w:pPr>
+        <w:pStyle w:val="Heading2"/>
+      </w:pPr>
+      <w:r>
+        <w:rPr>
+          <w:color w:val="2E74B5"/>
+        </w:rPr>
+        <w:t>MCV — Most Constrained Variable</w:t>
+      </w:r>
+    </w:p>
+    <w:p>
+      <w:pPr>
+        <w:spacing w:after="40"/>
+        <w:ind w:left="0"/>
+      </w:pPr>
+      <w:r>
+        <w:rPr>
+          <w:b w:val="0"/>
+          <w:sz w:val="20"/>
+        </w:rPr>
+        <w:t>Which country to colour next? Pick the one with the fewest legal colours left. Catches dead-ends early before you waste time.</w:t>
+      </w:r>
+    </w:p>
+    <w:p>
+      <w:pPr>
+        <w:spacing w:after="0"/>
+      </w:pPr>
+    </w:p>
+    <w:p>
+      <w:pPr>
+        <w:pStyle w:val="Heading2"/>
+      </w:pPr>
+      <w:r>
+        <w:rPr>
+          <w:color w:val="2E74B5"/>
+        </w:rPr>
+        <w:t>LCV — Least Constraining Value</w:t>
+      </w:r>
+    </w:p>
+    <w:p>
+      <w:pPr>
+        <w:spacing w:after="40"/>
+        <w:ind w:left="0"/>
+      </w:pPr>
+      <w:r>
+        <w:rPr>
+          <w:b w:val="0"/>
+          <w:sz w:val="20"/>
+        </w:rPr>
+        <w:t>Which colour to use for the chosen country? Pick the colour that blocks the fewest choices for your neighbours. Keeps your options open.</w:t>
+      </w:r>
+    </w:p>
+    <w:p>
+      <w:pPr>
+        <w:spacing w:after="40"/>
+        <w:ind w:left="240"/>
+      </w:pPr>
+      <w:r>
+        <w:rPr>
+          <w:b/>
+          <w:color w:val="378643"/>
+          <w:sz w:val="20"/>
+        </w:rPr>
+        <w:t xml:space="preserve">MEMORY: </w:t>
+      </w:r>
+      <w:r>
+        <w:rPr>
+          <w:color w:val="378643"/>
+          <w:sz w:val="20"/>
+        </w:rPr>
+        <w:t>MCV = which VARIABLE to assign next. LCV = which VALUE to give it.</w:t>
+      </w:r>
+    </w:p>
+    <w:p>
+      <w:pPr>
+        <w:spacing w:after="0"/>
+      </w:pPr>
+    </w:p>
+    <w:p>
+      <w:pPr>
+        <w:pStyle w:val="Heading2"/>
+      </w:pPr>
+      <w:r>
+        <w:rPr>
+          <w:color w:val="2E74B5"/>
+        </w:rPr>
+        <w:t>Degree Heuristic</w:t>
+      </w:r>
+    </w:p>
+    <w:p>
+      <w:pPr>
+        <w:spacing w:after="40"/>
+        <w:ind w:left="0"/>
+      </w:pPr>
+      <w:r>
+        <w:rPr>
+          <w:b w:val="0"/>
+          <w:sz w:val="20"/>
+        </w:rPr>
+        <w:t>Tie-break for MCV: pick the variable touching the most other variables. Good starting point before any assignments are made.</w:t>
+      </w:r>
+    </w:p>
+    <w:p>
+      <w:pPr>
+        <w:spacing w:after="0"/>
+      </w:pPr>
+    </w:p>
+    <w:p>
+      <w:pPr>
+        <w:pStyle w:val="Heading2"/>
+      </w:pPr>
+      <w:r>
+        <w:rPr>
+          <w:color w:val="2E74B5"/>
+        </w:rPr>
+        <w:t>Minimax</w:t>
+      </w:r>
+    </w:p>
+    <w:p>
+      <w:pPr>
+        <w:spacing w:after="40"/>
+        <w:ind w:left="0"/>
+      </w:pPr>
+      <w:r>
+        <w:rPr>
+          <w:b w:val="0"/>
+          <w:sz w:val="20"/>
+        </w:rPr>
+        <w:t>Two-player game tree. MAX picks the move giving the highest score. MIN picks the move giving the lowest score. Each plays perfectly.</w:t>
+      </w:r>
+    </w:p>
+    <w:p>
+      <w:pPr>
+        <w:pStyle w:val="ListBullet"/>
+        <w:spacing w:after="20"/>
+        <w:ind w:left="0"/>
+      </w:pPr>
+      <w:r>
+        <w:rPr>
+          <w:sz w:val="20"/>
+        </w:rPr>
+        <w:t>Evaluate leaves first.</w:t>
+      </w:r>
+    </w:p>
+    <w:p>
+      <w:pPr>
+        <w:pStyle w:val="ListBullet"/>
+        <w:spacing w:after="20"/>
+        <w:ind w:left="0"/>
+      </w:pPr>
+      <w:r>
+        <w:rPr>
+          <w:sz w:val="20"/>
+        </w:rPr>
+        <w:t>Propagate: MIN nodes take the minimum of children; MAX nodes take the maximum.</w:t>
+      </w:r>
+    </w:p>
+    <w:p>
+      <w:pPr>
+        <w:pStyle w:val="ListBullet"/>
+        <w:spacing w:after="20"/>
+        <w:ind w:left="0"/>
+      </w:pPr>
+      <w:r>
+        <w:rPr>
+          <w:sz w:val="20"/>
+        </w:rPr>
+        <w:t>Root tells MAX which first move to make.</w:t>
+      </w:r>
+    </w:p>
+    <w:p>
+      <w:pPr>
+        <w:spacing w:after="0"/>
+      </w:pPr>
+    </w:p>
+    <w:p>
+      <w:pPr>
+        <w:pStyle w:val="Heading2"/>
+      </w:pPr>
+      <w:r>
+        <w:rPr>
+          <w:color w:val="2E74B5"/>
+        </w:rPr>
+        <w:t>Alpha-Beta Pruning</w:t>
+      </w:r>
+    </w:p>
+    <w:p>
+      <w:pPr>
+        <w:spacing w:after="40"/>
+        <w:ind w:left="0"/>
+      </w:pPr>
+      <w:r>
+        <w:rPr>
+          <w:b w:val="0"/>
+          <w:sz w:val="20"/>
+        </w:rPr>
+        <w:t>Play Minimax but skip branches you already know will not affect the result.</w:t>
+      </w:r>
+    </w:p>
+    <w:p>
+      <w:pPr>
+        <w:pStyle w:val="ListBullet"/>
+        <w:spacing w:after="20"/>
+        <w:ind w:left="0"/>
+      </w:pPr>
+      <w:r>
+        <w:rPr>
+          <w:sz w:val="20"/>
+        </w:rPr>
+        <w:t>alpha = best score MAX has found so far. Starts at -infinity.</w:t>
+      </w:r>
+    </w:p>
+    <w:p>
+      <w:pPr>
+        <w:pStyle w:val="ListBullet"/>
+        <w:spacing w:after="20"/>
+        <w:ind w:left="0"/>
+      </w:pPr>
+      <w:r>
+        <w:rPr>
+          <w:sz w:val="20"/>
+        </w:rPr>
+        <w:t>beta = best score MIN has found so far. Starts at +infinity.</w:t>
+      </w:r>
+    </w:p>
+    <w:p>
+      <w:pPr>
+        <w:pStyle w:val="ListBullet"/>
+        <w:spacing w:after="20"/>
+        <w:ind w:left="0"/>
+      </w:pPr>
+      <w:r>
+        <w:rPr>
+          <w:sz w:val="20"/>
+        </w:rPr>
+        <w:t>Prune (skip) when alpha &gt;= beta — the opponent will never allow this branch.</w:t>
+      </w:r>
+    </w:p>
+    <w:p>
+      <w:pPr>
+        <w:spacing w:after="40"/>
+        <w:ind w:left="240"/>
+      </w:pPr>
+      <w:r>
+        <w:rPr>
+          <w:b/>
+          <w:color w:val="378643"/>
+          <w:sz w:val="20"/>
+        </w:rPr>
+        <w:t xml:space="preserve">MEMORY: </w:t>
+      </w:r>
+      <w:r>
+        <w:rPr>
+          <w:color w:val="378643"/>
+          <w:sz w:val="20"/>
+        </w:rPr>
+        <w:t>Alpha-Beta = Minimax with a shortcut. Same answer, fewer calculations.</w:t>
+      </w:r>
+    </w:p>
+    <w:p>
+      <w:pPr>
+        <w:spacing w:after="0"/>
+      </w:pPr>
+    </w:p>
+    <w:p>
+      <w:pPr>
+        <w:pStyle w:val="Heading1"/>
+      </w:pPr>
+      <w:r>
+        <w:rPr>
+          <w:color w:val="1F497D"/>
+        </w:rPr>
+        <w:t>L06 — Machine Learning</w:t>
+      </w:r>
+    </w:p>
+    <w:p>
+      <w:pPr>
+        <w:pStyle w:val="Heading2"/>
+      </w:pPr>
+      <w:r>
+        <w:rPr>
+          <w:color w:val="2E74B5"/>
+        </w:rPr>
+        <w:t>Supervised vs Unsupervised</w:t>
+      </w:r>
+    </w:p>
+    <w:tbl>
+      <w:tblPr>
+        <w:tblStyle w:val="TableGrid"/>
+        <w:tblW w:type="auto" w:w="0"/>
+        <w:tblLook w:firstColumn="1" w:firstRow="1" w:lastColumn="0" w:lastRow="0" w:noHBand="0" w:noVBand="1" w:val="04A0"/>
+      </w:tblPr>
+      <w:tblGrid>
+        <w:gridCol w:w="3324"/>
+        <w:gridCol w:w="3324"/>
+        <w:gridCol w:w="3324"/>
+      </w:tblGrid>
+      <w:tr>
+        <w:tc>
+          <w:tcPr>
+            <w:tcW w:type="dxa" w:w="1872"/>
+            <w:shd w:fill="D6E4F0" w:val="clear"/>
+          </w:tcPr>
+          <w:p>
+            <w:r>
+              <w:rPr>
+                <w:b/>
+                <w:sz w:val="18"/>
+              </w:rPr>
+            </w:r>
+          </w:p>
+        </w:tc>
+        <w:tc>
+          <w:tcPr>
+            <w:tcW w:type="dxa" w:w="4032"/>
+            <w:shd w:fill="D6E4F0" w:val="clear"/>
+          </w:tcPr>
+          <w:p>
+            <w:r>
+              <w:rPr>
+                <w:b/>
+                <w:sz w:val="18"/>
+              </w:rPr>
+              <w:t>Supervised</w:t>
+            </w:r>
+          </w:p>
+        </w:tc>
+        <w:tc>
+          <w:tcPr>
+            <w:tcW w:type="dxa" w:w="4032"/>
+            <w:shd w:fill="D6E4F0" w:val="clear"/>
+          </w:tcPr>
+          <w:p>
+            <w:r>
+              <w:rPr>
+                <w:b/>
+                <w:sz w:val="18"/>
+              </w:rPr>
+              <w:t>Unsupervised</w:t>
+            </w:r>
+          </w:p>
+        </w:tc>
+      </w:tr>
+      <w:tr>
+        <w:tc>
+          <w:tcPr>
+            <w:tcW w:type="dxa" w:w="1872"/>
+          </w:tcPr>
+          <w:p>
+            <w:r>
+              <w:rPr>
+                <w:sz w:val="18"/>
+              </w:rPr>
+              <w:t>Labels</w:t>
+            </w:r>
+          </w:p>
+        </w:tc>
+        <w:tc>
+          <w:tcPr>
+            <w:tcW w:type="dxa" w:w="4032"/>
+          </w:tcPr>
+          <w:p>
+            <w:r>
+              <w:rPr>
+                <w:sz w:val="18"/>
+              </w:rPr>
+              <w:t>Yes — you provide correct answers</w:t>
+            </w:r>
+          </w:p>
+        </w:tc>
+        <w:tc>
+          <w:tcPr>
+            <w:tcW w:type="dxa" w:w="4032"/>
+          </w:tcPr>
+          <w:p>
+            <w:r>
+              <w:rPr>
+                <w:sz w:val="18"/>
+              </w:rPr>
+              <w:t>No — algorithm finds structure itself</w:t>
+            </w:r>
+          </w:p>
+        </w:tc>
+      </w:tr>
+      <w:tr>
+        <w:tc>
+          <w:tcPr>
+            <w:tcW w:type="dxa" w:w="1872"/>
+          </w:tcPr>
+          <w:p>
+            <w:r>
+              <w:rPr>
+                <w:sz w:val="18"/>
+              </w:rPr>
+              <w:t>Goal</w:t>
+            </w:r>
+          </w:p>
+        </w:tc>
+        <w:tc>
+          <w:tcPr>
+            <w:tcW w:type="dxa" w:w="4032"/>
+          </w:tcPr>
+          <w:p>
+            <w:r>
+              <w:rPr>
+                <w:sz w:val="18"/>
+              </w:rPr>
+              <w:t>Learn a mapping from input to output</w:t>
+            </w:r>
+          </w:p>
+        </w:tc>
+        <w:tc>
+          <w:tcPr>
+            <w:tcW w:type="dxa" w:w="4032"/>
+          </w:tcPr>
+          <w:p>
+            <w:r>
+              <w:rPr>
+                <w:sz w:val="18"/>
+              </w:rPr>
+              <w:t>Discover hidden groups or patterns</w:t>
+            </w:r>
+          </w:p>
+        </w:tc>
+      </w:tr>
+      <w:tr>
+        <w:tc>
+          <w:tcPr>
+            <w:tcW w:type="dxa" w:w="1872"/>
+          </w:tcPr>
+          <w:p>
+            <w:r>
+              <w:rPr>
+                <w:sz w:val="18"/>
+              </w:rPr>
+              <w:t>Examples</w:t>
+            </w:r>
+          </w:p>
+        </w:tc>
+        <w:tc>
+          <w:tcPr>
+            <w:tcW w:type="dxa" w:w="4032"/>
+          </w:tcPr>
+          <w:p>
+            <w:r>
+              <w:rPr>
+                <w:sz w:val="18"/>
+              </w:rPr>
+              <w:t>Decision Tree, SVM, Perceptron</w:t>
+            </w:r>
+          </w:p>
+        </w:tc>
+        <w:tc>
+          <w:tcPr>
+            <w:tcW w:type="dxa" w:w="4032"/>
+          </w:tcPr>
+          <w:p>
+            <w:r>
+              <w:rPr>
+                <w:sz w:val="18"/>
+              </w:rPr>
+              <w:t>K-Means</w:t>
+            </w:r>
+          </w:p>
+        </w:tc>
+      </w:tr>
+    </w:tbl>
+    <w:p>
+      <w:pPr>
+        <w:spacing w:after="0"/>
+      </w:pPr>
+    </w:p>
+    <w:p>
+      <w:pPr>
+        <w:spacing w:after="0"/>
+      </w:pPr>
+    </w:p>
+    <w:p>
+      <w:pPr>
+        <w:pStyle w:val="Heading2"/>
+      </w:pPr>
+      <w:r>
+        <w:rPr>
+          <w:color w:val="2E74B5"/>
+        </w:rPr>
+        <w:t>K-Means Clustering</w:t>
+      </w:r>
+    </w:p>
+    <w:p>
+      <w:pPr>
+        <w:spacing w:after="40"/>
+        <w:ind w:left="0"/>
+      </w:pPr>
+      <w:r>
+        <w:rPr>
+          <w:b w:val="0"/>
+          <w:sz w:val="20"/>
+        </w:rPr>
+        <w:t>Put K magnets on the data. Each data point sticks to the nearest magnet. Move each magnet to the centre of its group. Repeat until magnets stop moving.</w:t>
+      </w:r>
+    </w:p>
+    <w:p>
+      <w:pPr>
+        <w:pStyle w:val="ListBullet"/>
+        <w:spacing w:after="20"/>
+        <w:ind w:left="0"/>
+      </w:pPr>
+      <w:r>
+        <w:rPr>
+          <w:sz w:val="20"/>
+        </w:rPr>
+        <w:t>Step 1: initialise K cluster centres (randomly or by given values).</w:t>
+      </w:r>
+    </w:p>
+    <w:p>
+      <w:pPr>
+        <w:pStyle w:val="ListBullet"/>
+        <w:spacing w:after="20"/>
+        <w:ind w:left="0"/>
+      </w:pPr>
+      <w:r>
+        <w:rPr>
+          <w:sz w:val="20"/>
+        </w:rPr>
+        <w:t>Step 2: assign each point to nearest centre by distance.</w:t>
+      </w:r>
+    </w:p>
+    <w:p>
+      <w:pPr>
+        <w:pStyle w:val="ListBullet"/>
+        <w:spacing w:after="20"/>
+        <w:ind w:left="0"/>
+      </w:pPr>
+      <w:r>
+        <w:rPr>
+          <w:sz w:val="20"/>
+        </w:rPr>
+        <w:t>Step 3: recompute each centre as the mean of its assigned points.</w:t>
+      </w:r>
+    </w:p>
+    <w:p>
+      <w:pPr>
+        <w:pStyle w:val="ListBullet"/>
+        <w:spacing w:after="20"/>
+        <w:ind w:left="0"/>
+      </w:pPr>
+      <w:r>
+        <w:rPr>
+          <w:sz w:val="20"/>
+        </w:rPr>
+        <w:t>Step 4: repeat steps 2-3 until assignments do not change.</w:t>
+      </w:r>
+    </w:p>
+    <w:p>
+      <w:pPr>
+        <w:spacing w:after="40"/>
+        <w:ind w:left="240"/>
+      </w:pPr>
+      <w:r>
+        <w:rPr>
+          <w:b/>
+          <w:color w:val="C05500"/>
+          <w:sz w:val="20"/>
+        </w:rPr>
+        <w:t xml:space="preserve">EXAM TIP: </w:t>
+      </w:r>
+      <w:r>
+        <w:rPr>
+          <w:color w:val="C05500"/>
+          <w:sz w:val="20"/>
+        </w:rPr>
+        <w:t>In 1D: distance = |x - centre|. Always show the assignment table in the exam.</w:t>
+      </w:r>
+    </w:p>
+    <w:p>
+      <w:pPr>
+        <w:spacing w:after="0"/>
+      </w:pPr>
+    </w:p>
+    <w:p>
+      <w:pPr>
+        <w:pStyle w:val="Heading2"/>
+      </w:pPr>
+      <w:r>
+        <w:rPr>
+          <w:color w:val="2E74B5"/>
+        </w:rPr>
+        <w:t>Decision Tree</w:t>
+      </w:r>
+    </w:p>
+    <w:p>
+      <w:pPr>
+        <w:spacing w:after="40"/>
+        <w:ind w:left="0"/>
+      </w:pPr>
+      <w:r>
+        <w:rPr>
+          <w:b w:val="0"/>
+          <w:sz w:val="20"/>
+        </w:rPr>
+        <w:t>A game of 20 questions. Is it sunny? Yes -&gt; Is it hot? No -&gt; GO HIKING.</w:t>
+      </w:r>
+    </w:p>
+    <w:p>
+      <w:pPr>
+        <w:pStyle w:val="ListBullet"/>
+        <w:spacing w:after="20"/>
+        <w:ind w:left="0"/>
+      </w:pPr>
+      <w:r>
+        <w:rPr>
+          <w:sz w:val="20"/>
+        </w:rPr>
+        <w:t>At each node: pick the question (feature) that splits the data most cleanly.</w:t>
+      </w:r>
+    </w:p>
+    <w:p>
+      <w:pPr>
+        <w:pStyle w:val="ListBullet"/>
+        <w:spacing w:after="20"/>
+        <w:ind w:left="0"/>
+      </w:pPr>
+      <w:r>
+        <w:rPr>
+          <w:sz w:val="20"/>
+        </w:rPr>
+        <w:t>Entropy H(S) = how mixed-up a group is. All-same = 0. 50/50 = 1.0.</w:t>
+      </w:r>
+    </w:p>
+    <w:p>
+      <w:pPr>
+        <w:pStyle w:val="ListBullet"/>
+        <w:spacing w:after="20"/>
+        <w:ind w:left="0"/>
+      </w:pPr>
+      <w:r>
+        <w:rPr>
+          <w:sz w:val="20"/>
+        </w:rPr>
+        <w:t>Information Gain IG = how much cleaner the groups get after asking the question.</w:t>
+      </w:r>
+    </w:p>
+    <w:p>
+      <w:pPr>
+        <w:pStyle w:val="ListBullet"/>
+        <w:spacing w:after="20"/>
+        <w:ind w:left="0"/>
+      </w:pPr>
+      <w:r>
+        <w:rPr>
+          <w:sz w:val="20"/>
+        </w:rPr>
+        <w:t>Pick the feature with the highest IG as the split. Recurse on each branch.</w:t>
+      </w:r>
+    </w:p>
+    <w:p>
+      <w:pPr>
+        <w:pStyle w:val="ListBullet"/>
+        <w:spacing w:after="20"/>
+        <w:ind w:left="0"/>
+      </w:pPr>
+      <w:r>
+        <w:rPr>
+          <w:sz w:val="20"/>
+        </w:rPr>
+        <w:t>Stop when a branch is pure (entropy = 0) or empty.</w:t>
+      </w:r>
+    </w:p>
+    <w:p>
+      <w:pPr>
+        <w:spacing w:after="0"/>
+      </w:pPr>
+    </w:p>
+    <w:p>
+      <w:pPr>
+        <w:spacing w:after="40"/>
+        <w:ind w:left="320"/>
+      </w:pPr>
+      <w:r>
+        <w:rPr>
+          <w:rFonts w:ascii="Courier New" w:hAnsi="Courier New"/>
+          <w:b/>
+          <w:sz w:val="20"/>
+        </w:rPr>
+        <w:t>H(S) = -sum p*log2(p)     IG(F) = H(S) - sum (|Sv|/|S|)*H(Sv)</w:t>
+      </w:r>
+    </w:p>
+    <w:p>
+      <w:pPr>
+        <w:spacing w:after="0"/>
+      </w:pPr>
+    </w:p>
+    <w:p>
+      <w:pPr>
+        <w:pStyle w:val="Heading2"/>
+      </w:pPr>
+      <w:r>
+        <w:rPr>
+          <w:color w:val="2E74B5"/>
+        </w:rPr>
+        <w:t>SVM — Support Vector Machine</w:t>
+      </w:r>
+    </w:p>
+    <w:p>
+      <w:pPr>
+        <w:spacing w:after="40"/>
+        <w:ind w:left="0"/>
+      </w:pPr>
+      <w:r>
+        <w:rPr>
+          <w:b w:val="0"/>
+          <w:sz w:val="20"/>
+        </w:rPr>
+        <w:t>Draw the widest possible street between two groups of dots. The dots right on the kerb are the support vectors. The street centre line is the decision boundary.</w:t>
+      </w:r>
+    </w:p>
+    <w:p>
+      <w:pPr>
+        <w:pStyle w:val="ListBullet"/>
+        <w:spacing w:after="20"/>
+        <w:ind w:left="0"/>
+      </w:pPr>
+      <w:r>
+        <w:rPr>
+          <w:sz w:val="20"/>
+        </w:rPr>
+        <w:t>Margin = 2 / ||w||. Maximising margin = finding the best separator.</w:t>
+      </w:r>
+    </w:p>
+    <w:p>
+      <w:pPr>
+        <w:pStyle w:val="ListBullet"/>
+        <w:spacing w:after="20"/>
+        <w:ind w:left="0"/>
+      </w:pPr>
+      <w:r>
+        <w:rPr>
+          <w:sz w:val="20"/>
+        </w:rPr>
+        <w:t>Points on the margin: w^T x + b = +-1. Decision boundary: w^T x + b = 0.</w:t>
+      </w:r>
+    </w:p>
+    <w:p>
+      <w:pPr>
+        <w:spacing w:after="40"/>
+        <w:ind w:left="240"/>
+      </w:pPr>
+      <w:r>
+        <w:rPr>
+          <w:b/>
+          <w:color w:val="C05500"/>
+          <w:sz w:val="20"/>
+        </w:rPr>
+        <w:t xml:space="preserve">EXAM TIP: </w:t>
+      </w:r>
+      <w:r>
+        <w:rPr>
+          <w:color w:val="C05500"/>
+          <w:sz w:val="20"/>
+        </w:rPr>
+        <w:t>In the exam: identify which points are on the margin lines (one from each class). Those are your support vectors.</w:t>
+      </w:r>
+    </w:p>
+    <w:p>
+      <w:pPr>
+        <w:spacing w:after="0"/>
+      </w:pPr>
+    </w:p>
+    <w:p>
+      <w:pPr>
+        <w:pStyle w:val="Heading1"/>
+      </w:pPr>
+      <w:r>
+        <w:rPr>
+          <w:color w:val="1F497D"/>
+        </w:rPr>
+        <w:t>L07 — Neural Networks</w:t>
+      </w:r>
+    </w:p>
+    <w:p>
+      <w:pPr>
+        <w:pStyle w:val="Heading2"/>
+      </w:pPr>
+      <w:r>
+        <w:rPr>
+          <w:color w:val="2E74B5"/>
+        </w:rPr>
+        <w:t>Biological vs Artificial Neuron</w:t>
+      </w:r>
+    </w:p>
+    <w:tbl>
+      <w:tblPr>
+        <w:tblStyle w:val="TableGrid"/>
+        <w:tblW w:type="auto" w:w="0"/>
+        <w:tblLook w:firstColumn="1" w:firstRow="1" w:lastColumn="0" w:lastRow="0" w:noHBand="0" w:noVBand="1" w:val="04A0"/>
+      </w:tblPr>
+      <w:tblGrid>
+        <w:gridCol w:w="3324"/>
+        <w:gridCol w:w="3324"/>
+        <w:gridCol w:w="3324"/>
+      </w:tblGrid>
+      <w:tr>
+        <w:tc>
+          <w:tcPr>
+            <w:tcW w:type="dxa" w:w="2592"/>
+            <w:shd w:fill="D6E4F0" w:val="clear"/>
+          </w:tcPr>
+          <w:p>
+            <w:r>
+              <w:rPr>
+                <w:b/>
+                <w:sz w:val="18"/>
+              </w:rPr>
+              <w:t>Biological</w:t>
+            </w:r>
+          </w:p>
+        </w:tc>
+        <w:tc>
+          <w:tcPr>
+            <w:tcW w:type="dxa" w:w="3168"/>
+            <w:shd w:fill="D6E4F0" w:val="clear"/>
+          </w:tcPr>
+          <w:p>
+            <w:r>
+              <w:rPr>
+                <w:b/>
+                <w:sz w:val="18"/>
+              </w:rPr>
+              <w:t>Artificial</w:t>
+            </w:r>
+          </w:p>
+        </w:tc>
+        <w:tc>
+          <w:tcPr>
+            <w:tcW w:type="dxa" w:w="3168"/>
+            <w:shd w:fill="D6E4F0" w:val="clear"/>
+          </w:tcPr>
+          <w:p>
+            <w:r>
+              <w:rPr>
+                <w:b/>
+                <w:sz w:val="18"/>
+              </w:rPr>
+              <w:t>Role</w:t>
+            </w:r>
+          </w:p>
+        </w:tc>
+      </w:tr>
+      <w:tr>
+        <w:tc>
+          <w:tcPr>
+            <w:tcW w:type="dxa" w:w="2592"/>
+          </w:tcPr>
+          <w:p>
+            <w:r>
+              <w:rPr>
+                <w:sz w:val="18"/>
+              </w:rPr>
+              <w:t>Dendrites</w:t>
+            </w:r>
+          </w:p>
+        </w:tc>
+        <w:tc>
+          <w:tcPr>
+            <w:tcW w:type="dxa" w:w="3168"/>
+          </w:tcPr>
+          <w:p>
+            <w:r>
+              <w:rPr>
+                <w:sz w:val="18"/>
+              </w:rPr>
+              <w:t>Inputs x_i</w:t>
+            </w:r>
+          </w:p>
+        </w:tc>
+        <w:tc>
+          <w:tcPr>
+            <w:tcW w:type="dxa" w:w="3168"/>
+          </w:tcPr>
+          <w:p>
+            <w:r>
+              <w:rPr>
+                <w:sz w:val="18"/>
+              </w:rPr>
+              <w:t>Receive incoming signals</w:t>
+            </w:r>
+          </w:p>
+        </w:tc>
+      </w:tr>
+      <w:tr>
+        <w:tc>
+          <w:tcPr>
+            <w:tcW w:type="dxa" w:w="2592"/>
+          </w:tcPr>
+          <w:p>
+            <w:r>
+              <w:rPr>
+                <w:sz w:val="18"/>
+              </w:rPr>
+              <w:t>Synaptic weights</w:t>
+            </w:r>
+          </w:p>
+        </w:tc>
+        <w:tc>
+          <w:tcPr>
+            <w:tcW w:type="dxa" w:w="3168"/>
+          </w:tcPr>
+          <w:p>
+            <w:r>
+              <w:rPr>
+                <w:sz w:val="18"/>
+              </w:rPr>
+              <w:t>Weights w_i</w:t>
+            </w:r>
+          </w:p>
+        </w:tc>
+        <w:tc>
+          <w:tcPr>
+            <w:tcW w:type="dxa" w:w="3168"/>
+          </w:tcPr>
+          <w:p>
+            <w:r>
+              <w:rPr>
+                <w:sz w:val="18"/>
+              </w:rPr>
+              <w:t>Strengthen or weaken connections</w:t>
+            </w:r>
+          </w:p>
+        </w:tc>
+      </w:tr>
+      <w:tr>
+        <w:tc>
+          <w:tcPr>
+            <w:tcW w:type="dxa" w:w="2592"/>
+          </w:tcPr>
+          <w:p>
+            <w:r>
+              <w:rPr>
+                <w:sz w:val="18"/>
+              </w:rPr>
+              <w:t>Soma (cell body)</w:t>
+            </w:r>
+          </w:p>
+        </w:tc>
+        <w:tc>
+          <w:tcPr>
+            <w:tcW w:type="dxa" w:w="3168"/>
+          </w:tcPr>
+          <w:p>
+            <w:r>
+              <w:rPr>
+                <w:sz w:val="18"/>
+              </w:rPr>
+              <w:t>Weighted sum: net = sum(w_i * x_i)</w:t>
+            </w:r>
+          </w:p>
+        </w:tc>
+        <w:tc>
+          <w:tcPr>
+            <w:tcW w:type="dxa" w:w="3168"/>
+          </w:tcPr>
+          <w:p>
+            <w:r>
+              <w:rPr>
+                <w:sz w:val="18"/>
+              </w:rPr>
+              <w:t>Integrate all signals</w:t>
+            </w:r>
+          </w:p>
+        </w:tc>
+      </w:tr>
+      <w:tr>
+        <w:tc>
+          <w:tcPr>
+            <w:tcW w:type="dxa" w:w="2592"/>
+          </w:tcPr>
+          <w:p>
+            <w:r>
+              <w:rPr>
+                <w:sz w:val="18"/>
+              </w:rPr>
+              <w:t>Firing threshold</w:t>
+            </w:r>
+          </w:p>
+        </w:tc>
+        <w:tc>
+          <w:tcPr>
+            <w:tcW w:type="dxa" w:w="3168"/>
+          </w:tcPr>
+          <w:p>
+            <w:r>
+              <w:rPr>
+                <w:sz w:val="18"/>
+              </w:rPr>
+              <w:t>Bias weight w_0</w:t>
+            </w:r>
+          </w:p>
+        </w:tc>
+        <w:tc>
+          <w:tcPr>
+            <w:tcW w:type="dxa" w:w="3168"/>
+          </w:tcPr>
+          <w:p>
+            <w:r>
+              <w:rPr>
+                <w:sz w:val="18"/>
+              </w:rPr>
+              <w:t>Shift the activation threshold</w:t>
+            </w:r>
+          </w:p>
+        </w:tc>
+      </w:tr>
+      <w:tr>
+        <w:tc>
+          <w:tcPr>
+            <w:tcW w:type="dxa" w:w="2592"/>
+          </w:tcPr>
+          <w:p>
+            <w:r>
+              <w:rPr>
+                <w:sz w:val="18"/>
+              </w:rPr>
+              <w:t>Axon</w:t>
+            </w:r>
+          </w:p>
+        </w:tc>
+        <w:tc>
+          <w:tcPr>
+            <w:tcW w:type="dxa" w:w="3168"/>
+          </w:tcPr>
+          <w:p>
+            <w:r>
+              <w:rPr>
+                <w:sz w:val="18"/>
+              </w:rPr>
+              <w:t>Output: o = sigma(net)</w:t>
+            </w:r>
+          </w:p>
+        </w:tc>
+        <w:tc>
+          <w:tcPr>
+            <w:tcW w:type="dxa" w:w="3168"/>
+          </w:tcPr>
+          <w:p>
+            <w:r>
+              <w:rPr>
+                <w:sz w:val="18"/>
+              </w:rPr>
+              <w:t>Transmit result to next layer</w:t>
+            </w:r>
+          </w:p>
+        </w:tc>
+      </w:tr>
+    </w:tbl>
+    <w:p>
+      <w:pPr>
+        <w:spacing w:after="0"/>
+      </w:pPr>
+    </w:p>
+    <w:p>
+      <w:pPr>
+        <w:spacing w:after="0"/>
+      </w:pPr>
+    </w:p>
+    <w:p>
+      <w:pPr>
+        <w:pStyle w:val="Heading2"/>
+      </w:pPr>
+      <w:r>
+        <w:rPr>
+          <w:color w:val="2E74B5"/>
+        </w:rPr>
+        <w:t>Sigmoid Activation</w:t>
+      </w:r>
+    </w:p>
+    <w:p>
+      <w:pPr>
+        <w:spacing w:after="40"/>
+        <w:ind w:left="0"/>
+      </w:pPr>
+      <w:r>
+        <w:rPr>
+          <w:b w:val="0"/>
+          <w:sz w:val="20"/>
+        </w:rPr>
+        <w:t>Squishes any number into (0, 1). Looks like an S-curve.</w:t>
+      </w:r>
+    </w:p>
+    <w:p>
+      <w:pPr>
+        <w:spacing w:after="40"/>
+        <w:ind w:left="320"/>
+      </w:pPr>
+      <w:r>
+        <w:rPr>
+          <w:rFonts w:ascii="Courier New" w:hAnsi="Courier New"/>
+          <w:b/>
+          <w:sz w:val="20"/>
+        </w:rPr>
+        <w:t>sigma(x) = 1/(1+e^{-x})     sigma'(x) = sigma(x)*(1-sigma(x))</w:t>
+      </w:r>
+    </w:p>
+    <w:p>
+      <w:pPr>
+        <w:spacing w:after="40"/>
+        <w:ind w:left="240"/>
+      </w:pPr>
+      <w:r>
+        <w:rPr>
+          <w:b w:val="0"/>
+          <w:sz w:val="20"/>
+        </w:rPr>
+        <w:t>Derivative is never zero -&gt; gradients can always flow back through. This is why we use sigmoid, not the sign function.</w:t>
+      </w:r>
+    </w:p>
+    <w:p>
+      <w:pPr>
+        <w:spacing w:after="0"/>
+      </w:pPr>
+    </w:p>
+    <w:p>
+      <w:pPr>
+        <w:pStyle w:val="Heading2"/>
+      </w:pPr>
+      <w:r>
+        <w:rPr>
+          <w:color w:val="2E74B5"/>
+        </w:rPr>
+        <w:t>Why Sign Function Cannot Be Used in Backprop</w:t>
+      </w:r>
+    </w:p>
+    <w:p>
+      <w:pPr>
+        <w:pStyle w:val="ListBullet"/>
+        <w:spacing w:after="20"/>
+        <w:ind w:left="0"/>
+      </w:pPr>
+      <w:r>
+        <w:rPr>
+          <w:sz w:val="20"/>
+        </w:rPr>
+        <w:t>Sign function derivative = 0 everywhere (except undefined at x=0).</w:t>
+      </w:r>
+    </w:p>
+    <w:p>
+      <w:pPr>
+        <w:pStyle w:val="ListBullet"/>
+        <w:spacing w:after="20"/>
+        <w:ind w:left="0"/>
+      </w:pPr>
+      <w:r>
+        <w:rPr>
+          <w:sz w:val="20"/>
+        </w:rPr>
+        <w:t>Backprop needs the gradient at every neuron to update weights.</w:t>
+      </w:r>
+    </w:p>
+    <w:p>
+      <w:pPr>
+        <w:pStyle w:val="ListBullet"/>
+        <w:spacing w:after="20"/>
+        <w:ind w:left="0"/>
+      </w:pPr>
+      <w:r>
+        <w:rPr>
+          <w:sz w:val="20"/>
+        </w:rPr>
+        <w:t>Zero gradient -&gt; no information on which way to nudge weights -&gt; network cannot learn.</w:t>
+      </w:r>
+    </w:p>
+    <w:p>
+      <w:pPr>
+        <w:pStyle w:val="ListBullet"/>
+        <w:spacing w:after="20"/>
+        <w:ind w:left="0"/>
+      </w:pPr>
+      <w:r>
+        <w:rPr>
+          <w:sz w:val="20"/>
+        </w:rPr>
+        <w:t>Sigmoid has non-zero derivative everywhere -&gt; gradient flows -&gt; learning works.</w:t>
+      </w:r>
+    </w:p>
+    <w:p>
+      <w:pPr>
+        <w:spacing w:after="0"/>
+      </w:pPr>
+    </w:p>
+    <w:p>
+      <w:pPr>
+        <w:pStyle w:val="Heading2"/>
+      </w:pPr>
+      <w:r>
+        <w:rPr>
+          <w:color w:val="2E74B5"/>
+        </w:rPr>
+        <w:t>Perceptron</w:t>
+      </w:r>
+    </w:p>
+    <w:p>
+      <w:pPr>
+        <w:spacing w:after="40"/>
+        <w:ind w:left="0"/>
+      </w:pPr>
+      <w:r>
+        <w:rPr>
+          <w:b w:val="0"/>
+          <w:sz w:val="20"/>
+        </w:rPr>
+        <w:t>One neuron. Binary classification only. If it guesses wrong, nudge every weight:</w:t>
+      </w:r>
+    </w:p>
+    <w:p>
+      <w:pPr>
+        <w:spacing w:after="40"/>
+        <w:ind w:left="320"/>
+      </w:pPr>
+      <w:r>
+        <w:rPr>
+          <w:rFonts w:ascii="Courier New" w:hAnsi="Courier New"/>
+          <w:b/>
+          <w:sz w:val="20"/>
+        </w:rPr>
+        <w:t>w_new = w_old + eta * (y - y_hat) * x</w:t>
+      </w:r>
+    </w:p>
+    <w:p>
+      <w:pPr>
+        <w:spacing w:after="40"/>
+        <w:ind w:left="240"/>
+      </w:pPr>
+      <w:r>
+        <w:rPr>
+          <w:b w:val="0"/>
+          <w:sz w:val="20"/>
+        </w:rPr>
+        <w:t>Converges if data is linearly separable. Does nothing if prediction already correct.</w:t>
+      </w:r>
+    </w:p>
+    <w:p>
+      <w:pPr>
+        <w:spacing w:after="0"/>
+      </w:pPr>
+    </w:p>
+    <w:p>
+      <w:pPr>
+        <w:pStyle w:val="Heading2"/>
+      </w:pPr>
+      <w:r>
+        <w:rPr>
+          <w:color w:val="2E74B5"/>
+        </w:rPr>
+        <w:t>MLP Backpropagation (the big one)</w:t>
+      </w:r>
+    </w:p>
+    <w:p>
+      <w:pPr>
+        <w:spacing w:after="40"/>
+        <w:ind w:left="0"/>
+      </w:pPr>
+      <w:r>
+        <w:rPr>
+          <w:b w:val="0"/>
+          <w:sz w:val="20"/>
+        </w:rPr>
+        <w:t>Stack layers of neurons: input -&gt; hidden -&gt; output. Train with backprop:</w:t>
+      </w:r>
+    </w:p>
+    <w:tbl>
+      <w:tblPr>
+        <w:tblStyle w:val="TableGrid"/>
+        <w:tblW w:type="auto" w:w="0"/>
+        <w:tblLook w:firstColumn="1" w:firstRow="1" w:lastColumn="0" w:lastRow="0" w:noHBand="0" w:noVBand="1" w:val="04A0"/>
+      </w:tblPr>
+      <w:tblGrid>
+        <w:gridCol w:w="3324"/>
+        <w:gridCol w:w="3324"/>
+        <w:gridCol w:w="3324"/>
+      </w:tblGrid>
+      <w:tr>
+        <w:tc>
+          <w:tcPr>
+            <w:tcW w:type="dxa" w:w="1872"/>
+            <w:shd w:fill="D6E4F0" w:val="clear"/>
+          </w:tcPr>
+          <w:p>
+            <w:r>
+              <w:rPr>
+                <w:b/>
+                <w:sz w:val="18"/>
+              </w:rPr>
+              <w:t>Step</w:t>
+            </w:r>
+          </w:p>
+        </w:tc>
+        <w:tc>
+          <w:tcPr>
+            <w:tcW w:type="dxa" w:w="3600"/>
+            <w:shd w:fill="D6E4F0" w:val="clear"/>
+          </w:tcPr>
+          <w:p>
+            <w:r>
+              <w:rPr>
+                <w:b/>
+                <w:sz w:val="18"/>
+              </w:rPr>
+              <w:t>What happens</w:t>
+            </w:r>
+          </w:p>
+        </w:tc>
+        <w:tc>
+          <w:tcPr>
+            <w:tcW w:type="dxa" w:w="3744"/>
+            <w:shd w:fill="D6E4F0" w:val="clear"/>
+          </w:tcPr>
+          <w:p>
+            <w:r>
+              <w:rPr>
+                <w:b/>
+                <w:sz w:val="18"/>
+              </w:rPr>
+              <w:t>Formula</w:t>
+            </w:r>
+          </w:p>
+        </w:tc>
+      </w:tr>
+      <w:tr>
+        <w:tc>
+          <w:tcPr>
+            <w:tcW w:type="dxa" w:w="1872"/>
+          </w:tcPr>
+          <w:p>
+            <w:r>
+              <w:rPr>
+                <w:sz w:val="18"/>
+              </w:rPr>
+              <w:t>1. Forward pass</w:t>
+            </w:r>
+          </w:p>
+        </w:tc>
+        <w:tc>
+          <w:tcPr>
+            <w:tcW w:type="dxa" w:w="3600"/>
+          </w:tcPr>
+          <w:p>
+            <w:r>
+              <w:rPr>
+                <w:sz w:val="18"/>
+              </w:rPr>
+              <w:t>Compute each layer output left-to-right</w:t>
+            </w:r>
+          </w:p>
+        </w:tc>
+        <w:tc>
+          <w:tcPr>
+            <w:tcW w:type="dxa" w:w="3744"/>
+          </w:tcPr>
+          <w:p>
+            <w:r>
+              <w:rPr>
+                <w:sz w:val="18"/>
+              </w:rPr>
+              <w:t>o_j = sigma(sum W_ij * x_i)</w:t>
+            </w:r>
+          </w:p>
+        </w:tc>
+      </w:tr>
+      <w:tr>
+        <w:tc>
+          <w:tcPr>
+            <w:tcW w:type="dxa" w:w="1872"/>
+          </w:tcPr>
+          <w:p>
+            <w:r>
+              <w:rPr>
+                <w:sz w:val="18"/>
+              </w:rPr>
+              <w:t>2. Output delta</w:t>
+            </w:r>
+          </w:p>
+        </w:tc>
+        <w:tc>
+          <w:tcPr>
+            <w:tcW w:type="dxa" w:w="3600"/>
+          </w:tcPr>
+          <w:p>
+            <w:r>
+              <w:rPr>
+                <w:sz w:val="18"/>
+              </w:rPr>
+              <w:t>Measure how wrong the output is and how sensitive</w:t>
+            </w:r>
+          </w:p>
+        </w:tc>
+        <w:tc>
+          <w:tcPr>
+            <w:tcW w:type="dxa" w:w="3744"/>
+          </w:tcPr>
+          <w:p>
+            <w:r>
+              <w:rPr>
+                <w:sz w:val="18"/>
+              </w:rPr>
+              <w:t>delta_p = (y_p - y_hat_p)*y_hat_p*(1-y_hat_p)</w:t>
+            </w:r>
+          </w:p>
+        </w:tc>
+      </w:tr>
+      <w:tr>
+        <w:tc>
+          <w:tcPr>
+            <w:tcW w:type="dxa" w:w="1872"/>
+          </w:tcPr>
+          <w:p>
+            <w:r>
+              <w:rPr>
+                <w:sz w:val="18"/>
+              </w:rPr>
+              <w:t>3. Update output weights</w:t>
+            </w:r>
+          </w:p>
+        </w:tc>
+        <w:tc>
+          <w:tcPr>
+            <w:tcW w:type="dxa" w:w="3600"/>
+          </w:tcPr>
+          <w:p>
+            <w:r>
+              <w:rPr>
+                <w:sz w:val="18"/>
+              </w:rPr>
+              <w:t>Nudge hidden-&gt;output weights</w:t>
+            </w:r>
+          </w:p>
+        </w:tc>
+        <w:tc>
+          <w:tcPr>
+            <w:tcW w:type="dxa" w:w="3744"/>
+          </w:tcPr>
+          <w:p>
+            <w:r>
+              <w:rPr>
+                <w:sz w:val="18"/>
+              </w:rPr>
+              <w:t>W_jp_new = W_jp + eta*delta_p*o_j</w:t>
+            </w:r>
+          </w:p>
+        </w:tc>
+      </w:tr>
+      <w:tr>
+        <w:tc>
+          <w:tcPr>
+            <w:tcW w:type="dxa" w:w="1872"/>
+          </w:tcPr>
+          <w:p>
+            <w:r>
+              <w:rPr>
+                <w:sz w:val="18"/>
+              </w:rPr>
+              <w:t>4. Hidden delta</w:t>
+            </w:r>
+          </w:p>
+        </w:tc>
+        <w:tc>
+          <w:tcPr>
+            <w:tcW w:type="dxa" w:w="3600"/>
+          </w:tcPr>
+          <w:p>
+            <w:r>
+              <w:rPr>
+                <w:sz w:val="18"/>
+              </w:rPr>
+              <w:t>Propagate blame back through hidden layer</w:t>
+            </w:r>
+          </w:p>
+        </w:tc>
+        <w:tc>
+          <w:tcPr>
+            <w:tcW w:type="dxa" w:w="3744"/>
+          </w:tcPr>
+          <w:p>
+            <w:r>
+              <w:rPr>
+                <w:sz w:val="18"/>
+              </w:rPr>
+              <w:t>delta_j = o_j*(1-o_j)*sum_p(W_jp*delta_p)</w:t>
+            </w:r>
+          </w:p>
+        </w:tc>
+      </w:tr>
+      <w:tr>
+        <w:tc>
+          <w:tcPr>
+            <w:tcW w:type="dxa" w:w="1872"/>
+          </w:tcPr>
+          <w:p>
+            <w:r>
+              <w:rPr>
+                <w:sz w:val="18"/>
+              </w:rPr>
+              <w:t>5. Update hidden weights</w:t>
+            </w:r>
+          </w:p>
+        </w:tc>
+        <w:tc>
+          <w:tcPr>
+            <w:tcW w:type="dxa" w:w="3600"/>
+          </w:tcPr>
+          <w:p>
+            <w:r>
+              <w:rPr>
+                <w:sz w:val="18"/>
+              </w:rPr>
+              <w:t>Nudge input-&gt;hidden weights</w:t>
+            </w:r>
+          </w:p>
+        </w:tc>
+        <w:tc>
+          <w:tcPr>
+            <w:tcW w:type="dxa" w:w="3744"/>
+          </w:tcPr>
+          <w:p>
+            <w:r>
+              <w:rPr>
+                <w:sz w:val="18"/>
+              </w:rPr>
+              <w:t>W_ij_new = W_ij + eta*delta_j*x_i</w:t>
+            </w:r>
+          </w:p>
+        </w:tc>
+      </w:tr>
+    </w:tbl>
+    <w:p>
+      <w:pPr>
+        <w:spacing w:after="0"/>
+      </w:pPr>
+    </w:p>
+    <w:p>
+      <w:pPr>
+        <w:spacing w:after="40"/>
+        <w:ind w:left="240"/>
+      </w:pPr>
+      <w:r>
+        <w:rPr>
+          <w:b/>
+          <w:color w:val="C05500"/>
+          <w:sz w:val="20"/>
+        </w:rPr>
+        <w:t xml:space="preserve">EXAM TIP: </w:t>
+      </w:r>
+      <w:r>
+        <w:rPr>
+          <w:color w:val="C05500"/>
+          <w:sz w:val="20"/>
+        </w:rPr>
+        <w:t>Remember: output delta uses (y - y_hat). Hidden delta uses sum of weighted output deltas. Both multiplied by o*(1-o).</w:t>
+      </w:r>
+    </w:p>
+    <w:p>
+      <w:pPr>
+        <w:spacing w:after="0"/>
+      </w:pPr>
+    </w:p>
+    <w:p>
+      <w:pPr>
+        <w:pStyle w:val="Heading2"/>
+      </w:pPr>
+      <w:r>
+        <w:rPr>
+          <w:color w:val="2E74B5"/>
+        </w:rPr>
+        <w:t>Gradient Descent Variants</w:t>
+      </w:r>
+    </w:p>
+    <w:tbl>
+      <w:tblPr>
+        <w:tblStyle w:val="TableGrid"/>
+        <w:tblW w:type="auto" w:w="0"/>
+        <w:tblLook w:firstColumn="1" w:firstRow="1" w:lastColumn="0" w:lastRow="0" w:noHBand="0" w:noVBand="1" w:val="04A0"/>
+      </w:tblPr>
+      <w:tblGrid>
+        <w:gridCol w:w="3324"/>
+        <w:gridCol w:w="3324"/>
+        <w:gridCol w:w="3324"/>
+      </w:tblGrid>
+      <w:tr>
+        <w:tc>
+          <w:tcPr>
+            <w:tcW w:type="dxa" w:w="2160"/>
+            <w:shd w:fill="D6E4F0" w:val="clear"/>
+          </w:tcPr>
+          <w:p>
+            <w:r>
+              <w:rPr>
+                <w:b/>
+                <w:sz w:val="18"/>
+              </w:rPr>
+              <w:t>Variant</w:t>
+            </w:r>
+          </w:p>
+        </w:tc>
+        <w:tc>
+          <w:tcPr>
+            <w:tcW w:type="dxa" w:w="2880"/>
+            <w:shd w:fill="D6E4F0" w:val="clear"/>
+          </w:tcPr>
+          <w:p>
+            <w:r>
+              <w:rPr>
+                <w:b/>
+                <w:sz w:val="18"/>
+              </w:rPr>
+              <w:t>Update after…</w:t>
+            </w:r>
+          </w:p>
+        </w:tc>
+        <w:tc>
+          <w:tcPr>
+            <w:tcW w:type="dxa" w:w="4320"/>
+            <w:shd w:fill="D6E4F0" w:val="clear"/>
+          </w:tcPr>
+          <w:p>
+            <w:r>
+              <w:rPr>
+                <w:b/>
+                <w:sz w:val="18"/>
+              </w:rPr>
+              <w:t>Tradeoff</w:t>
+            </w:r>
+          </w:p>
+        </w:tc>
+      </w:tr>
+      <w:tr>
+        <w:tc>
+          <w:tcPr>
+            <w:tcW w:type="dxa" w:w="2160"/>
+          </w:tcPr>
+          <w:p>
+            <w:r>
+              <w:rPr>
+                <w:sz w:val="18"/>
+              </w:rPr>
+              <w:t>Batch GD</w:t>
+            </w:r>
+          </w:p>
+        </w:tc>
+        <w:tc>
+          <w:tcPr>
+            <w:tcW w:type="dxa" w:w="2880"/>
+          </w:tcPr>
+          <w:p>
+            <w:r>
+              <w:rPr>
+                <w:sz w:val="18"/>
+              </w:rPr>
+              <w:t>All N training examples</w:t>
+            </w:r>
+          </w:p>
+        </w:tc>
+        <w:tc>
+          <w:tcPr>
+            <w:tcW w:type="dxa" w:w="4320"/>
+          </w:tcPr>
+          <w:p>
+            <w:r>
+              <w:rPr>
+                <w:sz w:val="18"/>
+              </w:rPr>
+              <w:t>Stable but slow; one update per epoch</w:t>
+            </w:r>
+          </w:p>
+        </w:tc>
+      </w:tr>
+      <w:tr>
+        <w:tc>
+          <w:tcPr>
+            <w:tcW w:type="dxa" w:w="2160"/>
+          </w:tcPr>
+          <w:p>
+            <w:r>
+              <w:rPr>
+                <w:sz w:val="18"/>
+              </w:rPr>
+              <w:t>Stochastic GD</w:t>
+            </w:r>
+          </w:p>
+        </w:tc>
+        <w:tc>
+          <w:tcPr>
+            <w:tcW w:type="dxa" w:w="2880"/>
+          </w:tcPr>
+          <w:p>
+            <w:r>
+              <w:rPr>
+                <w:sz w:val="18"/>
+              </w:rPr>
+              <w:t>Every single example</w:t>
+            </w:r>
+          </w:p>
+        </w:tc>
+        <w:tc>
+          <w:tcPr>
+            <w:tcW w:type="dxa" w:w="4320"/>
+          </w:tcPr>
+          <w:p>
+            <w:r>
+              <w:rPr>
+                <w:sz w:val="18"/>
+              </w:rPr>
+              <w:t>Fast but noisy updates</w:t>
+            </w:r>
+          </w:p>
+        </w:tc>
+      </w:tr>
+      <w:tr>
+        <w:tc>
+          <w:tcPr>
+            <w:tcW w:type="dxa" w:w="2160"/>
+          </w:tcPr>
+          <w:p>
+            <w:r>
+              <w:rPr>
+                <w:sz w:val="18"/>
+              </w:rPr>
+              <w:t>Mini-batch GD</w:t>
+            </w:r>
+          </w:p>
+        </w:tc>
+        <w:tc>
+          <w:tcPr>
+            <w:tcW w:type="dxa" w:w="2880"/>
+          </w:tcPr>
+          <w:p>
+            <w:r>
+              <w:rPr>
+                <w:sz w:val="18"/>
+              </w:rPr>
+              <w:t>Every B examples (e.g. B=50)</w:t>
+            </w:r>
+          </w:p>
+        </w:tc>
+        <w:tc>
+          <w:tcPr>
+            <w:tcW w:type="dxa" w:w="4320"/>
+          </w:tcPr>
+          <w:p>
+            <w:r>
+              <w:rPr>
+                <w:sz w:val="18"/>
+              </w:rPr>
+              <w:t>Best of both: stable and reasonably fast</w:t>
+            </w:r>
+          </w:p>
+        </w:tc>
+      </w:tr>
+    </w:tbl>
+    <w:p>
+      <w:pPr>
+        <w:spacing w:after="0"/>
+      </w:pPr>
+    </w:p>
+    <w:p>
+      <w:pPr>
+        <w:spacing w:after="40"/>
+        <w:ind w:left="240"/>
+      </w:pPr>
+      <w:r>
+        <w:rPr>
+          <w:b w:val="0"/>
+          <w:sz w:val="20"/>
+        </w:rPr>
+        <w:t>Mini-batch iterations per epoch = N / B. Total iterations = (N/B) * epochs.</w:t>
+      </w:r>
+    </w:p>
+    <w:p>
+      <w:pPr>
+        <w:spacing w:after="0"/>
+      </w:pPr>
+    </w:p>
+    <w:p>
+      <w:pPr>
+        <w:pStyle w:val="Heading1"/>
+      </w:pPr>
+      <w:r>
+        <w:rPr>
+          <w:color w:val="1F497D"/>
+        </w:rPr>
+        <w:t>L08 — Deep Learning</w:t>
+      </w:r>
+    </w:p>
+    <w:p>
+      <w:pPr>
+        <w:pStyle w:val="Heading2"/>
+      </w:pPr>
+      <w:r>
+        <w:rPr>
+          <w:color w:val="2E74B5"/>
+        </w:rPr>
+        <w:t>CNN — Convolutional Neural Network</w:t>
+      </w:r>
+    </w:p>
+    <w:p>
+      <w:pPr>
+        <w:spacing w:after="40"/>
+        <w:ind w:left="0"/>
+      </w:pPr>
+      <w:r>
+        <w:rPr>
+          <w:b w:val="0"/>
+          <w:sz w:val="20"/>
+        </w:rPr>
+        <w:t>For images. Three layer types:</w:t>
+      </w:r>
+    </w:p>
+    <w:tbl>
+      <w:tblPr>
+        <w:tblStyle w:val="TableGrid"/>
+        <w:tblW w:type="auto" w:w="0"/>
+        <w:tblLook w:firstColumn="1" w:firstRow="1" w:lastColumn="0" w:lastRow="0" w:noHBand="0" w:noVBand="1" w:val="04A0"/>
+      </w:tblPr>
+      <w:tblGrid>
+        <w:gridCol w:w="3324"/>
+        <w:gridCol w:w="3324"/>
+        <w:gridCol w:w="3324"/>
+      </w:tblGrid>
+      <w:tr>
+        <w:tc>
+          <w:tcPr>
+            <w:tcW w:type="dxa" w:w="2160"/>
+            <w:shd w:fill="D6E4F0" w:val="clear"/>
+          </w:tcPr>
+          <w:p>
+            <w:r>
+              <w:rPr>
+                <w:b/>
+                <w:sz w:val="18"/>
+              </w:rPr>
+              <w:t>Layer</w:t>
+            </w:r>
+          </w:p>
+        </w:tc>
+        <w:tc>
+          <w:tcPr>
+            <w:tcW w:type="dxa" w:w="4320"/>
+            <w:shd w:fill="D6E4F0" w:val="clear"/>
+          </w:tcPr>
+          <w:p>
+            <w:r>
+              <w:rPr>
+                <w:b/>
+                <w:sz w:val="18"/>
+              </w:rPr>
+              <w:t>Plain English</w:t>
+            </w:r>
+          </w:p>
+        </w:tc>
+        <w:tc>
+          <w:tcPr>
+            <w:tcW w:type="dxa" w:w="2880"/>
+            <w:shd w:fill="D6E4F0" w:val="clear"/>
+          </w:tcPr>
+          <w:p>
+            <w:r>
+              <w:rPr>
+                <w:b/>
+                <w:sz w:val="18"/>
+              </w:rPr>
+              <w:t>Key formula</w:t>
+            </w:r>
+          </w:p>
+        </w:tc>
+      </w:tr>
+      <w:tr>
+        <w:tc>
+          <w:tcPr>
+            <w:tcW w:type="dxa" w:w="2160"/>
+          </w:tcPr>
+          <w:p>
+            <w:r>
+              <w:rPr>
+                <w:sz w:val="18"/>
+              </w:rPr>
+              <w:t>Convolutional</w:t>
+            </w:r>
+          </w:p>
+        </w:tc>
+        <w:tc>
+          <w:tcPr>
+            <w:tcW w:type="dxa" w:w="4320"/>
+          </w:tcPr>
+          <w:p>
+            <w:r>
+              <w:rPr>
+                <w:sz w:val="18"/>
+              </w:rPr>
+              <w:t>Slide a small filter over the image. Each position: multiply element-wise and sum. Detects edges and textures.</w:t>
+            </w:r>
+          </w:p>
+        </w:tc>
+        <w:tc>
+          <w:tcPr>
+            <w:tcW w:type="dxa" w:w="2880"/>
+          </w:tcPr>
+          <w:p>
+            <w:r>
+              <w:rPr>
+                <w:sz w:val="18"/>
+              </w:rPr>
+              <w:t>Output size = (img - kernel)/stride + 1</w:t>
+            </w:r>
+          </w:p>
+        </w:tc>
+      </w:tr>
+      <w:tr>
+        <w:tc>
+          <w:tcPr>
+            <w:tcW w:type="dxa" w:w="2160"/>
+          </w:tcPr>
+          <w:p>
+            <w:r>
+              <w:rPr>
+                <w:sz w:val="18"/>
+              </w:rPr>
+              <w:t>Pooling</w:t>
+            </w:r>
+          </w:p>
+        </w:tc>
+        <w:tc>
+          <w:tcPr>
+            <w:tcW w:type="dxa" w:w="4320"/>
+          </w:tcPr>
+          <w:p>
+            <w:r>
+              <w:rPr>
+                <w:sz w:val="18"/>
+              </w:rPr>
+              <w:t>Shrink the image (e.g. take max in each 2x2 block). Makes the network not care exactly where a feature is.</w:t>
+            </w:r>
+          </w:p>
+        </w:tc>
+        <w:tc>
+          <w:tcPr>
+            <w:tcW w:type="dxa" w:w="2880"/>
+          </w:tcPr>
+          <w:p>
+            <w:r>
+              <w:rPr>
+                <w:sz w:val="18"/>
+              </w:rPr>
+              <w:t>Max-pooling: take max in each region</w:t>
+            </w:r>
+          </w:p>
+        </w:tc>
+      </w:tr>
+      <w:tr>
+        <w:tc>
+          <w:tcPr>
+            <w:tcW w:type="dxa" w:w="2160"/>
+          </w:tcPr>
+          <w:p>
+            <w:r>
+              <w:rPr>
+                <w:sz w:val="18"/>
+              </w:rPr>
+              <w:t>Fully Connected</w:t>
+            </w:r>
+          </w:p>
+        </w:tc>
+        <w:tc>
+          <w:tcPr>
+            <w:tcW w:type="dxa" w:w="4320"/>
+          </w:tcPr>
+          <w:p>
+            <w:r>
+              <w:rPr>
+                <w:sz w:val="18"/>
+              </w:rPr>
+              <w:t>Flatten everything, then classic MLP to produce final class scores.</w:t>
+            </w:r>
+          </w:p>
+        </w:tc>
+        <w:tc>
+          <w:tcPr>
+            <w:tcW w:type="dxa" w:w="2880"/>
+          </w:tcPr>
+          <w:p>
+            <w:r>
+              <w:rPr>
+                <w:sz w:val="18"/>
+              </w:rPr>
+              <w:t>Same as MLP forward pass</w:t>
+            </w:r>
+          </w:p>
+        </w:tc>
+      </w:tr>
+    </w:tbl>
+    <w:p>
+      <w:pPr>
+        <w:spacing w:after="0"/>
+      </w:pPr>
+    </w:p>
+    <w:p>
+      <w:pPr>
+        <w:spacing w:after="40"/>
+        <w:ind w:left="240"/>
+      </w:pPr>
+      <w:r>
+        <w:rPr>
+          <w:b/>
+          <w:color w:val="C05500"/>
+          <w:sz w:val="20"/>
+        </w:rPr>
+        <w:t xml:space="preserve">EXAM TIP: </w:t>
+      </w:r>
+      <w:r>
+        <w:rPr>
+          <w:color w:val="C05500"/>
+          <w:sz w:val="20"/>
+        </w:rPr>
+        <w:t>4x4 image, 3x3 kernel, stride 1 -&gt; output is (4-3)/1+1 = 2x2. Always check output size first.</w:t>
+      </w:r>
+    </w:p>
+    <w:p>
+      <w:pPr>
+        <w:spacing w:after="0"/>
+      </w:pPr>
+    </w:p>
+    <w:p>
+      <w:pPr>
+        <w:pStyle w:val="Heading2"/>
+      </w:pPr>
+      <w:r>
+        <w:rPr>
+          <w:color w:val="2E74B5"/>
+        </w:rPr>
+        <w:t>CNN Convolution Calculation</w:t>
+      </w:r>
+    </w:p>
+    <w:p>
+      <w:pPr>
+        <w:spacing w:after="40"/>
+        <w:ind w:left="0"/>
+      </w:pPr>
+      <w:r>
+        <w:rPr>
+          <w:b w:val="0"/>
+          <w:sz w:val="20"/>
+        </w:rPr>
+        <w:t>Slide the kernel over the image patch. Multiply each overlapping pair, then sum all 9 products.</w:t>
+      </w:r>
+    </w:p>
+    <w:p>
+      <w:pPr>
+        <w:pStyle w:val="ListBullet"/>
+        <w:spacing w:after="20"/>
+        <w:ind w:left="0"/>
+      </w:pPr>
+      <w:r>
+        <w:rPr>
+          <w:sz w:val="20"/>
+        </w:rPr>
+        <w:t>Example: kernel [[1,0,-1],[1,0,-1],[1,0,-1]] on patch [[4,3,2],[1,0,1],[-1,-2,-1]]</w:t>
+      </w:r>
+    </w:p>
+    <w:p>
+      <w:pPr>
+        <w:spacing w:after="40"/>
+        <w:ind w:left="320"/>
+      </w:pPr>
+      <w:r>
+        <w:rPr>
+          <w:rFonts w:ascii="Courier New" w:hAnsi="Courier New"/>
+          <w:b/>
+          <w:sz w:val="20"/>
+        </w:rPr>
+        <w:t>= 4*1+3*0+2*(-1) + 1*1+0*0+1*(-1) + (-1)*1+(-2)*0+(-1)*(-1) = 2+0+0 = 2</w:t>
+      </w:r>
+    </w:p>
+    <w:p>
+      <w:pPr>
+        <w:spacing w:after="0"/>
+      </w:pPr>
+    </w:p>
+    <w:p>
+      <w:pPr>
+        <w:pStyle w:val="Heading2"/>
+      </w:pPr>
+      <w:r>
+        <w:rPr>
+          <w:color w:val="2E74B5"/>
+        </w:rPr>
+        <w:t>RNN — Recurrent Neural Network</w:t>
+      </w:r>
+    </w:p>
+    <w:p>
+      <w:pPr>
+        <w:spacing w:after="40"/>
+        <w:ind w:left="0"/>
+      </w:pPr>
+      <w:r>
+        <w:rPr>
+          <w:b w:val="0"/>
+          <w:sz w:val="20"/>
+        </w:rPr>
+        <w:t>Reads a sequence one element at a time (one word per step). Has a hidden state that acts as memory of what it just read.</w:t>
+      </w:r>
+    </w:p>
+    <w:p>
+      <w:pPr>
+        <w:pStyle w:val="ListBullet"/>
+        <w:spacing w:after="20"/>
+        <w:ind w:left="0"/>
+      </w:pPr>
+      <w:r>
+        <w:rPr>
+          <w:sz w:val="20"/>
+        </w:rPr>
+        <w:t>Bad at remembering things from 100 steps ago — vanishing gradient kills the signal.</w:t>
+      </w:r>
+    </w:p>
+    <w:p>
+      <w:pPr>
+        <w:spacing w:after="0"/>
+      </w:pPr>
+    </w:p>
+    <w:p>
+      <w:pPr>
+        <w:pStyle w:val="Heading2"/>
+      </w:pPr>
+      <w:r>
+        <w:rPr>
+          <w:color w:val="2E74B5"/>
+        </w:rPr>
+        <w:t>LSTM — Long Short-Term Memory</w:t>
+      </w:r>
+    </w:p>
+    <w:p>
+      <w:pPr>
+        <w:spacing w:after="40"/>
+        <w:ind w:left="0"/>
+      </w:pPr>
+      <w:r>
+        <w:rPr>
+          <w:b w:val="0"/>
+          <w:sz w:val="20"/>
+        </w:rPr>
+        <w:t>An RNN with a separate long-term memory lane (cell state) and three gates:</w:t>
+      </w:r>
+    </w:p>
+    <w:tbl>
+      <w:tblPr>
+        <w:tblStyle w:val="TableGrid"/>
+        <w:tblW w:type="auto" w:w="0"/>
+        <w:tblLook w:firstColumn="1" w:firstRow="1" w:lastColumn="0" w:lastRow="0" w:noHBand="0" w:noVBand="1" w:val="04A0"/>
+      </w:tblPr>
+      <w:tblGrid>
+        <w:gridCol w:w="4986"/>
+        <w:gridCol w:w="4986"/>
+      </w:tblGrid>
+      <w:tr>
+        <w:tc>
+          <w:tcPr>
+            <w:tcW w:type="dxa" w:w="2592"/>
+            <w:shd w:fill="D6E4F0" w:val="clear"/>
+          </w:tcPr>
+          <w:p>
+            <w:r>
+              <w:rPr>
+                <w:b/>
+                <w:sz w:val="18"/>
+              </w:rPr>
+              <w:t>Gate</w:t>
+            </w:r>
+          </w:p>
+        </w:tc>
+        <w:tc>
+          <w:tcPr>
+            <w:tcW w:type="dxa" w:w="6624"/>
+            <w:shd w:fill="D6E4F0" w:val="clear"/>
+          </w:tcPr>
+          <w:p>
+            <w:r>
+              <w:rPr>
+                <w:b/>
+                <w:sz w:val="18"/>
+              </w:rPr>
+              <w:t>Job</w:t>
+            </w:r>
+          </w:p>
+        </w:tc>
+      </w:tr>
+      <w:tr>
+        <w:tc>
+          <w:tcPr>
+            <w:tcW w:type="dxa" w:w="2592"/>
+          </w:tcPr>
+          <w:p>
+            <w:r>
+              <w:rPr>
+                <w:sz w:val="18"/>
+              </w:rPr>
+              <w:t>Forget gate</w:t>
+            </w:r>
+          </w:p>
+        </w:tc>
+        <w:tc>
+          <w:tcPr>
+            <w:tcW w:type="dxa" w:w="6624"/>
+          </w:tcPr>
+          <w:p>
+            <w:r>
+              <w:rPr>
+                <w:sz w:val="18"/>
+              </w:rPr>
+              <w:t>Decides what to erase from long-term memory</w:t>
+            </w:r>
+          </w:p>
+        </w:tc>
+      </w:tr>
+      <w:tr>
+        <w:tc>
+          <w:tcPr>
+            <w:tcW w:type="dxa" w:w="2592"/>
+          </w:tcPr>
+          <w:p>
+            <w:r>
+              <w:rPr>
+                <w:sz w:val="18"/>
+              </w:rPr>
+              <w:t>Input gate</w:t>
+            </w:r>
+          </w:p>
+        </w:tc>
+        <w:tc>
+          <w:tcPr>
+            <w:tcW w:type="dxa" w:w="6624"/>
+          </w:tcPr>
+          <w:p>
+            <w:r>
+              <w:rPr>
+                <w:sz w:val="18"/>
+              </w:rPr>
+              <w:t>Decides what new info to write into long-term memory</w:t>
+            </w:r>
+          </w:p>
+        </w:tc>
+      </w:tr>
+      <w:tr>
+        <w:tc>
+          <w:tcPr>
+            <w:tcW w:type="dxa" w:w="2592"/>
+          </w:tcPr>
+          <w:p>
+            <w:r>
+              <w:rPr>
+                <w:sz w:val="18"/>
+              </w:rPr>
+              <w:t>Output gate</w:t>
+            </w:r>
+          </w:p>
+        </w:tc>
+        <w:tc>
+          <w:tcPr>
+            <w:tcW w:type="dxa" w:w="6624"/>
+          </w:tcPr>
+          <w:p>
+            <w:r>
+              <w:rPr>
+                <w:sz w:val="18"/>
+              </w:rPr>
+              <w:t>Decides what part of memory to expose as the output</w:t>
+            </w:r>
+          </w:p>
+        </w:tc>
+      </w:tr>
+    </w:tbl>
+    <w:p>
+      <w:pPr>
+        <w:spacing w:after="0"/>
+      </w:pPr>
+    </w:p>
+    <w:p>
+      <w:pPr>
+        <w:spacing w:after="40"/>
+        <w:ind w:left="240"/>
+      </w:pPr>
+      <w:r>
+        <w:rPr>
+          <w:b w:val="0"/>
+          <w:sz w:val="20"/>
+        </w:rPr>
+        <w:t>Fixes the vanishing gradient problem. Can remember patterns from hundreds of steps ago.</w:t>
+      </w:r>
+    </w:p>
+    <w:p>
+      <w:pPr>
+        <w:spacing w:after="0"/>
+      </w:pPr>
+    </w:p>
+    <w:p>
+      <w:pPr>
+        <w:pStyle w:val="Heading2"/>
+      </w:pPr>
+      <w:r>
+        <w:rPr>
+          <w:color w:val="2E74B5"/>
+        </w:rPr>
+        <w:t>GAN — Generative Adversarial Network</w:t>
+      </w:r>
+    </w:p>
+    <w:p>
+      <w:pPr>
+        <w:spacing w:after="40"/>
+        <w:ind w:left="0"/>
+      </w:pPr>
+      <w:r>
+        <w:rPr>
+          <w:b w:val="0"/>
+          <w:sz w:val="20"/>
+        </w:rPr>
+        <w:t>Two networks fight each other:</w:t>
+      </w:r>
+    </w:p>
+    <w:tbl>
+      <w:tblPr>
+        <w:tblStyle w:val="TableGrid"/>
+        <w:tblW w:type="auto" w:w="0"/>
+        <w:tblLook w:firstColumn="1" w:firstRow="1" w:lastColumn="0" w:lastRow="0" w:noHBand="0" w:noVBand="1" w:val="04A0"/>
+      </w:tblPr>
+      <w:tblGrid>
+        <w:gridCol w:w="3324"/>
+        <w:gridCol w:w="3324"/>
+        <w:gridCol w:w="3324"/>
+      </w:tblGrid>
+      <w:tr>
+        <w:tc>
+          <w:tcPr>
+            <w:tcW w:type="dxa" w:w="2592"/>
+            <w:shd w:fill="D6E4F0" w:val="clear"/>
+          </w:tcPr>
+          <w:p>
+            <w:r>
+              <w:rPr>
+                <w:b/>
+                <w:sz w:val="18"/>
+              </w:rPr>
+              <w:t>Network</w:t>
+            </w:r>
+          </w:p>
+        </w:tc>
+        <w:tc>
+          <w:tcPr>
+            <w:tcW w:type="dxa" w:w="4032"/>
+            <w:shd w:fill="D6E4F0" w:val="clear"/>
+          </w:tcPr>
+          <w:p>
+            <w:r>
+              <w:rPr>
+                <w:b/>
+                <w:sz w:val="18"/>
+              </w:rPr>
+              <w:t>Role</w:t>
+            </w:r>
+          </w:p>
+        </w:tc>
+        <w:tc>
+          <w:tcPr>
+            <w:tcW w:type="dxa" w:w="2880"/>
+            <w:shd w:fill="D6E4F0" w:val="clear"/>
+          </w:tcPr>
+          <w:p>
+            <w:r>
+              <w:rPr>
+                <w:b/>
+                <w:sz w:val="18"/>
+              </w:rPr>
+              <w:t>Wins when…</w:t>
+            </w:r>
+          </w:p>
+        </w:tc>
+      </w:tr>
+      <w:tr>
+        <w:tc>
+          <w:tcPr>
+            <w:tcW w:type="dxa" w:w="2592"/>
+          </w:tcPr>
+          <w:p>
+            <w:r>
+              <w:rPr>
+                <w:sz w:val="18"/>
+              </w:rPr>
+              <w:t>Generator (forger)</w:t>
+            </w:r>
+          </w:p>
+        </w:tc>
+        <w:tc>
+          <w:tcPr>
+            <w:tcW w:type="dxa" w:w="4032"/>
+          </w:tcPr>
+          <w:p>
+            <w:r>
+              <w:rPr>
+                <w:sz w:val="18"/>
+              </w:rPr>
+              <w:t>Creates fake images trying to fool the discriminator</w:t>
+            </w:r>
+          </w:p>
+        </w:tc>
+        <w:tc>
+          <w:tcPr>
+            <w:tcW w:type="dxa" w:w="2880"/>
+          </w:tcPr>
+          <w:p>
+            <w:r>
+              <w:rPr>
+                <w:sz w:val="18"/>
+              </w:rPr>
+              <w:t>Discriminator cannot tell real from fake</w:t>
+            </w:r>
+          </w:p>
+        </w:tc>
+      </w:tr>
+      <w:tr>
+        <w:tc>
+          <w:tcPr>
+            <w:tcW w:type="dxa" w:w="2592"/>
+          </w:tcPr>
+          <w:p>
+            <w:r>
+              <w:rPr>
+                <w:sz w:val="18"/>
+              </w:rPr>
+              <w:t>Discriminator (detective)</w:t>
+            </w:r>
+          </w:p>
+        </w:tc>
+        <w:tc>
+          <w:tcPr>
+            <w:tcW w:type="dxa" w:w="4032"/>
+          </w:tcPr>
+          <w:p>
+            <w:r>
+              <w:rPr>
+                <w:sz w:val="18"/>
+              </w:rPr>
+              <w:t>Tries to tell real images from fakes</w:t>
+            </w:r>
+          </w:p>
+        </w:tc>
+        <w:tc>
+          <w:tcPr>
+            <w:tcW w:type="dxa" w:w="2880"/>
+          </w:tcPr>
+          <w:p>
+            <w:r>
+              <w:rPr>
+                <w:sz w:val="18"/>
+              </w:rPr>
+              <w:t>It correctly identifies all fakes</w:t>
+            </w:r>
+          </w:p>
+        </w:tc>
+      </w:tr>
+    </w:tbl>
+    <w:p>
+      <w:pPr>
+        <w:spacing w:after="0"/>
+      </w:pPr>
+    </w:p>
+    <w:p>
+      <w:pPr>
+        <w:spacing w:after="40"/>
+        <w:ind w:left="240"/>
+      </w:pPr>
+      <w:r>
+        <w:rPr>
+          <w:b w:val="0"/>
+          <w:sz w:val="20"/>
+        </w:rPr>
+        <w:t>They improve each other through competition. Equilibrium: Generator perfectly replicates reality, Discriminator outputs 0.5 (random guess).</w:t>
+      </w:r>
+    </w:p>
+    <w:p>
+      <w:pPr>
+        <w:spacing w:after="0"/>
+      </w:pPr>
+    </w:p>
+    <w:p>
+      <w:pPr>
+        <w:pStyle w:val="Heading1"/>
+      </w:pPr>
+      <w:r>
+        <w:rPr>
+          <w:color w:val="1F497D"/>
+        </w:rPr>
+        <w:t>L09 — Bayesian Networks and Naive Bayes</w:t>
+      </w:r>
+    </w:p>
+    <w:p>
+      <w:pPr>
+        <w:pStyle w:val="Heading2"/>
+      </w:pPr>
+      <w:r>
+        <w:rPr>
+          <w:color w:val="2E74B5"/>
+        </w:rPr>
+        <w:t>Probability Basics</w:t>
+      </w:r>
+    </w:p>
+    <w:tbl>
+      <w:tblPr>
+        <w:tblStyle w:val="TableGrid"/>
+        <w:tblW w:type="auto" w:w="0"/>
+        <w:tblLook w:firstColumn="1" w:firstRow="1" w:lastColumn="0" w:lastRow="0" w:noHBand="0" w:noVBand="1" w:val="04A0"/>
+      </w:tblPr>
+      <w:tblGrid>
+        <w:gridCol w:w="3324"/>
+        <w:gridCol w:w="3324"/>
+        <w:gridCol w:w="3324"/>
+      </w:tblGrid>
+      <w:tr>
+        <w:tc>
+          <w:tcPr>
+            <w:tcW w:type="dxa" w:w="1872"/>
+            <w:shd w:fill="D6E4F0" w:val="clear"/>
+          </w:tcPr>
+          <w:p>
+            <w:r>
+              <w:rPr>
+                <w:b/>
+                <w:sz w:val="18"/>
+              </w:rPr>
+              <w:t>Term</w:t>
+            </w:r>
+          </w:p>
+        </w:tc>
+        <w:tc>
+          <w:tcPr>
+            <w:tcW w:type="dxa" w:w="5040"/>
+            <w:shd w:fill="D6E4F0" w:val="clear"/>
+          </w:tcPr>
+          <w:p>
+            <w:r>
+              <w:rPr>
+                <w:b/>
+                <w:sz w:val="18"/>
+              </w:rPr>
+              <w:t>Plain English</w:t>
+            </w:r>
+          </w:p>
+        </w:tc>
+        <w:tc>
+          <w:tcPr>
+            <w:tcW w:type="dxa" w:w="2304"/>
+            <w:shd w:fill="D6E4F0" w:val="clear"/>
+          </w:tcPr>
+          <w:p>
+            <w:r>
+              <w:rPr>
+                <w:b/>
+                <w:sz w:val="18"/>
+              </w:rPr>
+              <w:t>Symbol</w:t>
+            </w:r>
+          </w:p>
+        </w:tc>
+      </w:tr>
+      <w:tr>
+        <w:tc>
+          <w:tcPr>
+            <w:tcW w:type="dxa" w:w="1872"/>
+          </w:tcPr>
+          <w:p>
+            <w:r>
+              <w:rPr>
+                <w:sz w:val="18"/>
+              </w:rPr>
+              <w:t>Prior</w:t>
+            </w:r>
+          </w:p>
+        </w:tc>
+        <w:tc>
+          <w:tcPr>
+            <w:tcW w:type="dxa" w:w="5040"/>
+          </w:tcPr>
+          <w:p>
+            <w:r>
+              <w:rPr>
+                <w:sz w:val="18"/>
+              </w:rPr>
+              <w:t>What you believe before seeing evidence</w:t>
+            </w:r>
+          </w:p>
+        </w:tc>
+        <w:tc>
+          <w:tcPr>
+            <w:tcW w:type="dxa" w:w="2304"/>
+          </w:tcPr>
+          <w:p>
+            <w:r>
+              <w:rPr>
+                <w:sz w:val="18"/>
+              </w:rPr>
+              <w:t>P(H)</w:t>
+            </w:r>
+          </w:p>
+        </w:tc>
+      </w:tr>
+      <w:tr>
+        <w:tc>
+          <w:tcPr>
+            <w:tcW w:type="dxa" w:w="1872"/>
+          </w:tcPr>
+          <w:p>
+            <w:r>
+              <w:rPr>
+                <w:sz w:val="18"/>
+              </w:rPr>
+              <w:t>Likelihood</w:t>
+            </w:r>
+          </w:p>
+        </w:tc>
+        <w:tc>
+          <w:tcPr>
+            <w:tcW w:type="dxa" w:w="5040"/>
+          </w:tcPr>
+          <w:p>
+            <w:r>
+              <w:rPr>
+                <w:sz w:val="18"/>
+              </w:rPr>
+              <w:t>How likely is the evidence given the hypothesis</w:t>
+            </w:r>
+          </w:p>
+        </w:tc>
+        <w:tc>
+          <w:tcPr>
+            <w:tcW w:type="dxa" w:w="2304"/>
+          </w:tcPr>
+          <w:p>
+            <w:r>
+              <w:rPr>
+                <w:sz w:val="18"/>
+              </w:rPr>
+              <w:t>P(E|H)</w:t>
+            </w:r>
+          </w:p>
+        </w:tc>
+      </w:tr>
+      <w:tr>
+        <w:tc>
+          <w:tcPr>
+            <w:tcW w:type="dxa" w:w="1872"/>
+          </w:tcPr>
+          <w:p>
+            <w:r>
+              <w:rPr>
+                <w:sz w:val="18"/>
+              </w:rPr>
+              <w:t>Posterior</w:t>
+            </w:r>
+          </w:p>
+        </w:tc>
+        <w:tc>
+          <w:tcPr>
+            <w:tcW w:type="dxa" w:w="5040"/>
+          </w:tcPr>
+          <w:p>
+            <w:r>
+              <w:rPr>
+                <w:sz w:val="18"/>
+              </w:rPr>
+              <w:t>What you believe after seeing evidence</w:t>
+            </w:r>
+          </w:p>
+        </w:tc>
+        <w:tc>
+          <w:tcPr>
+            <w:tcW w:type="dxa" w:w="2304"/>
+          </w:tcPr>
+          <w:p>
+            <w:r>
+              <w:rPr>
+                <w:sz w:val="18"/>
+              </w:rPr>
+              <w:t>P(H|E)</w:t>
+            </w:r>
+          </w:p>
+        </w:tc>
+      </w:tr>
+    </w:tbl>
+    <w:p>
+      <w:pPr>
+        <w:spacing w:after="0"/>
+      </w:pPr>
+    </w:p>
+    <w:p>
+      <w:pPr>
+        <w:spacing w:after="40"/>
+        <w:ind w:left="320"/>
+      </w:pPr>
+      <w:r>
+        <w:rPr>
+          <w:rFonts w:ascii="Courier New" w:hAnsi="Courier New"/>
+          <w:b/>
+          <w:sz w:val="20"/>
+        </w:rPr>
+        <w:t>Bayes Rule: P(H|E) = P(E|H) * P(H) / P(E)</w:t>
+      </w:r>
+    </w:p>
+    <w:p>
+      <w:pPr>
+        <w:spacing w:after="0"/>
+      </w:pPr>
+    </w:p>
+    <w:p>
+      <w:pPr>
+        <w:pStyle w:val="Heading2"/>
+      </w:pPr>
+      <w:r>
+        <w:rPr>
+          <w:color w:val="2E74B5"/>
+        </w:rPr>
+        <w:t>Bayesian Network</w:t>
+      </w:r>
+    </w:p>
+    <w:p>
+      <w:pPr>
+        <w:spacing w:after="40"/>
+        <w:ind w:left="0"/>
+      </w:pPr>
+      <w:r>
+        <w:rPr>
+          <w:b w:val="0"/>
+          <w:sz w:val="20"/>
+        </w:rPr>
+        <w:t>A graph where arrows mean cause -&gt; effect. Each node has a probability table given its parents.</w:t>
+      </w:r>
+    </w:p>
+    <w:p>
+      <w:pPr>
+        <w:pStyle w:val="ListBullet"/>
+        <w:spacing w:after="20"/>
+        <w:ind w:left="0"/>
+      </w:pPr>
+      <w:r>
+        <w:rPr>
+          <w:sz w:val="20"/>
+        </w:rPr>
+        <w:t>Predictive inference (cause -&gt; effect): It is raining, how likely is the grass wet?</w:t>
+      </w:r>
+    </w:p>
+    <w:p>
+      <w:pPr>
+        <w:pStyle w:val="ListBullet"/>
+        <w:spacing w:after="20"/>
+        <w:ind w:left="0"/>
+      </w:pPr>
+      <w:r>
+        <w:rPr>
+          <w:sz w:val="20"/>
+        </w:rPr>
+        <w:t>Diagnostic inference (effect -&gt; cause): Grass is wet, did it rain? Use Bayes rule to flip the direction.</w:t>
+      </w:r>
+    </w:p>
+    <w:p>
+      <w:pPr>
+        <w:pStyle w:val="ListBullet"/>
+        <w:spacing w:after="20"/>
+        <w:ind w:left="0"/>
+      </w:pPr>
+      <w:r>
+        <w:rPr>
+          <w:sz w:val="20"/>
+        </w:rPr>
+        <w:t>Key calculation: sum over all parent combinations. P(X) = sum over parents: P(X|parents)*P(parents).</w:t>
+      </w:r>
+    </w:p>
+    <w:p>
+      <w:pPr>
+        <w:spacing w:after="0"/>
+      </w:pPr>
+    </w:p>
+    <w:p>
+      <w:pPr>
+        <w:pStyle w:val="Heading2"/>
+      </w:pPr>
+      <w:r>
+        <w:rPr>
+          <w:color w:val="2E74B5"/>
+        </w:rPr>
+        <w:t>Naive Bayes Classifier</w:t>
+      </w:r>
+    </w:p>
+    <w:p>
+      <w:pPr>
+        <w:spacing w:after="40"/>
+        <w:ind w:left="0"/>
+      </w:pPr>
+      <w:r>
+        <w:rPr>
+          <w:b w:val="0"/>
+          <w:sz w:val="20"/>
+        </w:rPr>
+        <w:t>Classify an email as spam or not-spam. Multiply together prior and probability of each feature given the class.</w:t>
+      </w:r>
+    </w:p>
+    <w:p>
+      <w:pPr>
+        <w:spacing w:after="40"/>
+        <w:ind w:left="320"/>
+      </w:pPr>
+      <w:r>
+        <w:rPr>
+          <w:rFonts w:ascii="Courier New" w:hAnsi="Courier New"/>
+          <w:b/>
+          <w:sz w:val="20"/>
+        </w:rPr>
+        <w:t>Score(class) = P(class) * P(f1|class) * P(f2|class) * ... * P(fn|class)</w:t>
+      </w:r>
+    </w:p>
+    <w:p>
+      <w:pPr>
+        <w:spacing w:after="40"/>
+        <w:ind w:left="240"/>
+      </w:pPr>
+      <w:r>
+        <w:rPr>
+          <w:b w:val="0"/>
+          <w:sz w:val="20"/>
+        </w:rPr>
+        <w:t>Pick the class with the highest score. Naive = assumes features are independent (they are not really, but it still works surprisingly well).</w:t>
+      </w:r>
+    </w:p>
+    <w:p>
+      <w:pPr>
+        <w:spacing w:after="0"/>
+      </w:pPr>
+    </w:p>
+    <w:p>
+      <w:pPr>
+        <w:pStyle w:val="Heading1"/>
+      </w:pPr>
+      <w:r>
+        <w:rPr>
+          <w:color w:val="1F497D"/>
+        </w:rPr>
+        <w:t>Calculation Cheat Sheet — 30-Second Recipes</w:t>
+      </w:r>
+    </w:p>
+    <w:tbl>
+      <w:tblPr>
+        <w:tblStyle w:val="TableGrid"/>
+        <w:tblW w:type="auto" w:w="0"/>
+        <w:tblLook w:firstColumn="1" w:firstRow="1" w:lastColumn="0" w:lastRow="0" w:noHBand="0" w:noVBand="1" w:val="04A0"/>
+      </w:tblPr>
+      <w:tblGrid>
+        <w:gridCol w:w="4986"/>
+        <w:gridCol w:w="4986"/>
+      </w:tblGrid>
+      <w:tr>
+        <w:tc>
+          <w:tcPr>
+            <w:tcW w:type="dxa" w:w="2592"/>
+            <w:shd w:fill="D6E4F0" w:val="clear"/>
+          </w:tcPr>
+          <w:p>
+            <w:r>
+              <w:rPr>
+                <w:b/>
+                <w:sz w:val="18"/>
+              </w:rPr>
+              <w:t>Calculation</w:t>
+            </w:r>
+          </w:p>
+        </w:tc>
+        <w:tc>
+          <w:tcPr>
+            <w:tcW w:type="dxa" w:w="6912"/>
+            <w:shd w:fill="D6E4F0" w:val="clear"/>
+          </w:tcPr>
+          <w:p>
+            <w:r>
+              <w:rPr>
+                <w:b/>
+                <w:sz w:val="18"/>
+              </w:rPr>
+              <w:t>One-liner recipe</w:t>
+            </w:r>
+          </w:p>
+        </w:tc>
+      </w:tr>
+      <w:tr>
+        <w:tc>
+          <w:tcPr>
+            <w:tcW w:type="dxa" w:w="2592"/>
+          </w:tcPr>
+          <w:p>
+            <w:r>
+              <w:rPr>
+                <w:sz w:val="18"/>
+              </w:rPr>
+              <w:t>BFS</w:t>
+            </w:r>
+          </w:p>
+        </w:tc>
+        <w:tc>
+          <w:tcPr>
+            <w:tcW w:type="dxa" w:w="6912"/>
+          </w:tcPr>
+          <w:p>
+            <w:r>
+              <w:rPr>
+                <w:sz w:val="18"/>
+              </w:rPr>
+              <w:t>FIFO queue. Add unvisited neighbours alphabetically. Ignore costs. Fewest hops.</w:t>
+            </w:r>
+          </w:p>
+        </w:tc>
+      </w:tr>
+      <w:tr>
+        <w:tc>
+          <w:tcPr>
+            <w:tcW w:type="dxa" w:w="2592"/>
+          </w:tcPr>
+          <w:p>
+            <w:r>
+              <w:rPr>
+                <w:sz w:val="18"/>
+              </w:rPr>
+              <w:t>DFS</w:t>
+            </w:r>
+          </w:p>
+        </w:tc>
+        <w:tc>
+          <w:tcPr>
+            <w:tcW w:type="dxa" w:w="6912"/>
+          </w:tcPr>
+          <w:p>
+            <w:r>
+              <w:rPr>
+                <w:sz w:val="18"/>
+              </w:rPr>
+              <w:t>Stack (go deep). Alphabetical. Ignore costs. Not optimal.</w:t>
+            </w:r>
+          </w:p>
+        </w:tc>
+      </w:tr>
+      <w:tr>
+        <w:tc>
+          <w:tcPr>
+            <w:tcW w:type="dxa" w:w="2592"/>
+          </w:tcPr>
+          <w:p>
+            <w:r>
+              <w:rPr>
+                <w:sz w:val="18"/>
+              </w:rPr>
+              <w:t>UCS</w:t>
+            </w:r>
+          </w:p>
+        </w:tc>
+        <w:tc>
+          <w:tcPr>
+            <w:tcW w:type="dxa" w:w="6912"/>
+          </w:tcPr>
+          <w:p>
+            <w:r>
+              <w:rPr>
+                <w:sz w:val="18"/>
+              </w:rPr>
+              <w:t>Priority queue by g(n). Expand cheapest. Finds cheapest total path.</w:t>
+            </w:r>
+          </w:p>
+        </w:tc>
+      </w:tr>
+      <w:tr>
+        <w:tc>
+          <w:tcPr>
+            <w:tcW w:type="dxa" w:w="2592"/>
+          </w:tcPr>
+          <w:p>
+            <w:r>
+              <w:rPr>
+                <w:sz w:val="18"/>
+              </w:rPr>
+              <w:t>A*</w:t>
+            </w:r>
+          </w:p>
+        </w:tc>
+        <w:tc>
+          <w:tcPr>
+            <w:tcW w:type="dxa" w:w="6912"/>
+          </w:tcPr>
+          <w:p>
+            <w:r>
+              <w:rPr>
+                <w:sz w:val="18"/>
+              </w:rPr>
+              <w:t>Priority queue by f=g+h. Expand lowest f. Update node if cheaper path found.</w:t>
+            </w:r>
+          </w:p>
+        </w:tc>
+      </w:tr>
+      <w:tr>
+        <w:tc>
+          <w:tcPr>
+            <w:tcW w:type="dxa" w:w="2592"/>
+          </w:tcPr>
+          <w:p>
+            <w:r>
+              <w:rPr>
+                <w:sz w:val="18"/>
+              </w:rPr>
+              <w:t>K-Means</w:t>
+            </w:r>
+          </w:p>
+        </w:tc>
+        <w:tc>
+          <w:tcPr>
+            <w:tcW w:type="dxa" w:w="6912"/>
+          </w:tcPr>
+          <w:p>
+            <w:r>
+              <w:rPr>
+                <w:sz w:val="18"/>
+              </w:rPr>
+              <w:t>Assign to nearest centre -&gt; recompute centres as means -&gt; repeat until stable.</w:t>
+            </w:r>
+          </w:p>
+        </w:tc>
+      </w:tr>
+      <w:tr>
+        <w:tc>
+          <w:tcPr>
+            <w:tcW w:type="dxa" w:w="2592"/>
+          </w:tcPr>
+          <w:p>
+            <w:r>
+              <w:rPr>
+                <w:sz w:val="18"/>
+              </w:rPr>
+              <w:t>Decision Tree</w:t>
+            </w:r>
+          </w:p>
+        </w:tc>
+        <w:tc>
+          <w:tcPr>
+            <w:tcW w:type="dxa" w:w="6912"/>
+          </w:tcPr>
+          <w:p>
+            <w:r>
+              <w:rPr>
+                <w:sz w:val="18"/>
+              </w:rPr>
+              <w:t>H(S) -&gt; IG for each feature -&gt; pick highest IG -&gt; recurse on each branch.</w:t>
+            </w:r>
+          </w:p>
+        </w:tc>
+      </w:tr>
+      <w:tr>
+        <w:tc>
+          <w:tcPr>
+            <w:tcW w:type="dxa" w:w="2592"/>
+          </w:tcPr>
+          <w:p>
+            <w:r>
+              <w:rPr>
+                <w:sz w:val="18"/>
+              </w:rPr>
+              <w:t>Perceptron</w:t>
+            </w:r>
+          </w:p>
+        </w:tc>
+        <w:tc>
+          <w:tcPr>
+            <w:tcW w:type="dxa" w:w="6912"/>
+          </w:tcPr>
+          <w:p>
+            <w:r>
+              <w:rPr>
+                <w:sz w:val="18"/>
+              </w:rPr>
+              <w:t>For each point: if wrong, w += eta*(y - y_hat)*x. If right, do nothing.</w:t>
+            </w:r>
+          </w:p>
+        </w:tc>
+      </w:tr>
+      <w:tr>
+        <w:tc>
+          <w:tcPr>
+            <w:tcW w:type="dxa" w:w="2592"/>
+          </w:tcPr>
+          <w:p>
+            <w:r>
+              <w:rPr>
+                <w:sz w:val="18"/>
+              </w:rPr>
+              <w:t>MLP Backprop</w:t>
+            </w:r>
+          </w:p>
+        </w:tc>
+        <w:tc>
+          <w:tcPr>
+            <w:tcW w:type="dxa" w:w="6912"/>
+          </w:tcPr>
+          <w:p>
+            <w:r>
+              <w:rPr>
+                <w:sz w:val="18"/>
+              </w:rPr>
+              <w:t>Forward -&gt; delta_out=(y-y_hat)*y_hat*(1-y_hat) -&gt; W(1) update -&gt; delta_hidden=o*(1-o)*sum(W*delta) -&gt; W(0) update.</w:t>
+            </w:r>
+          </w:p>
+        </w:tc>
+      </w:tr>
+      <w:tr>
+        <w:tc>
+          <w:tcPr>
+            <w:tcW w:type="dxa" w:w="2592"/>
+          </w:tcPr>
+          <w:p>
+            <w:r>
+              <w:rPr>
+                <w:sz w:val="18"/>
+              </w:rPr>
+              <w:t>Naive Bayes</w:t>
+            </w:r>
+          </w:p>
+        </w:tc>
+        <w:tc>
+          <w:tcPr>
+            <w:tcW w:type="dxa" w:w="6912"/>
+          </w:tcPr>
+          <w:p>
+            <w:r>
+              <w:rPr>
+                <w:sz w:val="18"/>
+              </w:rPr>
+              <w:t>Score = prior * product of likelihoods. Pick class with highest score.</w:t>
+            </w:r>
+          </w:p>
+        </w:tc>
+      </w:tr>
+      <w:tr>
+        <w:tc>
+          <w:tcPr>
+            <w:tcW w:type="dxa" w:w="2592"/>
+          </w:tcPr>
+          <w:p>
+            <w:r>
+              <w:rPr>
+                <w:sz w:val="18"/>
+              </w:rPr>
+              <w:t>Bayesian net P(H|E)</w:t>
+            </w:r>
+          </w:p>
+        </w:tc>
+        <w:tc>
+          <w:tcPr>
+            <w:tcW w:type="dxa" w:w="6912"/>
+          </w:tcPr>
+          <w:p>
+            <w:r>
+              <w:rPr>
+                <w:sz w:val="18"/>
+              </w:rPr>
+              <w:t>P(E|H)*P(H) / P(E). Compute P(E) by summing over all hypotheses.</w:t>
+            </w:r>
+          </w:p>
+        </w:tc>
+      </w:tr>
+      <w:tr>
+        <w:tc>
+          <w:tcPr>
+            <w:tcW w:type="dxa" w:w="2592"/>
+          </w:tcPr>
+          <w:p>
+            <w:r>
+              <w:rPr>
+                <w:sz w:val="18"/>
+              </w:rPr>
+              <w:t>SA worse-move accept</w:t>
+            </w:r>
+          </w:p>
+        </w:tc>
+        <w:tc>
+          <w:tcPr>
+            <w:tcW w:type="dxa" w:w="6912"/>
+          </w:tcPr>
+          <w:p>
+            <w:r>
+              <w:rPr>
+                <w:sz w:val="18"/>
+              </w:rPr>
+              <w:t>P = e^{-|new-old|/T}. Better move: always accept (P=1).</w:t>
+            </w:r>
+          </w:p>
+        </w:tc>
+      </w:tr>
+      <w:tr>
+        <w:tc>
+          <w:tcPr>
+            <w:tcW w:type="dxa" w:w="2592"/>
+          </w:tcPr>
+          <w:p>
+            <w:r>
+              <w:rPr>
+                <w:sz w:val="18"/>
+              </w:rPr>
+              <w:t>GD single neuron</w:t>
+            </w:r>
+          </w:p>
+        </w:tc>
+        <w:tc>
+          <w:tcPr>
+            <w:tcW w:type="dxa" w:w="6912"/>
+          </w:tcPr>
+          <w:p>
+            <w:r>
+              <w:rPr>
+                <w:sz w:val="18"/>
+              </w:rPr>
+              <w:t>dE/dwi = (A-Y)*A*(1-A)*xi. Then w_new = w - rate*dE/dw.</w:t>
+            </w:r>
+          </w:p>
+        </w:tc>
+      </w:tr>
+      <w:tr>
+        <w:tc>
+          <w:tcPr>
+            <w:tcW w:type="dxa" w:w="2592"/>
+          </w:tcPr>
+          <w:p>
+            <w:r>
+              <w:rPr>
+                <w:sz w:val="18"/>
+              </w:rPr>
+              <w:t>CNN output size</w:t>
+            </w:r>
+          </w:p>
+        </w:tc>
+        <w:tc>
+          <w:tcPr>
+            <w:tcW w:type="dxa" w:w="6912"/>
+          </w:tcPr>
+          <w:p>
+            <w:r>
+              <w:rPr>
+                <w:sz w:val="18"/>
+              </w:rPr>
+              <w:t>(image_size - kernel_size) / stride + 1. E.g. 4x4 img, 3x3 kernel -&gt; 2x2.</w:t>
+            </w:r>
+          </w:p>
+        </w:tc>
+      </w:tr>
+      <w:tr>
+        <w:tc>
+          <w:tcPr>
+            <w:tcW w:type="dxa" w:w="2592"/>
+          </w:tcPr>
+          <w:p>
+            <w:r>
+              <w:rPr>
+                <w:sz w:val="18"/>
+              </w:rPr>
+              <w:t>Mini-batch iterations</w:t>
+            </w:r>
+          </w:p>
+        </w:tc>
+        <w:tc>
+          <w:tcPr>
+            <w:tcW w:type="dxa" w:w="6912"/>
+          </w:tcPr>
+          <w:p>
+            <w:r>
+              <w:rPr>
+                <w:sz w:val="18"/>
+              </w:rPr>
+              <w:t>Total = (N / batch_size) * num_epochs.</w:t>
+            </w:r>
+          </w:p>
+        </w:tc>
+      </w:tr>
+    </w:tbl>
+    <w:p>
+      <w:pPr>
+        <w:spacing w:after="0"/>
+      </w:pPr>
     </w:p>
     <w:sectPr>
       <w:pgSz w:w="12240" w:h="15840"/>
